--- a/docs/基于Agent和大模型的绩效考核报告生成系统原型设计文档.docx
+++ b/docs/基于Agent和大模型的绩效考核报告生成系统原型设计文档.docx
@@ -14,7 +14,7 @@
           <w:color w:val="1F4E79"/>
           <w:sz w:val="36"/>
         </w:rPr>
-        <w:t>基于Agent和大模型的绩效考核报告生成系统原型设计文档</w:t>
+        <w:t>农村污水PPP绩效考核报告生成系统原型设计文档</w:t>
       </w:r>
     </w:p>
     <w:p>
@@ -40,12 +40,11 @@
           <w:rFonts w:ascii="宋体" w:hAnsi="宋体" w:eastAsia="宋体"/>
           <w:sz w:val="22"/>
         </w:rPr>
-        <w:t>本原型面向“上传资料包并生成正式绩效考核报告”的核心流程。用户只需要完成一个必填输入和一个选填输入：</w:t>
+        <w:t>原型目标是让用户一眼明白：上传资料包即可生成正式报告；如果本次没有新的金额计算方法，系统会自动使用默认金额计算方法继续生成。</w:t>
       </w:r>
     </w:p>
     <w:p>
       <w:pPr>
-        <w:pStyle w:val="ListNumber"/>
         <w:spacing w:after="100"/>
       </w:pPr>
       <w:r>
@@ -53,12 +52,11 @@
           <w:rFonts w:ascii="宋体" w:hAnsi="宋体" w:eastAsia="宋体"/>
           <w:sz w:val="22"/>
         </w:rPr>
-        <w:t>必填：上传资料包。</w:t>
+        <w:t>主流程：</w:t>
       </w:r>
     </w:p>
     <w:p>
       <w:pPr>
-        <w:pStyle w:val="ListNumber"/>
         <w:spacing w:after="100"/>
       </w:pPr>
       <w:r>
@@ -66,32 +64,7 @@
           <w:rFonts w:ascii="宋体" w:hAnsi="宋体" w:eastAsia="宋体"/>
           <w:sz w:val="22"/>
         </w:rPr>
-        <w:t>选填：新的金额计算方法。</w:t>
-      </w:r>
-    </w:p>
-    <w:p>
-      <w:pPr>
-        <w:pStyle w:val="ListNumber"/>
-        <w:spacing w:after="100"/>
-      </w:pPr>
-      <w:r>
-        <w:rPr>
-          <w:rFonts w:ascii="宋体" w:hAnsi="宋体" w:eastAsia="宋体"/>
-          <w:sz w:val="22"/>
-        </w:rPr>
-        <w:t>输出：成品 DOCX 报告。</w:t>
-      </w:r>
-    </w:p>
-    <w:p>
-      <w:pPr>
-        <w:spacing w:after="100"/>
-      </w:pPr>
-      <w:r>
-        <w:rPr>
-          <w:rFonts w:ascii="宋体" w:hAnsi="宋体" w:eastAsia="宋体"/>
-          <w:sz w:val="22"/>
-        </w:rPr>
-        <w:t>如果用户没有提供新的金额计算方法，系统自动使用默认金额计算方法继续生成，不要求用户额外寻找金额表或计算规则。</w:t>
+        <w:t>上传资料包 → 确认生成 → 自动处理 → 下载成品报告</w:t>
       </w:r>
     </w:p>
     <w:p>
@@ -118,7 +91,7 @@
           <w:rFonts w:ascii="宋体" w:hAnsi="宋体" w:eastAsia="宋体"/>
           <w:sz w:val="22"/>
         </w:rPr>
-        <w:t>强引导：首页就让用户知道“上传资料包即可生成报告”。</w:t>
+        <w:t>首页只突出一个主入口：上传资料包生成报告。</w:t>
       </w:r>
     </w:p>
     <w:p>
@@ -131,7 +104,7 @@
           <w:rFonts w:ascii="宋体" w:hAnsi="宋体" w:eastAsia="宋体"/>
           <w:sz w:val="22"/>
         </w:rPr>
-        <w:t>少选择：不把公共资料、金额基础数据、正文底稿、技能版本等内部配置暴露为主流程。</w:t>
+        <w:t>资料包是必填项，新的金额计算方法是选填项。</w:t>
       </w:r>
     </w:p>
     <w:p>
@@ -144,7 +117,7 @@
           <w:rFonts w:ascii="宋体" w:hAnsi="宋体" w:eastAsia="宋体"/>
           <w:sz w:val="22"/>
         </w:rPr>
-        <w:t>自动化：资料识别、金额核算、正文生成和报告校验由系统自动完成。</w:t>
+        <w:t>金额基础数据、正文底稿、公共资料、技能版本等内部概念不出现在主流程。</w:t>
       </w:r>
     </w:p>
     <w:p>
@@ -157,7 +130,7 @@
           <w:rFonts w:ascii="宋体" w:hAnsi="宋体" w:eastAsia="宋体"/>
           <w:sz w:val="22"/>
         </w:rPr>
-        <w:t>结果优先：结果页重点展示成品报告下载。</w:t>
+        <w:t>系统自动完成资料识别、金额核算、正文生成和报告校验。</w:t>
       </w:r>
     </w:p>
     <w:p>
@@ -170,7 +143,20 @@
           <w:rFonts w:ascii="宋体" w:hAnsi="宋体" w:eastAsia="宋体"/>
           <w:sz w:val="22"/>
         </w:rPr>
-        <w:t>详情后置：金额过程、校验清单和 Agent 日志放在“查看详情”中。</w:t>
+        <w:t>结果页以成品 DOCX 报告为中心。</w:t>
+      </w:r>
+    </w:p>
+    <w:p>
+      <w:pPr>
+        <w:pStyle w:val="ListNumber"/>
+        <w:spacing w:after="100"/>
+      </w:pPr>
+      <w:r>
+        <w:rPr>
+          <w:rFonts w:ascii="宋体" w:hAnsi="宋体" w:eastAsia="宋体"/>
+          <w:sz w:val="22"/>
+        </w:rPr>
+        <w:t>金额过程、校验清单和 Agent 日志放到详情抽屉。</w:t>
       </w:r>
     </w:p>
     <w:p>
@@ -184,111 +170,7 @@
           <w:color w:val="1F4E79"/>
           <w:sz w:val="32"/>
         </w:rPr>
-        <w:t>3. 信息架构</w:t>
-      </w:r>
-    </w:p>
-    <w:p>
-      <w:pPr>
-        <w:spacing w:after="80"/>
-        <w:shd w:fill="F2F4F7"/>
-      </w:pPr>
-      <w:r>
-        <w:rPr>
-          <w:rFonts w:ascii="Consolas" w:hAnsi="Consolas" w:eastAsia="Consolas"/>
-          <w:sz w:val="18"/>
-        </w:rPr>
-        <w:t>flowchart TD</w:t>
-      </w:r>
-    </w:p>
-    <w:p>
-      <w:pPr>
-        <w:spacing w:after="80"/>
-        <w:shd w:fill="F2F4F7"/>
-      </w:pPr>
-      <w:r>
-        <w:rPr>
-          <w:rFonts w:ascii="Consolas" w:hAnsi="Consolas" w:eastAsia="Consolas"/>
-          <w:sz w:val="18"/>
-        </w:rPr>
-        <w:t xml:space="preserve">    A["首页/生成报告入口"] --&gt; B["上传资料包"]</w:t>
-      </w:r>
-    </w:p>
-    <w:p>
-      <w:pPr>
-        <w:spacing w:after="80"/>
-        <w:shd w:fill="F2F4F7"/>
-      </w:pPr>
-      <w:r>
-        <w:rPr>
-          <w:rFonts w:ascii="Consolas" w:hAnsi="Consolas" w:eastAsia="Consolas"/>
-          <w:sz w:val="18"/>
-        </w:rPr>
-        <w:t xml:space="preserve">    B --&gt; C["生成配置确认"]</w:t>
-      </w:r>
-    </w:p>
-    <w:p>
-      <w:pPr>
-        <w:spacing w:after="80"/>
-        <w:shd w:fill="F2F4F7"/>
-      </w:pPr>
-      <w:r>
-        <w:rPr>
-          <w:rFonts w:ascii="Consolas" w:hAnsi="Consolas" w:eastAsia="Consolas"/>
-          <w:sz w:val="18"/>
-        </w:rPr>
-        <w:t xml:space="preserve">    C --&gt; D["自动生成进度"]</w:t>
-      </w:r>
-    </w:p>
-    <w:p>
-      <w:pPr>
-        <w:spacing w:after="80"/>
-        <w:shd w:fill="F2F4F7"/>
-      </w:pPr>
-      <w:r>
-        <w:rPr>
-          <w:rFonts w:ascii="Consolas" w:hAnsi="Consolas" w:eastAsia="Consolas"/>
-          <w:sz w:val="18"/>
-        </w:rPr>
-        <w:t xml:space="preserve">    D --&gt; E["成品报告结果"]</w:t>
-      </w:r>
-    </w:p>
-    <w:p>
-      <w:pPr>
-        <w:spacing w:after="80"/>
-        <w:shd w:fill="F2F4F7"/>
-      </w:pPr>
-      <w:r>
-        <w:rPr>
-          <w:rFonts w:ascii="Consolas" w:hAnsi="Consolas" w:eastAsia="Consolas"/>
-          <w:sz w:val="18"/>
-        </w:rPr>
-        <w:t xml:space="preserve">    E --&gt; F["查看详情"]</w:t>
-      </w:r>
-    </w:p>
-    <w:p>
-      <w:pPr>
-        <w:spacing w:after="80"/>
-        <w:shd w:fill="F2F4F7"/>
-      </w:pPr>
-      <w:r>
-        <w:rPr>
-          <w:rFonts w:ascii="Consolas" w:hAnsi="Consolas" w:eastAsia="Consolas"/>
-          <w:sz w:val="18"/>
-        </w:rPr>
-        <w:t xml:space="preserve">    A --&gt; G["历史报告"]</w:t>
-      </w:r>
-    </w:p>
-    <w:p>
-      <w:pPr>
-        <w:spacing w:after="80"/>
-        <w:shd w:fill="F2F4F7"/>
-      </w:pPr>
-      <w:r>
-        <w:rPr>
-          <w:rFonts w:ascii="Consolas" w:hAnsi="Consolas" w:eastAsia="Consolas"/>
-          <w:sz w:val="18"/>
-        </w:rPr>
-        <w:t xml:space="preserve">    A --&gt; H["规则设置"]</w:t>
+        <w:t>3. 页面结构</w:t>
       </w:r>
     </w:p>
     <w:p>
@@ -300,11 +182,12 @@
           <w:rFonts w:ascii="宋体" w:hAnsi="宋体" w:eastAsia="宋体"/>
           <w:sz w:val="22"/>
         </w:rPr>
-        <w:t>核心步骤条：</w:t>
+        <w:t>左侧导航：</w:t>
       </w:r>
     </w:p>
     <w:p>
       <w:pPr>
+        <w:pStyle w:val="ListBullet"/>
         <w:spacing w:after="100"/>
       </w:pPr>
       <w:r>
@@ -312,7 +195,148 @@
           <w:rFonts w:ascii="宋体" w:hAnsi="宋体" w:eastAsia="宋体"/>
           <w:sz w:val="22"/>
         </w:rPr>
-        <w:t>上传资料包 → 确认生成 → 自动处理 → 下载报告</w:t>
+        <w:t>生成报告</w:t>
+      </w:r>
+    </w:p>
+    <w:p>
+      <w:pPr>
+        <w:pStyle w:val="ListBullet"/>
+        <w:spacing w:after="100"/>
+      </w:pPr>
+      <w:r>
+        <w:rPr>
+          <w:rFonts w:ascii="宋体" w:hAnsi="宋体" w:eastAsia="宋体"/>
+          <w:sz w:val="22"/>
+        </w:rPr>
+        <w:t>历史报告</w:t>
+      </w:r>
+    </w:p>
+    <w:p>
+      <w:pPr>
+        <w:pStyle w:val="ListBullet"/>
+        <w:spacing w:after="100"/>
+      </w:pPr>
+      <w:r>
+        <w:rPr>
+          <w:rFonts w:ascii="宋体" w:hAnsi="宋体" w:eastAsia="宋体"/>
+          <w:sz w:val="22"/>
+        </w:rPr>
+        <w:t>规则设置</w:t>
+      </w:r>
+    </w:p>
+    <w:p>
+      <w:pPr>
+        <w:spacing w:after="100"/>
+      </w:pPr>
+      <w:r>
+        <w:rPr>
+          <w:rFonts w:ascii="宋体" w:hAnsi="宋体" w:eastAsia="宋体"/>
+          <w:sz w:val="22"/>
+        </w:rPr>
+        <w:t>顶部区域：</w:t>
+      </w:r>
+    </w:p>
+    <w:p>
+      <w:pPr>
+        <w:pStyle w:val="ListBullet"/>
+        <w:spacing w:after="100"/>
+      </w:pPr>
+      <w:r>
+        <w:rPr>
+          <w:rFonts w:ascii="宋体" w:hAnsi="宋体" w:eastAsia="宋体"/>
+          <w:sz w:val="22"/>
+        </w:rPr>
+        <w:t>产品名称</w:t>
+      </w:r>
+    </w:p>
+    <w:p>
+      <w:pPr>
+        <w:pStyle w:val="ListBullet"/>
+        <w:spacing w:after="100"/>
+      </w:pPr>
+      <w:r>
+        <w:rPr>
+          <w:rFonts w:ascii="宋体" w:hAnsi="宋体" w:eastAsia="宋体"/>
+          <w:sz w:val="22"/>
+        </w:rPr>
+        <w:t>当前任务状态</w:t>
+      </w:r>
+    </w:p>
+    <w:p>
+      <w:pPr>
+        <w:pStyle w:val="ListBullet"/>
+        <w:spacing w:after="100"/>
+      </w:pPr>
+      <w:r>
+        <w:rPr>
+          <w:rFonts w:ascii="宋体" w:hAnsi="宋体" w:eastAsia="宋体"/>
+          <w:sz w:val="22"/>
+        </w:rPr>
+        <w:t>帮助入口：我该上传什么？</w:t>
+      </w:r>
+    </w:p>
+    <w:p>
+      <w:pPr>
+        <w:spacing w:after="100"/>
+      </w:pPr>
+      <w:r>
+        <w:rPr>
+          <w:rFonts w:ascii="宋体" w:hAnsi="宋体" w:eastAsia="宋体"/>
+          <w:sz w:val="22"/>
+        </w:rPr>
+        <w:t>右侧状态栏：</w:t>
+      </w:r>
+    </w:p>
+    <w:p>
+      <w:pPr>
+        <w:pStyle w:val="ListBullet"/>
+        <w:spacing w:after="100"/>
+      </w:pPr>
+      <w:r>
+        <w:rPr>
+          <w:rFonts w:ascii="宋体" w:hAnsi="宋体" w:eastAsia="宋体"/>
+          <w:sz w:val="22"/>
+        </w:rPr>
+        <w:t>当前步骤</w:t>
+      </w:r>
+    </w:p>
+    <w:p>
+      <w:pPr>
+        <w:pStyle w:val="ListBullet"/>
+        <w:spacing w:after="100"/>
+      </w:pPr>
+      <w:r>
+        <w:rPr>
+          <w:rFonts w:ascii="宋体" w:hAnsi="宋体" w:eastAsia="宋体"/>
+          <w:sz w:val="22"/>
+        </w:rPr>
+        <w:t>当前 Agent</w:t>
+      </w:r>
+    </w:p>
+    <w:p>
+      <w:pPr>
+        <w:pStyle w:val="ListBullet"/>
+        <w:spacing w:after="100"/>
+      </w:pPr>
+      <w:r>
+        <w:rPr>
+          <w:rFonts w:ascii="宋体" w:hAnsi="宋体" w:eastAsia="宋体"/>
+          <w:sz w:val="22"/>
+        </w:rPr>
+        <w:t>系统提示</w:t>
+      </w:r>
+    </w:p>
+    <w:p>
+      <w:pPr>
+        <w:pStyle w:val="ListBullet"/>
+        <w:spacing w:after="100"/>
+      </w:pPr>
+      <w:r>
+        <w:rPr>
+          <w:rFonts w:ascii="宋体" w:hAnsi="宋体" w:eastAsia="宋体"/>
+          <w:sz w:val="22"/>
+        </w:rPr>
+        <w:t>是否存在阻断异常</w:t>
       </w:r>
     </w:p>
     <w:p>
@@ -326,7 +350,7 @@
           <w:color w:val="1F4E79"/>
           <w:sz w:val="32"/>
         </w:rPr>
-        <w:t>4. 全局布局</w:t>
+        <w:t>4. 页面一：生成报告首页</w:t>
       </w:r>
     </w:p>
     <w:p>
@@ -338,357 +362,8 @@
           <w:rFonts w:ascii="宋体" w:hAnsi="宋体" w:eastAsia="宋体"/>
           <w:sz w:val="22"/>
         </w:rPr>
-        <w:t>采用简洁后台布局：</w:t>
+        <w:t>用途：提供强引导入口。</w:t>
       </w:r>
-    </w:p>
-    <w:tbl>
-      <w:tblPr>
-        <w:tblStyle w:val="TableGrid"/>
-        <w:tblW w:type="auto" w:w="0"/>
-        <w:jc w:val="center"/>
-        <w:tblLook w:firstColumn="1" w:firstRow="1" w:lastColumn="0" w:lastRow="0" w:noHBand="0" w:noVBand="1" w:val="04A0"/>
-      </w:tblPr>
-      <w:tblGrid>
-        <w:gridCol w:w="4824"/>
-        <w:gridCol w:w="4824"/>
-      </w:tblGrid>
-      <w:tr>
-        <w:tc>
-          <w:tcPr>
-            <w:tcW w:type="dxa" w:w="4824"/>
-            <w:vAlign w:val="center"/>
-            <w:shd w:fill="E8EEF5"/>
-            <w:tcBorders>
-              <w:top w:val="single" w:sz="4" w:space="0" w:color="B8C4D1"/>
-              <w:left w:val="single" w:sz="4" w:space="0" w:color="B8C4D1"/>
-              <w:bottom w:val="single" w:sz="4" w:space="0" w:color="B8C4D1"/>
-              <w:right w:val="single" w:sz="4" w:space="0" w:color="B8C4D1"/>
-            </w:tcBorders>
-            <w:tcMar>
-              <w:top w:w="80" w:type="dxa"/>
-              <w:bottom w:w="80" w:type="dxa"/>
-              <w:start w:w="120" w:type="dxa"/>
-              <w:end w:w="120" w:type="dxa"/>
-            </w:tcMar>
-          </w:tcPr>
-          <w:p>
-            <w:pPr>
-              <w:jc w:val="center"/>
-            </w:pPr>
-            <w:r/>
-            <w:r>
-              <w:rPr>
-                <w:rFonts w:ascii="宋体" w:hAnsi="宋体" w:eastAsia="宋体"/>
-                <w:b/>
-                <w:sz w:val="20"/>
-              </w:rPr>
-              <w:t>区域</w:t>
-            </w:r>
-          </w:p>
-        </w:tc>
-        <w:tc>
-          <w:tcPr>
-            <w:tcW w:type="dxa" w:w="4824"/>
-            <w:vAlign w:val="center"/>
-            <w:shd w:fill="E8EEF5"/>
-            <w:tcBorders>
-              <w:top w:val="single" w:sz="4" w:space="0" w:color="B8C4D1"/>
-              <w:left w:val="single" w:sz="4" w:space="0" w:color="B8C4D1"/>
-              <w:bottom w:val="single" w:sz="4" w:space="0" w:color="B8C4D1"/>
-              <w:right w:val="single" w:sz="4" w:space="0" w:color="B8C4D1"/>
-            </w:tcBorders>
-            <w:tcMar>
-              <w:top w:w="80" w:type="dxa"/>
-              <w:bottom w:w="80" w:type="dxa"/>
-              <w:start w:w="120" w:type="dxa"/>
-              <w:end w:w="120" w:type="dxa"/>
-            </w:tcMar>
-          </w:tcPr>
-          <w:p>
-            <w:pPr>
-              <w:jc w:val="center"/>
-            </w:pPr>
-            <w:r/>
-            <w:r>
-              <w:rPr>
-                <w:rFonts w:ascii="宋体" w:hAnsi="宋体" w:eastAsia="宋体"/>
-                <w:b/>
-                <w:sz w:val="20"/>
-              </w:rPr>
-              <w:t>内容</w:t>
-            </w:r>
-          </w:p>
-        </w:tc>
-      </w:tr>
-      <w:tr>
-        <w:tc>
-          <w:tcPr>
-            <w:tcW w:type="dxa" w:w="4824"/>
-            <w:vAlign w:val="center"/>
-            <w:tcBorders>
-              <w:top w:val="single" w:sz="4" w:space="0" w:color="B8C4D1"/>
-              <w:left w:val="single" w:sz="4" w:space="0" w:color="B8C4D1"/>
-              <w:bottom w:val="single" w:sz="4" w:space="0" w:color="B8C4D1"/>
-              <w:right w:val="single" w:sz="4" w:space="0" w:color="B8C4D1"/>
-            </w:tcBorders>
-            <w:tcMar>
-              <w:top w:w="80" w:type="dxa"/>
-              <w:bottom w:w="80" w:type="dxa"/>
-              <w:start w:w="120" w:type="dxa"/>
-              <w:end w:w="120" w:type="dxa"/>
-            </w:tcMar>
-          </w:tcPr>
-          <w:p>
-            <w:pPr>
-              <w:jc w:val="center"/>
-            </w:pPr>
-            <w:r/>
-            <w:r>
-              <w:rPr>
-                <w:rFonts w:ascii="宋体" w:hAnsi="宋体" w:eastAsia="宋体"/>
-                <w:b w:val="0"/>
-                <w:sz w:val="20"/>
-              </w:rPr>
-              <w:t>左侧导航</w:t>
-            </w:r>
-          </w:p>
-        </w:tc>
-        <w:tc>
-          <w:tcPr>
-            <w:tcW w:type="dxa" w:w="4824"/>
-            <w:vAlign w:val="center"/>
-            <w:tcBorders>
-              <w:top w:val="single" w:sz="4" w:space="0" w:color="B8C4D1"/>
-              <w:left w:val="single" w:sz="4" w:space="0" w:color="B8C4D1"/>
-              <w:bottom w:val="single" w:sz="4" w:space="0" w:color="B8C4D1"/>
-              <w:right w:val="single" w:sz="4" w:space="0" w:color="B8C4D1"/>
-            </w:tcBorders>
-            <w:tcMar>
-              <w:top w:w="80" w:type="dxa"/>
-              <w:bottom w:w="80" w:type="dxa"/>
-              <w:start w:w="120" w:type="dxa"/>
-              <w:end w:w="120" w:type="dxa"/>
-            </w:tcMar>
-          </w:tcPr>
-          <w:p>
-            <w:pPr>
-              <w:jc w:val="left"/>
-            </w:pPr>
-            <w:r/>
-            <w:r>
-              <w:rPr>
-                <w:rFonts w:ascii="宋体" w:hAnsi="宋体" w:eastAsia="宋体"/>
-                <w:b w:val="0"/>
-                <w:sz w:val="20"/>
-              </w:rPr>
-              <w:t>生成报告、历史报告、规则设置</w:t>
-            </w:r>
-          </w:p>
-        </w:tc>
-      </w:tr>
-      <w:tr>
-        <w:tc>
-          <w:tcPr>
-            <w:tcW w:type="dxa" w:w="4824"/>
-            <w:vAlign w:val="center"/>
-            <w:tcBorders>
-              <w:top w:val="single" w:sz="4" w:space="0" w:color="B8C4D1"/>
-              <w:left w:val="single" w:sz="4" w:space="0" w:color="B8C4D1"/>
-              <w:bottom w:val="single" w:sz="4" w:space="0" w:color="B8C4D1"/>
-              <w:right w:val="single" w:sz="4" w:space="0" w:color="B8C4D1"/>
-            </w:tcBorders>
-            <w:tcMar>
-              <w:top w:w="80" w:type="dxa"/>
-              <w:bottom w:w="80" w:type="dxa"/>
-              <w:start w:w="120" w:type="dxa"/>
-              <w:end w:w="120" w:type="dxa"/>
-            </w:tcMar>
-          </w:tcPr>
-          <w:p>
-            <w:pPr>
-              <w:jc w:val="center"/>
-            </w:pPr>
-            <w:r/>
-            <w:r>
-              <w:rPr>
-                <w:rFonts w:ascii="宋体" w:hAnsi="宋体" w:eastAsia="宋体"/>
-                <w:b w:val="0"/>
-                <w:sz w:val="20"/>
-              </w:rPr>
-              <w:t>顶部任务栏</w:t>
-            </w:r>
-          </w:p>
-        </w:tc>
-        <w:tc>
-          <w:tcPr>
-            <w:tcW w:type="dxa" w:w="4824"/>
-            <w:vAlign w:val="center"/>
-            <w:tcBorders>
-              <w:top w:val="single" w:sz="4" w:space="0" w:color="B8C4D1"/>
-              <w:left w:val="single" w:sz="4" w:space="0" w:color="B8C4D1"/>
-              <w:bottom w:val="single" w:sz="4" w:space="0" w:color="B8C4D1"/>
-              <w:right w:val="single" w:sz="4" w:space="0" w:color="B8C4D1"/>
-            </w:tcBorders>
-            <w:tcMar>
-              <w:top w:w="80" w:type="dxa"/>
-              <w:bottom w:w="80" w:type="dxa"/>
-              <w:start w:w="120" w:type="dxa"/>
-              <w:end w:w="120" w:type="dxa"/>
-            </w:tcMar>
-          </w:tcPr>
-          <w:p>
-            <w:pPr>
-              <w:jc w:val="left"/>
-            </w:pPr>
-            <w:r/>
-            <w:r>
-              <w:rPr>
-                <w:rFonts w:ascii="宋体" w:hAnsi="宋体" w:eastAsia="宋体"/>
-                <w:b w:val="0"/>
-                <w:sz w:val="20"/>
-              </w:rPr>
-              <w:t>产品名称、当前任务、任务状态、帮助入口</w:t>
-            </w:r>
-          </w:p>
-        </w:tc>
-      </w:tr>
-      <w:tr>
-        <w:tc>
-          <w:tcPr>
-            <w:tcW w:type="dxa" w:w="4824"/>
-            <w:vAlign w:val="center"/>
-            <w:tcBorders>
-              <w:top w:val="single" w:sz="4" w:space="0" w:color="B8C4D1"/>
-              <w:left w:val="single" w:sz="4" w:space="0" w:color="B8C4D1"/>
-              <w:bottom w:val="single" w:sz="4" w:space="0" w:color="B8C4D1"/>
-              <w:right w:val="single" w:sz="4" w:space="0" w:color="B8C4D1"/>
-            </w:tcBorders>
-            <w:tcMar>
-              <w:top w:w="80" w:type="dxa"/>
-              <w:bottom w:w="80" w:type="dxa"/>
-              <w:start w:w="120" w:type="dxa"/>
-              <w:end w:w="120" w:type="dxa"/>
-            </w:tcMar>
-          </w:tcPr>
-          <w:p>
-            <w:pPr>
-              <w:jc w:val="center"/>
-            </w:pPr>
-            <w:r/>
-            <w:r>
-              <w:rPr>
-                <w:rFonts w:ascii="宋体" w:hAnsi="宋体" w:eastAsia="宋体"/>
-                <w:b w:val="0"/>
-                <w:sz w:val="20"/>
-              </w:rPr>
-              <w:t>中间主区</w:t>
-            </w:r>
-          </w:p>
-        </w:tc>
-        <w:tc>
-          <w:tcPr>
-            <w:tcW w:type="dxa" w:w="4824"/>
-            <w:vAlign w:val="center"/>
-            <w:tcBorders>
-              <w:top w:val="single" w:sz="4" w:space="0" w:color="B8C4D1"/>
-              <w:left w:val="single" w:sz="4" w:space="0" w:color="B8C4D1"/>
-              <w:bottom w:val="single" w:sz="4" w:space="0" w:color="B8C4D1"/>
-              <w:right w:val="single" w:sz="4" w:space="0" w:color="B8C4D1"/>
-            </w:tcBorders>
-            <w:tcMar>
-              <w:top w:w="80" w:type="dxa"/>
-              <w:bottom w:w="80" w:type="dxa"/>
-              <w:start w:w="120" w:type="dxa"/>
-              <w:end w:w="120" w:type="dxa"/>
-            </w:tcMar>
-          </w:tcPr>
-          <w:p>
-            <w:pPr>
-              <w:jc w:val="center"/>
-            </w:pPr>
-            <w:r/>
-            <w:r>
-              <w:rPr>
-                <w:rFonts w:ascii="宋体" w:hAnsi="宋体" w:eastAsia="宋体"/>
-                <w:b w:val="0"/>
-                <w:sz w:val="20"/>
-              </w:rPr>
-              <w:t>当前步骤的主要操作</w:t>
-            </w:r>
-          </w:p>
-        </w:tc>
-      </w:tr>
-      <w:tr>
-        <w:tc>
-          <w:tcPr>
-            <w:tcW w:type="dxa" w:w="4824"/>
-            <w:vAlign w:val="center"/>
-            <w:tcBorders>
-              <w:top w:val="single" w:sz="4" w:space="0" w:color="B8C4D1"/>
-              <w:left w:val="single" w:sz="4" w:space="0" w:color="B8C4D1"/>
-              <w:bottom w:val="single" w:sz="4" w:space="0" w:color="B8C4D1"/>
-              <w:right w:val="single" w:sz="4" w:space="0" w:color="B8C4D1"/>
-            </w:tcBorders>
-            <w:tcMar>
-              <w:top w:w="80" w:type="dxa"/>
-              <w:bottom w:w="80" w:type="dxa"/>
-              <w:start w:w="120" w:type="dxa"/>
-              <w:end w:w="120" w:type="dxa"/>
-            </w:tcMar>
-          </w:tcPr>
-          <w:p>
-            <w:pPr>
-              <w:jc w:val="center"/>
-            </w:pPr>
-            <w:r/>
-            <w:r>
-              <w:rPr>
-                <w:rFonts w:ascii="宋体" w:hAnsi="宋体" w:eastAsia="宋体"/>
-                <w:b w:val="0"/>
-                <w:sz w:val="20"/>
-              </w:rPr>
-              <w:t>右侧状态栏</w:t>
-            </w:r>
-          </w:p>
-        </w:tc>
-        <w:tc>
-          <w:tcPr>
-            <w:tcW w:type="dxa" w:w="4824"/>
-            <w:vAlign w:val="center"/>
-            <w:tcBorders>
-              <w:top w:val="single" w:sz="4" w:space="0" w:color="B8C4D1"/>
-              <w:left w:val="single" w:sz="4" w:space="0" w:color="B8C4D1"/>
-              <w:bottom w:val="single" w:sz="4" w:space="0" w:color="B8C4D1"/>
-              <w:right w:val="single" w:sz="4" w:space="0" w:color="B8C4D1"/>
-            </w:tcBorders>
-            <w:tcMar>
-              <w:top w:w="80" w:type="dxa"/>
-              <w:bottom w:w="80" w:type="dxa"/>
-              <w:start w:w="120" w:type="dxa"/>
-              <w:end w:w="120" w:type="dxa"/>
-            </w:tcMar>
-          </w:tcPr>
-          <w:p>
-            <w:pPr>
-              <w:jc w:val="left"/>
-            </w:pPr>
-            <w:r/>
-            <w:r>
-              <w:rPr>
-                <w:rFonts w:ascii="宋体" w:hAnsi="宋体" w:eastAsia="宋体"/>
-                <w:b w:val="0"/>
-                <w:sz w:val="20"/>
-              </w:rPr>
-              <w:t>处理助手、当前 Agent、系统提示、异常状态</w:t>
-            </w:r>
-          </w:p>
-        </w:tc>
-      </w:tr>
-    </w:tbl>
-    <w:p>
-      <w:pPr>
-        <w:spacing w:after="40"/>
-      </w:pPr>
     </w:p>
     <w:p>
       <w:pPr>
@@ -699,7 +374,135 @@
           <w:rFonts w:ascii="宋体" w:hAnsi="宋体" w:eastAsia="宋体"/>
           <w:sz w:val="22"/>
         </w:rPr>
-        <w:t>顶部帮助入口命名为“我该上传什么？”，用于解释资料包和选填金额方法。</w:t>
+        <w:t>主要内容：</w:t>
+      </w:r>
+    </w:p>
+    <w:p>
+      <w:pPr>
+        <w:pStyle w:val="ListBullet"/>
+        <w:spacing w:after="100"/>
+      </w:pPr>
+      <w:r>
+        <w:rPr>
+          <w:rFonts w:ascii="宋体" w:hAnsi="宋体" w:eastAsia="宋体"/>
+          <w:sz w:val="22"/>
+        </w:rPr>
+        <w:t>标题：生成绩效考核报告</w:t>
+      </w:r>
+    </w:p>
+    <w:p>
+      <w:pPr>
+        <w:pStyle w:val="ListBullet"/>
+        <w:spacing w:after="100"/>
+      </w:pPr>
+      <w:r>
+        <w:rPr>
+          <w:rFonts w:ascii="宋体" w:hAnsi="宋体" w:eastAsia="宋体"/>
+          <w:sz w:val="22"/>
+        </w:rPr>
+        <w:t>说明：上传资料包，系统自动完成资料识别、金额核算、正文生成和格式校验。</w:t>
+      </w:r>
+    </w:p>
+    <w:p>
+      <w:pPr>
+        <w:pStyle w:val="ListBullet"/>
+        <w:spacing w:after="100"/>
+      </w:pPr>
+      <w:r>
+        <w:rPr>
+          <w:rFonts w:ascii="宋体" w:hAnsi="宋体" w:eastAsia="宋体"/>
+          <w:sz w:val="22"/>
+        </w:rPr>
+        <w:t>引导卡片：</w:t>
+      </w:r>
+    </w:p>
+    <w:p>
+      <w:pPr>
+        <w:pStyle w:val="ListBullet"/>
+        <w:spacing w:after="100"/>
+      </w:pPr>
+      <w:r>
+        <w:rPr>
+          <w:rFonts w:ascii="宋体" w:hAnsi="宋体" w:eastAsia="宋体"/>
+          <w:sz w:val="22"/>
+        </w:rPr>
+        <w:t>必填：资料包</w:t>
+      </w:r>
+    </w:p>
+    <w:p>
+      <w:pPr>
+        <w:pStyle w:val="ListBullet"/>
+        <w:spacing w:after="100"/>
+      </w:pPr>
+      <w:r>
+        <w:rPr>
+          <w:rFonts w:ascii="宋体" w:hAnsi="宋体" w:eastAsia="宋体"/>
+          <w:sz w:val="22"/>
+        </w:rPr>
+        <w:t>选填：新的金额计算方法</w:t>
+      </w:r>
+    </w:p>
+    <w:p>
+      <w:pPr>
+        <w:pStyle w:val="ListBullet"/>
+        <w:spacing w:after="100"/>
+      </w:pPr>
+      <w:r>
+        <w:rPr>
+          <w:rFonts w:ascii="宋体" w:hAnsi="宋体" w:eastAsia="宋体"/>
+          <w:sz w:val="22"/>
+        </w:rPr>
+        <w:t>输出：成品 DOCX 报告</w:t>
+      </w:r>
+    </w:p>
+    <w:p>
+      <w:pPr>
+        <w:pStyle w:val="ListBullet"/>
+        <w:spacing w:after="100"/>
+      </w:pPr>
+      <w:r>
+        <w:rPr>
+          <w:rFonts w:ascii="宋体" w:hAnsi="宋体" w:eastAsia="宋体"/>
+          <w:sz w:val="22"/>
+        </w:rPr>
+        <w:t>主按钮：上传资料包生成报告</w:t>
+      </w:r>
+    </w:p>
+    <w:p>
+      <w:pPr>
+        <w:pStyle w:val="ListBullet"/>
+        <w:spacing w:after="100"/>
+      </w:pPr>
+      <w:r>
+        <w:rPr>
+          <w:rFonts w:ascii="宋体" w:hAnsi="宋体" w:eastAsia="宋体"/>
+          <w:sz w:val="22"/>
+        </w:rPr>
+        <w:t>次入口：查看历史报告</w:t>
+      </w:r>
+    </w:p>
+    <w:p>
+      <w:pPr>
+        <w:spacing w:after="100"/>
+      </w:pPr>
+      <w:r>
+        <w:rPr>
+          <w:rFonts w:ascii="宋体" w:hAnsi="宋体" w:eastAsia="宋体"/>
+          <w:sz w:val="22"/>
+        </w:rPr>
+        <w:t>空状态文案：</w:t>
+      </w:r>
+    </w:p>
+    <w:p>
+      <w:pPr>
+        <w:spacing w:after="100"/>
+      </w:pPr>
+      <w:r>
+        <w:rPr>
+          <w:rFonts w:ascii="宋体" w:hAnsi="宋体" w:eastAsia="宋体"/>
+          <w:sz w:val="22"/>
+        </w:rPr>
+        <w:t>“还没有生成记录。上传资料包后，系统将自动生成正式报告。”</w:t>
       </w:r>
     </w:p>
     <w:p>
@@ -713,21 +516,7 @@
           <w:color w:val="1F4E79"/>
           <w:sz w:val="32"/>
         </w:rPr>
-        <w:t>5. 页面一：首页 / 生成报告入口</w:t>
-      </w:r>
-    </w:p>
-    <w:p>
-      <w:pPr>
-        <w:pStyle w:val="Heading2"/>
-      </w:pPr>
-      <w:r>
-        <w:rPr>
-          <w:rFonts w:ascii="宋体" w:hAnsi="宋体" w:eastAsia="宋体"/>
-          <w:b/>
-          <w:color w:val="1F4E79"/>
-          <w:sz w:val="28"/>
-        </w:rPr>
-        <w:t>5.1 页面用途</w:t>
+        <w:t>5. 页面二：上传资料包</w:t>
       </w:r>
     </w:p>
     <w:p>
@@ -739,488 +528,239 @@
           <w:rFonts w:ascii="宋体" w:hAnsi="宋体" w:eastAsia="宋体"/>
           <w:sz w:val="22"/>
         </w:rPr>
-        <w:t>让用户不需要寻找功能，进入页面即可开始生成报告。</w:t>
+        <w:t>用途：完成最少输入。</w:t>
       </w:r>
     </w:p>
     <w:p>
       <w:pPr>
-        <w:pStyle w:val="Heading2"/>
+        <w:spacing w:after="100"/>
       </w:pPr>
       <w:r>
         <w:rPr>
           <w:rFonts w:ascii="宋体" w:hAnsi="宋体" w:eastAsia="宋体"/>
-          <w:b/>
-          <w:color w:val="1F4E79"/>
-          <w:sz w:val="28"/>
+          <w:sz w:val="22"/>
         </w:rPr>
-        <w:t>5.2 页面原型</w:t>
+        <w:t>主要区域：</w:t>
       </w:r>
     </w:p>
     <w:p>
       <w:pPr>
-        <w:spacing w:after="80"/>
-        <w:shd w:fill="F2F4F7"/>
+        <w:pStyle w:val="ListNumber"/>
+        <w:spacing w:after="100"/>
       </w:pPr>
       <w:r>
         <w:rPr>
-          <w:rFonts w:ascii="Consolas" w:hAnsi="Consolas" w:eastAsia="Consolas"/>
-          <w:sz w:val="18"/>
+          <w:rFonts w:ascii="宋体" w:hAnsi="宋体" w:eastAsia="宋体"/>
+          <w:sz w:val="22"/>
         </w:rPr>
-        <w:t>┌────────────────────────────────────────────────────────────┐</w:t>
+        <w:t>资料包上传区</w:t>
       </w:r>
     </w:p>
     <w:p>
       <w:pPr>
-        <w:spacing w:after="80"/>
-        <w:shd w:fill="F2F4F7"/>
+        <w:pStyle w:val="ListBullet"/>
+        <w:spacing w:after="100"/>
       </w:pPr>
       <w:r>
         <w:rPr>
-          <w:rFonts w:ascii="Consolas" w:hAnsi="Consolas" w:eastAsia="Consolas"/>
-          <w:sz w:val="18"/>
+          <w:rFonts w:ascii="宋体" w:hAnsi="宋体" w:eastAsia="宋体"/>
+          <w:sz w:val="22"/>
         </w:rPr>
-        <w:t>│ 农村污水PPP绩效考核报告生成系统              我该上传什么？ │</w:t>
+        <w:t>大面积拖拽上传</w:t>
       </w:r>
     </w:p>
     <w:p>
       <w:pPr>
-        <w:spacing w:after="80"/>
-        <w:shd w:fill="F2F4F7"/>
+        <w:pStyle w:val="ListBullet"/>
+        <w:spacing w:after="100"/>
       </w:pPr>
       <w:r>
         <w:rPr>
-          <w:rFonts w:ascii="Consolas" w:hAnsi="Consolas" w:eastAsia="Consolas"/>
-          <w:sz w:val="18"/>
+          <w:rFonts w:ascii="宋体" w:hAnsi="宋体" w:eastAsia="宋体"/>
+          <w:sz w:val="22"/>
         </w:rPr>
-        <w:t>├──────────────┬───────────────────────────────┬─────────────┤</w:t>
+        <w:t>文案：拖入资料包文件夹，或点击选择文件</w:t>
       </w:r>
     </w:p>
     <w:p>
       <w:pPr>
-        <w:spacing w:after="80"/>
-        <w:shd w:fill="F2F4F7"/>
+        <w:pStyle w:val="ListBullet"/>
+        <w:spacing w:after="100"/>
       </w:pPr>
       <w:r>
         <w:rPr>
-          <w:rFonts w:ascii="Consolas" w:hAnsi="Consolas" w:eastAsia="Consolas"/>
-          <w:sz w:val="18"/>
+          <w:rFonts w:ascii="宋体" w:hAnsi="宋体" w:eastAsia="宋体"/>
+          <w:sz w:val="22"/>
         </w:rPr>
-        <w:t>│ 生成报告      │ 生成绩效考核报告                │ 最近报告     │</w:t>
+        <w:t>说明：支持一个或多个镇街资料包</w:t>
       </w:r>
     </w:p>
     <w:p>
       <w:pPr>
-        <w:spacing w:after="80"/>
-        <w:shd w:fill="F2F4F7"/>
+        <w:pStyle w:val="ListNumber"/>
+        <w:spacing w:after="100"/>
       </w:pPr>
       <w:r>
         <w:rPr>
-          <w:rFonts w:ascii="Consolas" w:hAnsi="Consolas" w:eastAsia="Consolas"/>
-          <w:sz w:val="18"/>
+          <w:rFonts w:ascii="宋体" w:hAnsi="宋体" w:eastAsia="宋体"/>
+          <w:sz w:val="22"/>
         </w:rPr>
-        <w:t>│ 历史报告      │ 上传资料包，系统自动完成资料识别、│ 台山市报告   │</w:t>
+        <w:t>新的金额计算方法（选填）</w:t>
       </w:r>
     </w:p>
     <w:p>
       <w:pPr>
-        <w:spacing w:after="80"/>
-        <w:shd w:fill="F2F4F7"/>
+        <w:pStyle w:val="ListBullet"/>
+        <w:spacing w:after="100"/>
       </w:pPr>
       <w:r>
         <w:rPr>
-          <w:rFonts w:ascii="Consolas" w:hAnsi="Consolas" w:eastAsia="Consolas"/>
-          <w:sz w:val="18"/>
+          <w:rFonts w:ascii="宋体" w:hAnsi="宋体" w:eastAsia="宋体"/>
+          <w:sz w:val="22"/>
         </w:rPr>
-        <w:t>│ 规则设置      │ 金额核算、正文生成和格式校验。    │ 已完成       │</w:t>
+        <w:t>默认收起</w:t>
       </w:r>
     </w:p>
     <w:p>
       <w:pPr>
-        <w:spacing w:after="80"/>
-        <w:shd w:fill="F2F4F7"/>
+        <w:pStyle w:val="ListBullet"/>
+        <w:spacing w:after="100"/>
       </w:pPr>
       <w:r>
         <w:rPr>
-          <w:rFonts w:ascii="Consolas" w:hAnsi="Consolas" w:eastAsia="Consolas"/>
-          <w:sz w:val="18"/>
+          <w:rFonts w:ascii="宋体" w:hAnsi="宋体" w:eastAsia="宋体"/>
+          <w:sz w:val="22"/>
         </w:rPr>
-        <w:t>│              │                               │ [下载]       │</w:t>
+        <w:t>可展开上传合同、补充协议、金额计算表或填写说明</w:t>
       </w:r>
     </w:p>
     <w:p>
       <w:pPr>
-        <w:spacing w:after="80"/>
-        <w:shd w:fill="F2F4F7"/>
+        <w:pStyle w:val="ListBullet"/>
+        <w:spacing w:after="100"/>
       </w:pPr>
       <w:r>
         <w:rPr>
-          <w:rFonts w:ascii="Consolas" w:hAnsi="Consolas" w:eastAsia="Consolas"/>
-          <w:sz w:val="18"/>
+          <w:rFonts w:ascii="宋体" w:hAnsi="宋体" w:eastAsia="宋体"/>
+          <w:sz w:val="22"/>
         </w:rPr>
-        <w:t>│              │ 你只需要准备：                  │             │</w:t>
+        <w:t>提示：未填写时，系统将使用默认金额计算方法继续生成</w:t>
       </w:r>
     </w:p>
     <w:p>
       <w:pPr>
-        <w:spacing w:after="80"/>
-        <w:shd w:fill="F2F4F7"/>
+        <w:pStyle w:val="ListNumber"/>
+        <w:spacing w:after="100"/>
       </w:pPr>
       <w:r>
         <w:rPr>
-          <w:rFonts w:ascii="Consolas" w:hAnsi="Consolas" w:eastAsia="Consolas"/>
-          <w:sz w:val="18"/>
+          <w:rFonts w:ascii="宋体" w:hAnsi="宋体" w:eastAsia="宋体"/>
+          <w:sz w:val="22"/>
         </w:rPr>
-        <w:t>│              │ 1. 资料包（必填）                │ 任务概况     │</w:t>
+        <w:t>右侧帮助卡</w:t>
       </w:r>
     </w:p>
     <w:p>
       <w:pPr>
-        <w:spacing w:after="80"/>
-        <w:shd w:fill="F2F4F7"/>
+        <w:pStyle w:val="ListBullet"/>
+        <w:spacing w:after="100"/>
       </w:pPr>
       <w:r>
         <w:rPr>
-          <w:rFonts w:ascii="Consolas" w:hAnsi="Consolas" w:eastAsia="Consolas"/>
-          <w:sz w:val="18"/>
+          <w:rFonts w:ascii="宋体" w:hAnsi="宋体" w:eastAsia="宋体"/>
+          <w:sz w:val="22"/>
         </w:rPr>
-        <w:t>│              │ 2. 新的金额计算方法（选填）       │ 已完成 18    │</w:t>
+        <w:t>标题：资料包可以是什么样？</w:t>
       </w:r>
     </w:p>
     <w:p>
       <w:pPr>
-        <w:spacing w:after="80"/>
-        <w:shd w:fill="F2F4F7"/>
+        <w:pStyle w:val="ListBullet"/>
+        <w:spacing w:after="100"/>
       </w:pPr>
       <w:r>
         <w:rPr>
-          <w:rFonts w:ascii="Consolas" w:hAnsi="Consolas" w:eastAsia="Consolas"/>
-          <w:sz w:val="18"/>
+          <w:rFonts w:ascii="宋体" w:hAnsi="宋体" w:eastAsia="宋体"/>
+          <w:sz w:val="22"/>
         </w:rPr>
-        <w:t>│              │                               │ 生成中 1     │</w:t>
+        <w:t>示例：资料收集、公共资料、镇街附件、金额基础数据（如有）</w:t>
       </w:r>
     </w:p>
     <w:p>
       <w:pPr>
-        <w:spacing w:after="80"/>
-        <w:shd w:fill="F2F4F7"/>
+        <w:spacing w:after="100"/>
       </w:pPr>
       <w:r>
         <w:rPr>
-          <w:rFonts w:ascii="Consolas" w:hAnsi="Consolas" w:eastAsia="Consolas"/>
-          <w:sz w:val="18"/>
+          <w:rFonts w:ascii="宋体" w:hAnsi="宋体" w:eastAsia="宋体"/>
+          <w:sz w:val="22"/>
         </w:rPr>
-        <w:t>│              │ [上传资料包生成报告]             │ 有警告 2     │</w:t>
+        <w:t>按钮：</w:t>
       </w:r>
     </w:p>
     <w:p>
       <w:pPr>
-        <w:spacing w:after="80"/>
-        <w:shd w:fill="F2F4F7"/>
+        <w:pStyle w:val="ListBullet"/>
+        <w:spacing w:after="100"/>
       </w:pPr>
       <w:r>
         <w:rPr>
-          <w:rFonts w:ascii="Consolas" w:hAnsi="Consolas" w:eastAsia="Consolas"/>
-          <w:sz w:val="18"/>
+          <w:rFonts w:ascii="宋体" w:hAnsi="宋体" w:eastAsia="宋体"/>
+          <w:sz w:val="22"/>
         </w:rPr>
-        <w:t>└──────────────┴───────────────────────────────┴─────────────┘</w:t>
+        <w:t>开始生成</w:t>
       </w:r>
     </w:p>
     <w:p>
       <w:pPr>
-        <w:pStyle w:val="Heading2"/>
+        <w:pStyle w:val="ListBullet"/>
+        <w:spacing w:after="100"/>
       </w:pPr>
       <w:r>
         <w:rPr>
           <w:rFonts w:ascii="宋体" w:hAnsi="宋体" w:eastAsia="宋体"/>
-          <w:b/>
-          <w:color w:val="1F4E79"/>
-          <w:sz w:val="28"/>
+          <w:sz w:val="22"/>
         </w:rPr>
-        <w:t>5.3 关键交互</w:t>
+        <w:t>保存草稿</w:t>
       </w:r>
     </w:p>
-    <w:tbl>
-      <w:tblPr>
-        <w:tblStyle w:val="TableGrid"/>
-        <w:tblW w:type="auto" w:w="0"/>
-        <w:jc w:val="center"/>
-        <w:tblLook w:firstColumn="1" w:firstRow="1" w:lastColumn="0" w:lastRow="0" w:noHBand="0" w:noVBand="1" w:val="04A0"/>
-      </w:tblPr>
-      <w:tblGrid>
-        <w:gridCol w:w="4824"/>
-        <w:gridCol w:w="4824"/>
-      </w:tblGrid>
-      <w:tr>
-        <w:tc>
-          <w:tcPr>
-            <w:tcW w:type="dxa" w:w="4824"/>
-            <w:vAlign w:val="center"/>
-            <w:shd w:fill="E8EEF5"/>
-            <w:tcBorders>
-              <w:top w:val="single" w:sz="4" w:space="0" w:color="B8C4D1"/>
-              <w:left w:val="single" w:sz="4" w:space="0" w:color="B8C4D1"/>
-              <w:bottom w:val="single" w:sz="4" w:space="0" w:color="B8C4D1"/>
-              <w:right w:val="single" w:sz="4" w:space="0" w:color="B8C4D1"/>
-            </w:tcBorders>
-            <w:tcMar>
-              <w:top w:w="80" w:type="dxa"/>
-              <w:bottom w:w="80" w:type="dxa"/>
-              <w:start w:w="120" w:type="dxa"/>
-              <w:end w:w="120" w:type="dxa"/>
-            </w:tcMar>
-          </w:tcPr>
-          <w:p>
-            <w:pPr>
-              <w:jc w:val="center"/>
-            </w:pPr>
-            <w:r/>
-            <w:r>
-              <w:rPr>
-                <w:rFonts w:ascii="宋体" w:hAnsi="宋体" w:eastAsia="宋体"/>
-                <w:b/>
-                <w:sz w:val="20"/>
-              </w:rPr>
-              <w:t>操作</w:t>
-            </w:r>
-          </w:p>
-        </w:tc>
-        <w:tc>
-          <w:tcPr>
-            <w:tcW w:type="dxa" w:w="4824"/>
-            <w:vAlign w:val="center"/>
-            <w:shd w:fill="E8EEF5"/>
-            <w:tcBorders>
-              <w:top w:val="single" w:sz="4" w:space="0" w:color="B8C4D1"/>
-              <w:left w:val="single" w:sz="4" w:space="0" w:color="B8C4D1"/>
-              <w:bottom w:val="single" w:sz="4" w:space="0" w:color="B8C4D1"/>
-              <w:right w:val="single" w:sz="4" w:space="0" w:color="B8C4D1"/>
-            </w:tcBorders>
-            <w:tcMar>
-              <w:top w:w="80" w:type="dxa"/>
-              <w:bottom w:w="80" w:type="dxa"/>
-              <w:start w:w="120" w:type="dxa"/>
-              <w:end w:w="120" w:type="dxa"/>
-            </w:tcMar>
-          </w:tcPr>
-          <w:p>
-            <w:pPr>
-              <w:jc w:val="center"/>
-            </w:pPr>
-            <w:r/>
-            <w:r>
-              <w:rPr>
-                <w:rFonts w:ascii="宋体" w:hAnsi="宋体" w:eastAsia="宋体"/>
-                <w:b/>
-                <w:sz w:val="20"/>
-              </w:rPr>
-              <w:t>结果</w:t>
-            </w:r>
-          </w:p>
-        </w:tc>
-      </w:tr>
-      <w:tr>
-        <w:tc>
-          <w:tcPr>
-            <w:tcW w:type="dxa" w:w="4824"/>
-            <w:vAlign w:val="center"/>
-            <w:tcBorders>
-              <w:top w:val="single" w:sz="4" w:space="0" w:color="B8C4D1"/>
-              <w:left w:val="single" w:sz="4" w:space="0" w:color="B8C4D1"/>
-              <w:bottom w:val="single" w:sz="4" w:space="0" w:color="B8C4D1"/>
-              <w:right w:val="single" w:sz="4" w:space="0" w:color="B8C4D1"/>
-            </w:tcBorders>
-            <w:tcMar>
-              <w:top w:w="80" w:type="dxa"/>
-              <w:bottom w:w="80" w:type="dxa"/>
-              <w:start w:w="120" w:type="dxa"/>
-              <w:end w:w="120" w:type="dxa"/>
-            </w:tcMar>
-          </w:tcPr>
-          <w:p>
-            <w:pPr>
-              <w:jc w:val="left"/>
-            </w:pPr>
-            <w:r/>
-            <w:r>
-              <w:rPr>
-                <w:rFonts w:ascii="宋体" w:hAnsi="宋体" w:eastAsia="宋体"/>
-                <w:b w:val="0"/>
-                <w:sz w:val="20"/>
-              </w:rPr>
-              <w:t>点击“上传资料包生成报告”</w:t>
-            </w:r>
-          </w:p>
-        </w:tc>
-        <w:tc>
-          <w:tcPr>
-            <w:tcW w:type="dxa" w:w="4824"/>
-            <w:vAlign w:val="center"/>
-            <w:tcBorders>
-              <w:top w:val="single" w:sz="4" w:space="0" w:color="B8C4D1"/>
-              <w:left w:val="single" w:sz="4" w:space="0" w:color="B8C4D1"/>
-              <w:bottom w:val="single" w:sz="4" w:space="0" w:color="B8C4D1"/>
-              <w:right w:val="single" w:sz="4" w:space="0" w:color="B8C4D1"/>
-            </w:tcBorders>
-            <w:tcMar>
-              <w:top w:w="80" w:type="dxa"/>
-              <w:bottom w:w="80" w:type="dxa"/>
-              <w:start w:w="120" w:type="dxa"/>
-              <w:end w:w="120" w:type="dxa"/>
-            </w:tcMar>
-          </w:tcPr>
-          <w:p>
-            <w:pPr>
-              <w:jc w:val="center"/>
-            </w:pPr>
-            <w:r/>
-            <w:r>
-              <w:rPr>
-                <w:rFonts w:ascii="宋体" w:hAnsi="宋体" w:eastAsia="宋体"/>
-                <w:b w:val="0"/>
-                <w:sz w:val="20"/>
-              </w:rPr>
-              <w:t>进入上传资料包页</w:t>
-            </w:r>
-          </w:p>
-        </w:tc>
-      </w:tr>
-      <w:tr>
-        <w:tc>
-          <w:tcPr>
-            <w:tcW w:type="dxa" w:w="4824"/>
-            <w:vAlign w:val="center"/>
-            <w:tcBorders>
-              <w:top w:val="single" w:sz="4" w:space="0" w:color="B8C4D1"/>
-              <w:left w:val="single" w:sz="4" w:space="0" w:color="B8C4D1"/>
-              <w:bottom w:val="single" w:sz="4" w:space="0" w:color="B8C4D1"/>
-              <w:right w:val="single" w:sz="4" w:space="0" w:color="B8C4D1"/>
-            </w:tcBorders>
-            <w:tcMar>
-              <w:top w:w="80" w:type="dxa"/>
-              <w:bottom w:w="80" w:type="dxa"/>
-              <w:start w:w="120" w:type="dxa"/>
-              <w:end w:w="120" w:type="dxa"/>
-            </w:tcMar>
-          </w:tcPr>
-          <w:p>
-            <w:pPr>
-              <w:jc w:val="center"/>
-            </w:pPr>
-            <w:r/>
-            <w:r>
-              <w:rPr>
-                <w:rFonts w:ascii="宋体" w:hAnsi="宋体" w:eastAsia="宋体"/>
-                <w:b w:val="0"/>
-                <w:sz w:val="20"/>
-              </w:rPr>
-              <w:t>点击“我该上传什么？”</w:t>
-            </w:r>
-          </w:p>
-        </w:tc>
-        <w:tc>
-          <w:tcPr>
-            <w:tcW w:type="dxa" w:w="4824"/>
-            <w:vAlign w:val="center"/>
-            <w:tcBorders>
-              <w:top w:val="single" w:sz="4" w:space="0" w:color="B8C4D1"/>
-              <w:left w:val="single" w:sz="4" w:space="0" w:color="B8C4D1"/>
-              <w:bottom w:val="single" w:sz="4" w:space="0" w:color="B8C4D1"/>
-              <w:right w:val="single" w:sz="4" w:space="0" w:color="B8C4D1"/>
-            </w:tcBorders>
-            <w:tcMar>
-              <w:top w:w="80" w:type="dxa"/>
-              <w:bottom w:w="80" w:type="dxa"/>
-              <w:start w:w="120" w:type="dxa"/>
-              <w:end w:w="120" w:type="dxa"/>
-            </w:tcMar>
-          </w:tcPr>
-          <w:p>
-            <w:pPr>
-              <w:jc w:val="center"/>
-            </w:pPr>
-            <w:r/>
-            <w:r>
-              <w:rPr>
-                <w:rFonts w:ascii="宋体" w:hAnsi="宋体" w:eastAsia="宋体"/>
-                <w:b w:val="0"/>
-                <w:sz w:val="20"/>
-              </w:rPr>
-              <w:t>打开资料包说明弹窗</w:t>
-            </w:r>
-          </w:p>
-        </w:tc>
-      </w:tr>
-      <w:tr>
-        <w:tc>
-          <w:tcPr>
-            <w:tcW w:type="dxa" w:w="4824"/>
-            <w:vAlign w:val="center"/>
-            <w:tcBorders>
-              <w:top w:val="single" w:sz="4" w:space="0" w:color="B8C4D1"/>
-              <w:left w:val="single" w:sz="4" w:space="0" w:color="B8C4D1"/>
-              <w:bottom w:val="single" w:sz="4" w:space="0" w:color="B8C4D1"/>
-              <w:right w:val="single" w:sz="4" w:space="0" w:color="B8C4D1"/>
-            </w:tcBorders>
-            <w:tcMar>
-              <w:top w:w="80" w:type="dxa"/>
-              <w:bottom w:w="80" w:type="dxa"/>
-              <w:start w:w="120" w:type="dxa"/>
-              <w:end w:w="120" w:type="dxa"/>
-            </w:tcMar>
-          </w:tcPr>
-          <w:p>
-            <w:pPr>
-              <w:jc w:val="center"/>
-            </w:pPr>
-            <w:r/>
-            <w:r>
-              <w:rPr>
-                <w:rFonts w:ascii="宋体" w:hAnsi="宋体" w:eastAsia="宋体"/>
-                <w:b w:val="0"/>
-                <w:sz w:val="20"/>
-              </w:rPr>
-              <w:t>点击最近报告“下载”</w:t>
-            </w:r>
-          </w:p>
-        </w:tc>
-        <w:tc>
-          <w:tcPr>
-            <w:tcW w:type="dxa" w:w="4824"/>
-            <w:vAlign w:val="center"/>
-            <w:tcBorders>
-              <w:top w:val="single" w:sz="4" w:space="0" w:color="B8C4D1"/>
-              <w:left w:val="single" w:sz="4" w:space="0" w:color="B8C4D1"/>
-              <w:bottom w:val="single" w:sz="4" w:space="0" w:color="B8C4D1"/>
-              <w:right w:val="single" w:sz="4" w:space="0" w:color="B8C4D1"/>
-            </w:tcBorders>
-            <w:tcMar>
-              <w:top w:w="80" w:type="dxa"/>
-              <w:bottom w:w="80" w:type="dxa"/>
-              <w:start w:w="120" w:type="dxa"/>
-              <w:end w:w="120" w:type="dxa"/>
-            </w:tcMar>
-          </w:tcPr>
-          <w:p>
-            <w:pPr>
-              <w:jc w:val="center"/>
-            </w:pPr>
-            <w:r/>
-            <w:r>
-              <w:rPr>
-                <w:rFonts w:ascii="宋体" w:hAnsi="宋体" w:eastAsia="宋体"/>
-                <w:b w:val="0"/>
-                <w:sz w:val="20"/>
-              </w:rPr>
-              <w:t>下载已生成报告</w:t>
-            </w:r>
-          </w:p>
-        </w:tc>
-      </w:tr>
-    </w:tbl>
     <w:p>
       <w:pPr>
-        <w:spacing w:after="40"/>
-      </w:pPr>
+        <w:spacing w:after="100"/>
+      </w:pPr>
+      <w:r>
+        <w:rPr>
+          <w:rFonts w:ascii="宋体" w:hAnsi="宋体" w:eastAsia="宋体"/>
+          <w:sz w:val="22"/>
+        </w:rPr>
+        <w:t>校验：</w:t>
+      </w:r>
+    </w:p>
+    <w:p>
+      <w:pPr>
+        <w:pStyle w:val="ListBullet"/>
+        <w:spacing w:after="100"/>
+      </w:pPr>
+      <w:r>
+        <w:rPr>
+          <w:rFonts w:ascii="宋体" w:hAnsi="宋体" w:eastAsia="宋体"/>
+          <w:sz w:val="22"/>
+        </w:rPr>
+        <w:t>未上传资料包时，“开始生成”不可用。</w:t>
+      </w:r>
+    </w:p>
+    <w:p>
+      <w:pPr>
+        <w:pStyle w:val="ListBullet"/>
+        <w:spacing w:after="100"/>
+      </w:pPr>
+      <w:r>
+        <w:rPr>
+          <w:rFonts w:ascii="宋体" w:hAnsi="宋体" w:eastAsia="宋体"/>
+          <w:sz w:val="22"/>
+        </w:rPr>
+        <w:t>未上传新的金额计算方法时，不报错，只提示使用默认金额计算方法。</w:t>
+      </w:r>
     </w:p>
     <w:p>
       <w:pPr>
@@ -1233,21 +773,7 @@
           <w:color w:val="1F4E79"/>
           <w:sz w:val="32"/>
         </w:rPr>
-        <w:t>6. 页面二：上传资料包</w:t>
-      </w:r>
-    </w:p>
-    <w:p>
-      <w:pPr>
-        <w:pStyle w:val="Heading2"/>
-      </w:pPr>
-      <w:r>
-        <w:rPr>
-          <w:rFonts w:ascii="宋体" w:hAnsi="宋体" w:eastAsia="宋体"/>
-          <w:b/>
-          <w:color w:val="1F4E79"/>
-          <w:sz w:val="28"/>
-        </w:rPr>
-        <w:t>6.1 页面用途</w:t>
+        <w:t>6. 页面三：生成确认</w:t>
       </w:r>
     </w:p>
     <w:p>
@@ -1259,636 +785,11 @@
           <w:rFonts w:ascii="宋体" w:hAnsi="宋体" w:eastAsia="宋体"/>
           <w:sz w:val="22"/>
         </w:rPr>
-        <w:t>完成最少输入：资料包必填，新的金额计算方法选填。</w:t>
+        <w:t>用途：用自然语言确认生成方式，不暴露复杂配置。</w:t>
       </w:r>
     </w:p>
     <w:p>
       <w:pPr>
-        <w:pStyle w:val="Heading2"/>
-      </w:pPr>
-      <w:r>
-        <w:rPr>
-          <w:rFonts w:ascii="宋体" w:hAnsi="宋体" w:eastAsia="宋体"/>
-          <w:b/>
-          <w:color w:val="1F4E79"/>
-          <w:sz w:val="28"/>
-        </w:rPr>
-        <w:t>6.2 页面原型</w:t>
-      </w:r>
-    </w:p>
-    <w:p>
-      <w:pPr>
-        <w:spacing w:after="80"/>
-        <w:shd w:fill="F2F4F7"/>
-      </w:pPr>
-      <w:r>
-        <w:rPr>
-          <w:rFonts w:ascii="Consolas" w:hAnsi="Consolas" w:eastAsia="Consolas"/>
-          <w:sz w:val="18"/>
-        </w:rPr>
-        <w:t>┌────────────────────────────────────────────────────────────┐</w:t>
-      </w:r>
-    </w:p>
-    <w:p>
-      <w:pPr>
-        <w:spacing w:after="80"/>
-        <w:shd w:fill="F2F4F7"/>
-      </w:pPr>
-      <w:r>
-        <w:rPr>
-          <w:rFonts w:ascii="Consolas" w:hAnsi="Consolas" w:eastAsia="Consolas"/>
-          <w:sz w:val="18"/>
-        </w:rPr>
-        <w:t>│ 上传资料包                                      [开始生成] │</w:t>
-      </w:r>
-    </w:p>
-    <w:p>
-      <w:pPr>
-        <w:spacing w:after="80"/>
-        <w:shd w:fill="F2F4F7"/>
-      </w:pPr>
-      <w:r>
-        <w:rPr>
-          <w:rFonts w:ascii="Consolas" w:hAnsi="Consolas" w:eastAsia="Consolas"/>
-          <w:sz w:val="18"/>
-        </w:rPr>
-        <w:t>├──────────────────────────────────────────────┬─────────────┤</w:t>
-      </w:r>
-    </w:p>
-    <w:p>
-      <w:pPr>
-        <w:spacing w:after="80"/>
-        <w:shd w:fill="F2F4F7"/>
-      </w:pPr>
-      <w:r>
-        <w:rPr>
-          <w:rFonts w:ascii="Consolas" w:hAnsi="Consolas" w:eastAsia="Consolas"/>
-          <w:sz w:val="18"/>
-        </w:rPr>
-        <w:t>│ 资料包（必填）                                 │ 上传说明     │</w:t>
-      </w:r>
-    </w:p>
-    <w:p>
-      <w:pPr>
-        <w:spacing w:after="80"/>
-        <w:shd w:fill="F2F4F7"/>
-      </w:pPr>
-      <w:r>
-        <w:rPr>
-          <w:rFonts w:ascii="Consolas" w:hAnsi="Consolas" w:eastAsia="Consolas"/>
-          <w:sz w:val="18"/>
-        </w:rPr>
-        <w:t>│ ┌──────────────────────────────────────────┐ │ 系统会自动识别│</w:t>
-      </w:r>
-    </w:p>
-    <w:p>
-      <w:pPr>
-        <w:spacing w:after="80"/>
-        <w:shd w:fill="F2F4F7"/>
-      </w:pPr>
-      <w:r>
-        <w:rPr>
-          <w:rFonts w:ascii="Consolas" w:hAnsi="Consolas" w:eastAsia="Consolas"/>
-          <w:sz w:val="18"/>
-        </w:rPr>
-        <w:t>│ │ 拖入资料包文件夹，或点击选择               │ │ 镇街附件、公共│</w:t>
-      </w:r>
-    </w:p>
-    <w:p>
-      <w:pPr>
-        <w:spacing w:after="80"/>
-        <w:shd w:fill="F2F4F7"/>
-      </w:pPr>
-      <w:r>
-        <w:rPr>
-          <w:rFonts w:ascii="Consolas" w:hAnsi="Consolas" w:eastAsia="Consolas"/>
-          <w:sz w:val="18"/>
-        </w:rPr>
-        <w:t>│ │ 支持一个或多个镇街资料                    │ │ 资料和金额依据│</w:t>
-      </w:r>
-    </w:p>
-    <w:p>
-      <w:pPr>
-        <w:spacing w:after="80"/>
-        <w:shd w:fill="F2F4F7"/>
-      </w:pPr>
-      <w:r>
-        <w:rPr>
-          <w:rFonts w:ascii="Consolas" w:hAnsi="Consolas" w:eastAsia="Consolas"/>
-          <w:sz w:val="18"/>
-        </w:rPr>
-        <w:t>│ └──────────────────────────────────────────┘ │             │</w:t>
-      </w:r>
-    </w:p>
-    <w:p>
-      <w:pPr>
-        <w:spacing w:after="80"/>
-        <w:shd w:fill="F2F4F7"/>
-      </w:pPr>
-      <w:r>
-        <w:rPr>
-          <w:rFonts w:ascii="Consolas" w:hAnsi="Consolas" w:eastAsia="Consolas"/>
-          <w:sz w:val="18"/>
-        </w:rPr>
-        <w:t>│                                              │ 没有新金额方法│</w:t>
-      </w:r>
-    </w:p>
-    <w:p>
-      <w:pPr>
-        <w:spacing w:after="80"/>
-        <w:shd w:fill="F2F4F7"/>
-      </w:pPr>
-      <w:r>
-        <w:rPr>
-          <w:rFonts w:ascii="Consolas" w:hAnsi="Consolas" w:eastAsia="Consolas"/>
-          <w:sz w:val="18"/>
-        </w:rPr>
-        <w:t>│ 新的金额计算方法（选填）                      │ 时，将使用默认│</w:t>
-      </w:r>
-    </w:p>
-    <w:p>
-      <w:pPr>
-        <w:spacing w:after="80"/>
-        <w:shd w:fill="F2F4F7"/>
-      </w:pPr>
-      <w:r>
-        <w:rPr>
-          <w:rFonts w:ascii="Consolas" w:hAnsi="Consolas" w:eastAsia="Consolas"/>
-          <w:sz w:val="18"/>
-        </w:rPr>
-        <w:t>│ [展开上传合同/补充协议/金额计算表/填写说明]    │ 金额计算方法。│</w:t>
-      </w:r>
-    </w:p>
-    <w:p>
-      <w:pPr>
-        <w:spacing w:after="80"/>
-        <w:shd w:fill="F2F4F7"/>
-      </w:pPr>
-      <w:r>
-        <w:rPr>
-          <w:rFonts w:ascii="Consolas" w:hAnsi="Consolas" w:eastAsia="Consolas"/>
-          <w:sz w:val="18"/>
-        </w:rPr>
-        <w:t>│ 未填写时，系统将自动使用默认金额计算方法。      │             │</w:t>
-      </w:r>
-    </w:p>
-    <w:p>
-      <w:pPr>
-        <w:spacing w:after="80"/>
-        <w:shd w:fill="F2F4F7"/>
-      </w:pPr>
-      <w:r>
-        <w:rPr>
-          <w:rFonts w:ascii="Consolas" w:hAnsi="Consolas" w:eastAsia="Consolas"/>
-          <w:sz w:val="18"/>
-        </w:rPr>
-        <w:t>└──────────────────────────────────────────────┴─────────────┘</w:t>
-      </w:r>
-    </w:p>
-    <w:p>
-      <w:pPr>
-        <w:pStyle w:val="Heading2"/>
-      </w:pPr>
-      <w:r>
-        <w:rPr>
-          <w:rFonts w:ascii="宋体" w:hAnsi="宋体" w:eastAsia="宋体"/>
-          <w:b/>
-          <w:color w:val="1F4E79"/>
-          <w:sz w:val="28"/>
-        </w:rPr>
-        <w:t>6.3 字段规则</w:t>
-      </w:r>
-    </w:p>
-    <w:tbl>
-      <w:tblPr>
-        <w:tblStyle w:val="TableGrid"/>
-        <w:tblW w:type="auto" w:w="0"/>
-        <w:jc w:val="center"/>
-        <w:tblLook w:firstColumn="1" w:firstRow="1" w:lastColumn="0" w:lastRow="0" w:noHBand="0" w:noVBand="1" w:val="04A0"/>
-      </w:tblPr>
-      <w:tblGrid>
-        <w:gridCol w:w="2412"/>
-        <w:gridCol w:w="2412"/>
-        <w:gridCol w:w="2412"/>
-        <w:gridCol w:w="2412"/>
-      </w:tblGrid>
-      <w:tr>
-        <w:tc>
-          <w:tcPr>
-            <w:tcW w:type="dxa" w:w="2412"/>
-            <w:vAlign w:val="center"/>
-            <w:shd w:fill="E8EEF5"/>
-            <w:tcBorders>
-              <w:top w:val="single" w:sz="4" w:space="0" w:color="B8C4D1"/>
-              <w:left w:val="single" w:sz="4" w:space="0" w:color="B8C4D1"/>
-              <w:bottom w:val="single" w:sz="4" w:space="0" w:color="B8C4D1"/>
-              <w:right w:val="single" w:sz="4" w:space="0" w:color="B8C4D1"/>
-            </w:tcBorders>
-            <w:tcMar>
-              <w:top w:w="80" w:type="dxa"/>
-              <w:bottom w:w="80" w:type="dxa"/>
-              <w:start w:w="120" w:type="dxa"/>
-              <w:end w:w="120" w:type="dxa"/>
-            </w:tcMar>
-          </w:tcPr>
-          <w:p>
-            <w:pPr>
-              <w:jc w:val="center"/>
-            </w:pPr>
-            <w:r/>
-            <w:r>
-              <w:rPr>
-                <w:rFonts w:ascii="宋体" w:hAnsi="宋体" w:eastAsia="宋体"/>
-                <w:b/>
-                <w:sz w:val="20"/>
-              </w:rPr>
-              <w:t>字段</w:t>
-            </w:r>
-          </w:p>
-        </w:tc>
-        <w:tc>
-          <w:tcPr>
-            <w:tcW w:type="dxa" w:w="2412"/>
-            <w:vAlign w:val="center"/>
-            <w:shd w:fill="E8EEF5"/>
-            <w:tcBorders>
-              <w:top w:val="single" w:sz="4" w:space="0" w:color="B8C4D1"/>
-              <w:left w:val="single" w:sz="4" w:space="0" w:color="B8C4D1"/>
-              <w:bottom w:val="single" w:sz="4" w:space="0" w:color="B8C4D1"/>
-              <w:right w:val="single" w:sz="4" w:space="0" w:color="B8C4D1"/>
-            </w:tcBorders>
-            <w:tcMar>
-              <w:top w:w="80" w:type="dxa"/>
-              <w:bottom w:w="80" w:type="dxa"/>
-              <w:start w:w="120" w:type="dxa"/>
-              <w:end w:w="120" w:type="dxa"/>
-            </w:tcMar>
-          </w:tcPr>
-          <w:p>
-            <w:pPr>
-              <w:jc w:val="center"/>
-            </w:pPr>
-            <w:r/>
-            <w:r>
-              <w:rPr>
-                <w:rFonts w:ascii="宋体" w:hAnsi="宋体" w:eastAsia="宋体"/>
-                <w:b/>
-                <w:sz w:val="20"/>
-              </w:rPr>
-              <w:t>类型</w:t>
-            </w:r>
-          </w:p>
-        </w:tc>
-        <w:tc>
-          <w:tcPr>
-            <w:tcW w:type="dxa" w:w="2412"/>
-            <w:vAlign w:val="center"/>
-            <w:shd w:fill="E8EEF5"/>
-            <w:tcBorders>
-              <w:top w:val="single" w:sz="4" w:space="0" w:color="B8C4D1"/>
-              <w:left w:val="single" w:sz="4" w:space="0" w:color="B8C4D1"/>
-              <w:bottom w:val="single" w:sz="4" w:space="0" w:color="B8C4D1"/>
-              <w:right w:val="single" w:sz="4" w:space="0" w:color="B8C4D1"/>
-            </w:tcBorders>
-            <w:tcMar>
-              <w:top w:w="80" w:type="dxa"/>
-              <w:bottom w:w="80" w:type="dxa"/>
-              <w:start w:w="120" w:type="dxa"/>
-              <w:end w:w="120" w:type="dxa"/>
-            </w:tcMar>
-          </w:tcPr>
-          <w:p>
-            <w:pPr>
-              <w:jc w:val="center"/>
-            </w:pPr>
-            <w:r/>
-            <w:r>
-              <w:rPr>
-                <w:rFonts w:ascii="宋体" w:hAnsi="宋体" w:eastAsia="宋体"/>
-                <w:b/>
-                <w:sz w:val="20"/>
-              </w:rPr>
-              <w:t>是否必填</w:t>
-            </w:r>
-          </w:p>
-        </w:tc>
-        <w:tc>
-          <w:tcPr>
-            <w:tcW w:type="dxa" w:w="2412"/>
-            <w:vAlign w:val="center"/>
-            <w:shd w:fill="E8EEF5"/>
-            <w:tcBorders>
-              <w:top w:val="single" w:sz="4" w:space="0" w:color="B8C4D1"/>
-              <w:left w:val="single" w:sz="4" w:space="0" w:color="B8C4D1"/>
-              <w:bottom w:val="single" w:sz="4" w:space="0" w:color="B8C4D1"/>
-              <w:right w:val="single" w:sz="4" w:space="0" w:color="B8C4D1"/>
-            </w:tcBorders>
-            <w:tcMar>
-              <w:top w:w="80" w:type="dxa"/>
-              <w:bottom w:w="80" w:type="dxa"/>
-              <w:start w:w="120" w:type="dxa"/>
-              <w:end w:w="120" w:type="dxa"/>
-            </w:tcMar>
-          </w:tcPr>
-          <w:p>
-            <w:pPr>
-              <w:jc w:val="center"/>
-            </w:pPr>
-            <w:r/>
-            <w:r>
-              <w:rPr>
-                <w:rFonts w:ascii="宋体" w:hAnsi="宋体" w:eastAsia="宋体"/>
-                <w:b/>
-                <w:sz w:val="20"/>
-              </w:rPr>
-              <w:t>说明</w:t>
-            </w:r>
-          </w:p>
-        </w:tc>
-      </w:tr>
-      <w:tr>
-        <w:tc>
-          <w:tcPr>
-            <w:tcW w:type="dxa" w:w="2412"/>
-            <w:vAlign w:val="center"/>
-            <w:tcBorders>
-              <w:top w:val="single" w:sz="4" w:space="0" w:color="B8C4D1"/>
-              <w:left w:val="single" w:sz="4" w:space="0" w:color="B8C4D1"/>
-              <w:bottom w:val="single" w:sz="4" w:space="0" w:color="B8C4D1"/>
-              <w:right w:val="single" w:sz="4" w:space="0" w:color="B8C4D1"/>
-            </w:tcBorders>
-            <w:tcMar>
-              <w:top w:w="80" w:type="dxa"/>
-              <w:bottom w:w="80" w:type="dxa"/>
-              <w:start w:w="120" w:type="dxa"/>
-              <w:end w:w="120" w:type="dxa"/>
-            </w:tcMar>
-          </w:tcPr>
-          <w:p>
-            <w:pPr>
-              <w:jc w:val="center"/>
-            </w:pPr>
-            <w:r/>
-            <w:r>
-              <w:rPr>
-                <w:rFonts w:ascii="宋体" w:hAnsi="宋体" w:eastAsia="宋体"/>
-                <w:b w:val="0"/>
-                <w:sz w:val="20"/>
-              </w:rPr>
-              <w:t>资料包</w:t>
-            </w:r>
-          </w:p>
-        </w:tc>
-        <w:tc>
-          <w:tcPr>
-            <w:tcW w:type="dxa" w:w="2412"/>
-            <w:vAlign w:val="center"/>
-            <w:tcBorders>
-              <w:top w:val="single" w:sz="4" w:space="0" w:color="B8C4D1"/>
-              <w:left w:val="single" w:sz="4" w:space="0" w:color="B8C4D1"/>
-              <w:bottom w:val="single" w:sz="4" w:space="0" w:color="B8C4D1"/>
-              <w:right w:val="single" w:sz="4" w:space="0" w:color="B8C4D1"/>
-            </w:tcBorders>
-            <w:tcMar>
-              <w:top w:w="80" w:type="dxa"/>
-              <w:bottom w:w="80" w:type="dxa"/>
-              <w:start w:w="120" w:type="dxa"/>
-              <w:end w:w="120" w:type="dxa"/>
-            </w:tcMar>
-          </w:tcPr>
-          <w:p>
-            <w:pPr>
-              <w:jc w:val="center"/>
-            </w:pPr>
-            <w:r/>
-            <w:r>
-              <w:rPr>
-                <w:rFonts w:ascii="宋体" w:hAnsi="宋体" w:eastAsia="宋体"/>
-                <w:b w:val="0"/>
-                <w:sz w:val="20"/>
-              </w:rPr>
-              <w:t>文件夹/文件上传</w:t>
-            </w:r>
-          </w:p>
-        </w:tc>
-        <w:tc>
-          <w:tcPr>
-            <w:tcW w:type="dxa" w:w="2412"/>
-            <w:vAlign w:val="center"/>
-            <w:tcBorders>
-              <w:top w:val="single" w:sz="4" w:space="0" w:color="B8C4D1"/>
-              <w:left w:val="single" w:sz="4" w:space="0" w:color="B8C4D1"/>
-              <w:bottom w:val="single" w:sz="4" w:space="0" w:color="B8C4D1"/>
-              <w:right w:val="single" w:sz="4" w:space="0" w:color="B8C4D1"/>
-            </w:tcBorders>
-            <w:tcMar>
-              <w:top w:w="80" w:type="dxa"/>
-              <w:bottom w:w="80" w:type="dxa"/>
-              <w:start w:w="120" w:type="dxa"/>
-              <w:end w:w="120" w:type="dxa"/>
-            </w:tcMar>
-          </w:tcPr>
-          <w:p>
-            <w:pPr>
-              <w:jc w:val="center"/>
-            </w:pPr>
-            <w:r/>
-            <w:r>
-              <w:rPr>
-                <w:rFonts w:ascii="宋体" w:hAnsi="宋体" w:eastAsia="宋体"/>
-                <w:b w:val="0"/>
-                <w:sz w:val="20"/>
-              </w:rPr>
-              <w:t>是</w:t>
-            </w:r>
-          </w:p>
-        </w:tc>
-        <w:tc>
-          <w:tcPr>
-            <w:tcW w:type="dxa" w:w="2412"/>
-            <w:vAlign w:val="center"/>
-            <w:tcBorders>
-              <w:top w:val="single" w:sz="4" w:space="0" w:color="B8C4D1"/>
-              <w:left w:val="single" w:sz="4" w:space="0" w:color="B8C4D1"/>
-              <w:bottom w:val="single" w:sz="4" w:space="0" w:color="B8C4D1"/>
-              <w:right w:val="single" w:sz="4" w:space="0" w:color="B8C4D1"/>
-            </w:tcBorders>
-            <w:tcMar>
-              <w:top w:w="80" w:type="dxa"/>
-              <w:bottom w:w="80" w:type="dxa"/>
-              <w:start w:w="120" w:type="dxa"/>
-              <w:end w:w="120" w:type="dxa"/>
-            </w:tcMar>
-          </w:tcPr>
-          <w:p>
-            <w:pPr>
-              <w:jc w:val="center"/>
-            </w:pPr>
-            <w:r/>
-            <w:r>
-              <w:rPr>
-                <w:rFonts w:ascii="宋体" w:hAnsi="宋体" w:eastAsia="宋体"/>
-                <w:b w:val="0"/>
-                <w:sz w:val="20"/>
-              </w:rPr>
-              <w:t>对方发送的资料包</w:t>
-            </w:r>
-          </w:p>
-        </w:tc>
-      </w:tr>
-      <w:tr>
-        <w:tc>
-          <w:tcPr>
-            <w:tcW w:type="dxa" w:w="2412"/>
-            <w:vAlign w:val="center"/>
-            <w:tcBorders>
-              <w:top w:val="single" w:sz="4" w:space="0" w:color="B8C4D1"/>
-              <w:left w:val="single" w:sz="4" w:space="0" w:color="B8C4D1"/>
-              <w:bottom w:val="single" w:sz="4" w:space="0" w:color="B8C4D1"/>
-              <w:right w:val="single" w:sz="4" w:space="0" w:color="B8C4D1"/>
-            </w:tcBorders>
-            <w:tcMar>
-              <w:top w:w="80" w:type="dxa"/>
-              <w:bottom w:w="80" w:type="dxa"/>
-              <w:start w:w="120" w:type="dxa"/>
-              <w:end w:w="120" w:type="dxa"/>
-            </w:tcMar>
-          </w:tcPr>
-          <w:p>
-            <w:pPr>
-              <w:jc w:val="center"/>
-            </w:pPr>
-            <w:r/>
-            <w:r>
-              <w:rPr>
-                <w:rFonts w:ascii="宋体" w:hAnsi="宋体" w:eastAsia="宋体"/>
-                <w:b w:val="0"/>
-                <w:sz w:val="20"/>
-              </w:rPr>
-              <w:t>新的金额计算方法</w:t>
-            </w:r>
-          </w:p>
-        </w:tc>
-        <w:tc>
-          <w:tcPr>
-            <w:tcW w:type="dxa" w:w="2412"/>
-            <w:vAlign w:val="center"/>
-            <w:tcBorders>
-              <w:top w:val="single" w:sz="4" w:space="0" w:color="B8C4D1"/>
-              <w:left w:val="single" w:sz="4" w:space="0" w:color="B8C4D1"/>
-              <w:bottom w:val="single" w:sz="4" w:space="0" w:color="B8C4D1"/>
-              <w:right w:val="single" w:sz="4" w:space="0" w:color="B8C4D1"/>
-            </w:tcBorders>
-            <w:tcMar>
-              <w:top w:w="80" w:type="dxa"/>
-              <w:bottom w:w="80" w:type="dxa"/>
-              <w:start w:w="120" w:type="dxa"/>
-              <w:end w:w="120" w:type="dxa"/>
-            </w:tcMar>
-          </w:tcPr>
-          <w:p>
-            <w:pPr>
-              <w:jc w:val="center"/>
-            </w:pPr>
-            <w:r/>
-            <w:r>
-              <w:rPr>
-                <w:rFonts w:ascii="宋体" w:hAnsi="宋体" w:eastAsia="宋体"/>
-                <w:b w:val="0"/>
-                <w:sz w:val="20"/>
-              </w:rPr>
-              <w:t>文件上传/文本说明</w:t>
-            </w:r>
-          </w:p>
-        </w:tc>
-        <w:tc>
-          <w:tcPr>
-            <w:tcW w:type="dxa" w:w="2412"/>
-            <w:vAlign w:val="center"/>
-            <w:tcBorders>
-              <w:top w:val="single" w:sz="4" w:space="0" w:color="B8C4D1"/>
-              <w:left w:val="single" w:sz="4" w:space="0" w:color="B8C4D1"/>
-              <w:bottom w:val="single" w:sz="4" w:space="0" w:color="B8C4D1"/>
-              <w:right w:val="single" w:sz="4" w:space="0" w:color="B8C4D1"/>
-            </w:tcBorders>
-            <w:tcMar>
-              <w:top w:w="80" w:type="dxa"/>
-              <w:bottom w:w="80" w:type="dxa"/>
-              <w:start w:w="120" w:type="dxa"/>
-              <w:end w:w="120" w:type="dxa"/>
-            </w:tcMar>
-          </w:tcPr>
-          <w:p>
-            <w:pPr>
-              <w:jc w:val="center"/>
-            </w:pPr>
-            <w:r/>
-            <w:r>
-              <w:rPr>
-                <w:rFonts w:ascii="宋体" w:hAnsi="宋体" w:eastAsia="宋体"/>
-                <w:b w:val="0"/>
-                <w:sz w:val="20"/>
-              </w:rPr>
-              <w:t>否</w:t>
-            </w:r>
-          </w:p>
-        </w:tc>
-        <w:tc>
-          <w:tcPr>
-            <w:tcW w:type="dxa" w:w="2412"/>
-            <w:vAlign w:val="center"/>
-            <w:tcBorders>
-              <w:top w:val="single" w:sz="4" w:space="0" w:color="B8C4D1"/>
-              <w:left w:val="single" w:sz="4" w:space="0" w:color="B8C4D1"/>
-              <w:bottom w:val="single" w:sz="4" w:space="0" w:color="B8C4D1"/>
-              <w:right w:val="single" w:sz="4" w:space="0" w:color="B8C4D1"/>
-            </w:tcBorders>
-            <w:tcMar>
-              <w:top w:w="80" w:type="dxa"/>
-              <w:bottom w:w="80" w:type="dxa"/>
-              <w:start w:w="120" w:type="dxa"/>
-              <w:end w:w="120" w:type="dxa"/>
-            </w:tcMar>
-          </w:tcPr>
-          <w:p>
-            <w:pPr>
-              <w:jc w:val="left"/>
-            </w:pPr>
-            <w:r/>
-            <w:r>
-              <w:rPr>
-                <w:rFonts w:ascii="宋体" w:hAnsi="宋体" w:eastAsia="宋体"/>
-                <w:b w:val="0"/>
-                <w:sz w:val="20"/>
-              </w:rPr>
-              <w:t>没有则使用默认金额计算方法</w:t>
-            </w:r>
-          </w:p>
-        </w:tc>
-      </w:tr>
-    </w:tbl>
-    <w:p>
-      <w:pPr>
-        <w:spacing w:after="40"/>
-      </w:pPr>
-    </w:p>
-    <w:p>
-      <w:pPr>
-        <w:pStyle w:val="Heading2"/>
-      </w:pPr>
-      <w:r>
-        <w:rPr>
-          <w:rFonts w:ascii="宋体" w:hAnsi="宋体" w:eastAsia="宋体"/>
-          <w:b/>
-          <w:color w:val="1F4E79"/>
-          <w:sz w:val="28"/>
-        </w:rPr>
-        <w:t>6.4 校验规则</w:t>
-      </w:r>
-    </w:p>
-    <w:p>
-      <w:pPr>
-        <w:pStyle w:val="ListNumber"/>
         <w:spacing w:after="100"/>
       </w:pPr>
       <w:r>
@@ -1896,12 +797,12 @@
           <w:rFonts w:ascii="宋体" w:hAnsi="宋体" w:eastAsia="宋体"/>
           <w:sz w:val="22"/>
         </w:rPr>
-        <w:t>未上传资料包时，“开始生成”不可点击。</w:t>
+        <w:t>展示内容：</w:t>
       </w:r>
     </w:p>
     <w:p>
       <w:pPr>
-        <w:pStyle w:val="ListNumber"/>
+        <w:pStyle w:val="ListBullet"/>
         <w:spacing w:after="100"/>
       </w:pPr>
       <w:r>
@@ -1909,12 +810,12 @@
           <w:rFonts w:ascii="宋体" w:hAnsi="宋体" w:eastAsia="宋体"/>
           <w:sz w:val="22"/>
         </w:rPr>
-        <w:t>新的金额计算方法默认收起，避免干扰主流程。</w:t>
+        <w:t>资料包名称</w:t>
       </w:r>
     </w:p>
     <w:p>
       <w:pPr>
-        <w:pStyle w:val="ListNumber"/>
+        <w:pStyle w:val="ListBullet"/>
         <w:spacing w:after="100"/>
       </w:pPr>
       <w:r>
@@ -1922,12 +823,12 @@
           <w:rFonts w:ascii="宋体" w:hAnsi="宋体" w:eastAsia="宋体"/>
           <w:sz w:val="22"/>
         </w:rPr>
-        <w:t>未填写新的金额计算方法时，显示提示：“将使用默认金额计算方法继续生成。”</w:t>
+        <w:t>已识别镇街数量</w:t>
       </w:r>
     </w:p>
     <w:p>
       <w:pPr>
-        <w:pStyle w:val="ListNumber"/>
+        <w:pStyle w:val="ListBullet"/>
         <w:spacing w:after="100"/>
       </w:pPr>
       <w:r>
@@ -1935,7 +836,120 @@
           <w:rFonts w:ascii="宋体" w:hAnsi="宋体" w:eastAsia="宋体"/>
           <w:sz w:val="22"/>
         </w:rPr>
-        <w:t>资料包无法读取时，进入阻断异常状态。</w:t>
+        <w:t>新的金额计算方法：已提供 / 未提供</w:t>
+      </w:r>
+    </w:p>
+    <w:p>
+      <w:pPr>
+        <w:pStyle w:val="ListBullet"/>
+        <w:spacing w:after="100"/>
+      </w:pPr>
+      <w:r>
+        <w:rPr>
+          <w:rFonts w:ascii="宋体" w:hAnsi="宋体" w:eastAsia="宋体"/>
+          <w:sz w:val="22"/>
+        </w:rPr>
+        <w:t>系统处理：使用新方法 / 使用默认金额计算方法</w:t>
+      </w:r>
+    </w:p>
+    <w:p>
+      <w:pPr>
+        <w:pStyle w:val="ListBullet"/>
+        <w:spacing w:after="100"/>
+      </w:pPr>
+      <w:r>
+        <w:rPr>
+          <w:rFonts w:ascii="宋体" w:hAnsi="宋体" w:eastAsia="宋体"/>
+          <w:sz w:val="22"/>
+        </w:rPr>
+        <w:t>推荐输出：单镇报告、多镇报告或汇总报告</w:t>
+      </w:r>
+    </w:p>
+    <w:p>
+      <w:pPr>
+        <w:spacing w:after="100"/>
+      </w:pPr>
+      <w:r>
+        <w:rPr>
+          <w:rFonts w:ascii="宋体" w:hAnsi="宋体" w:eastAsia="宋体"/>
+          <w:sz w:val="22"/>
+        </w:rPr>
+        <w:t>可调整项：</w:t>
+      </w:r>
+    </w:p>
+    <w:p>
+      <w:pPr>
+        <w:pStyle w:val="ListBullet"/>
+        <w:spacing w:after="100"/>
+      </w:pPr>
+      <w:r>
+        <w:rPr>
+          <w:rFonts w:ascii="宋体" w:hAnsi="宋体" w:eastAsia="宋体"/>
+          <w:sz w:val="22"/>
+        </w:rPr>
+        <w:t>是否同时生成汇总报告</w:t>
+      </w:r>
+    </w:p>
+    <w:p>
+      <w:pPr>
+        <w:pStyle w:val="ListBullet"/>
+        <w:spacing w:after="100"/>
+      </w:pPr>
+      <w:r>
+        <w:rPr>
+          <w:rFonts w:ascii="宋体" w:hAnsi="宋体" w:eastAsia="宋体"/>
+          <w:sz w:val="22"/>
+        </w:rPr>
+        <w:t>附件处理方式：默认原样追加</w:t>
+      </w:r>
+    </w:p>
+    <w:p>
+      <w:pPr>
+        <w:spacing w:after="100"/>
+      </w:pPr>
+      <w:r>
+        <w:rPr>
+          <w:rFonts w:ascii="宋体" w:hAnsi="宋体" w:eastAsia="宋体"/>
+          <w:sz w:val="22"/>
+        </w:rPr>
+        <w:t>提示文案：</w:t>
+      </w:r>
+    </w:p>
+    <w:p>
+      <w:pPr>
+        <w:spacing w:after="100"/>
+      </w:pPr>
+      <w:r>
+        <w:rPr>
+          <w:rFonts w:ascii="宋体" w:hAnsi="宋体" w:eastAsia="宋体"/>
+          <w:sz w:val="22"/>
+        </w:rPr>
+        <w:t>“未提供新的金额计算方法，系统将使用默认金额计算方法生成报告。”</w:t>
+      </w:r>
+    </w:p>
+    <w:p>
+      <w:pPr>
+        <w:spacing w:after="100"/>
+      </w:pPr>
+      <w:r>
+        <w:rPr>
+          <w:rFonts w:ascii="宋体" w:hAnsi="宋体" w:eastAsia="宋体"/>
+          <w:sz w:val="22"/>
+        </w:rPr>
+        <w:t>主按钮：</w:t>
+      </w:r>
+    </w:p>
+    <w:p>
+      <w:pPr>
+        <w:pStyle w:val="ListBullet"/>
+        <w:spacing w:after="100"/>
+      </w:pPr>
+      <w:r>
+        <w:rPr>
+          <w:rFonts w:ascii="宋体" w:hAnsi="宋体" w:eastAsia="宋体"/>
+          <w:sz w:val="22"/>
+        </w:rPr>
+        <w:t>确认并开始生成</w:t>
       </w:r>
     </w:p>
     <w:p>
@@ -1949,21 +963,7 @@
           <w:color w:val="1F4E79"/>
           <w:sz w:val="32"/>
         </w:rPr>
-        <w:t>7. 页面三：生成配置确认</w:t>
-      </w:r>
-    </w:p>
-    <w:p>
-      <w:pPr>
-        <w:pStyle w:val="Heading2"/>
-      </w:pPr>
-      <w:r>
-        <w:rPr>
-          <w:rFonts w:ascii="宋体" w:hAnsi="宋体" w:eastAsia="宋体"/>
-          <w:b/>
-          <w:color w:val="1F4E79"/>
-          <w:sz w:val="28"/>
-        </w:rPr>
-        <w:t>7.1 页面用途</w:t>
+        <w:t>7. 页面四：自动生成进度</w:t>
       </w:r>
     </w:p>
     <w:p>
@@ -1975,502 +975,7 @@
           <w:rFonts w:ascii="宋体" w:hAnsi="宋体" w:eastAsia="宋体"/>
           <w:sz w:val="22"/>
         </w:rPr>
-        <w:t>用自然语言确认系统将如何处理，而不是让用户配置内部参数。</w:t>
-      </w:r>
-    </w:p>
-    <w:p>
-      <w:pPr>
-        <w:pStyle w:val="Heading2"/>
-      </w:pPr>
-      <w:r>
-        <w:rPr>
-          <w:rFonts w:ascii="宋体" w:hAnsi="宋体" w:eastAsia="宋体"/>
-          <w:b/>
-          <w:color w:val="1F4E79"/>
-          <w:sz w:val="28"/>
-        </w:rPr>
-        <w:t>7.2 页面原型</w:t>
-      </w:r>
-    </w:p>
-    <w:p>
-      <w:pPr>
-        <w:spacing w:after="80"/>
-        <w:shd w:fill="F2F4F7"/>
-      </w:pPr>
-      <w:r>
-        <w:rPr>
-          <w:rFonts w:ascii="Consolas" w:hAnsi="Consolas" w:eastAsia="Consolas"/>
-          <w:sz w:val="18"/>
-        </w:rPr>
-        <w:t>┌────────────────────────────────────────────────────────────┐</w:t>
-      </w:r>
-    </w:p>
-    <w:p>
-      <w:pPr>
-        <w:spacing w:after="80"/>
-        <w:shd w:fill="F2F4F7"/>
-      </w:pPr>
-      <w:r>
-        <w:rPr>
-          <w:rFonts w:ascii="Consolas" w:hAnsi="Consolas" w:eastAsia="Consolas"/>
-          <w:sz w:val="18"/>
-        </w:rPr>
-        <w:t>│ 生成配置确认                                      [确认生成]│</w:t>
-      </w:r>
-    </w:p>
-    <w:p>
-      <w:pPr>
-        <w:spacing w:after="80"/>
-        <w:shd w:fill="F2F4F7"/>
-      </w:pPr>
-      <w:r>
-        <w:rPr>
-          <w:rFonts w:ascii="Consolas" w:hAnsi="Consolas" w:eastAsia="Consolas"/>
-          <w:sz w:val="18"/>
-        </w:rPr>
-        <w:t>├──────────────────────────────────────────────┬─────────────┤</w:t>
-      </w:r>
-    </w:p>
-    <w:p>
-      <w:pPr>
-        <w:spacing w:after="80"/>
-        <w:shd w:fill="F2F4F7"/>
-      </w:pPr>
-      <w:r>
-        <w:rPr>
-          <w:rFonts w:ascii="Consolas" w:hAnsi="Consolas" w:eastAsia="Consolas"/>
-          <w:sz w:val="18"/>
-        </w:rPr>
-        <w:t>│ 资料包：资料收集                               │ 规则说明     │</w:t>
-      </w:r>
-    </w:p>
-    <w:p>
-      <w:pPr>
-        <w:spacing w:after="80"/>
-        <w:shd w:fill="F2F4F7"/>
-      </w:pPr>
-      <w:r>
-        <w:rPr>
-          <w:rFonts w:ascii="Consolas" w:hAnsi="Consolas" w:eastAsia="Consolas"/>
-          <w:sz w:val="18"/>
-        </w:rPr>
-        <w:t>│ 已识别：17个镇街                               │ 原正文仅作模板│</w:t>
-      </w:r>
-    </w:p>
-    <w:p>
-      <w:pPr>
-        <w:spacing w:after="80"/>
-        <w:shd w:fill="F2F4F7"/>
-      </w:pPr>
-      <w:r>
-        <w:rPr>
-          <w:rFonts w:ascii="Consolas" w:hAnsi="Consolas" w:eastAsia="Consolas"/>
-          <w:sz w:val="18"/>
-        </w:rPr>
-        <w:t>│ 新的金额计算方法：未提供                       │ 数据来自资料包│</w:t>
-      </w:r>
-    </w:p>
-    <w:p>
-      <w:pPr>
-        <w:spacing w:after="80"/>
-        <w:shd w:fill="F2F4F7"/>
-      </w:pPr>
-      <w:r>
-        <w:rPr>
-          <w:rFonts w:ascii="Consolas" w:hAnsi="Consolas" w:eastAsia="Consolas"/>
-          <w:sz w:val="18"/>
-        </w:rPr>
-        <w:t>│ 系统处理：使用默认金额计算方法                  │ 无新金额方法时│</w:t>
-      </w:r>
-    </w:p>
-    <w:p>
-      <w:pPr>
-        <w:spacing w:after="80"/>
-        <w:shd w:fill="F2F4F7"/>
-      </w:pPr>
-      <w:r>
-        <w:rPr>
-          <w:rFonts w:ascii="Consolas" w:hAnsi="Consolas" w:eastAsia="Consolas"/>
-          <w:sz w:val="18"/>
-        </w:rPr>
-        <w:t>│ 推荐输出：多个单镇报告 + 全市汇总报告           │ 使用默认方法  │</w:t>
-      </w:r>
-    </w:p>
-    <w:p>
-      <w:pPr>
-        <w:spacing w:after="80"/>
-        <w:shd w:fill="F2F4F7"/>
-      </w:pPr>
-      <w:r>
-        <w:rPr>
-          <w:rFonts w:ascii="Consolas" w:hAnsi="Consolas" w:eastAsia="Consolas"/>
-          <w:sz w:val="18"/>
-        </w:rPr>
-        <w:t>│                                              │             │</w:t>
-      </w:r>
-    </w:p>
-    <w:p>
-      <w:pPr>
-        <w:spacing w:after="80"/>
-        <w:shd w:fill="F2F4F7"/>
-      </w:pPr>
-      <w:r>
-        <w:rPr>
-          <w:rFonts w:ascii="Consolas" w:hAnsi="Consolas" w:eastAsia="Consolas"/>
-          <w:sz w:val="18"/>
-        </w:rPr>
-        <w:t>│ 输出方式  ● 按镇分别生成  ☑ 同时生成汇总报告     │             │</w:t>
-      </w:r>
-    </w:p>
-    <w:p>
-      <w:pPr>
-        <w:spacing w:after="80"/>
-        <w:shd w:fill="F2F4F7"/>
-      </w:pPr>
-      <w:r>
-        <w:rPr>
-          <w:rFonts w:ascii="Consolas" w:hAnsi="Consolas" w:eastAsia="Consolas"/>
-          <w:sz w:val="18"/>
-        </w:rPr>
-        <w:t>│ 附件处理  ● 原样追加  ○ 不追加  ○ 按目录合并     │             │</w:t>
-      </w:r>
-    </w:p>
-    <w:p>
-      <w:pPr>
-        <w:spacing w:after="80"/>
-        <w:shd w:fill="F2F4F7"/>
-      </w:pPr>
-      <w:r>
-        <w:rPr>
-          <w:rFonts w:ascii="Consolas" w:hAnsi="Consolas" w:eastAsia="Consolas"/>
-          <w:sz w:val="18"/>
-        </w:rPr>
-        <w:t>└──────────────────────────────────────────────┴─────────────┘</w:t>
-      </w:r>
-    </w:p>
-    <w:p>
-      <w:pPr>
-        <w:pStyle w:val="Heading2"/>
-      </w:pPr>
-      <w:r>
-        <w:rPr>
-          <w:rFonts w:ascii="宋体" w:hAnsi="宋体" w:eastAsia="宋体"/>
-          <w:b/>
-          <w:color w:val="1F4E79"/>
-          <w:sz w:val="28"/>
-        </w:rPr>
-        <w:t>7.3 关键交互</w:t>
-      </w:r>
-    </w:p>
-    <w:tbl>
-      <w:tblPr>
-        <w:tblStyle w:val="TableGrid"/>
-        <w:tblW w:type="auto" w:w="0"/>
-        <w:jc w:val="center"/>
-        <w:tblLook w:firstColumn="1" w:firstRow="1" w:lastColumn="0" w:lastRow="0" w:noHBand="0" w:noVBand="1" w:val="04A0"/>
-      </w:tblPr>
-      <w:tblGrid>
-        <w:gridCol w:w="4824"/>
-        <w:gridCol w:w="4824"/>
-      </w:tblGrid>
-      <w:tr>
-        <w:tc>
-          <w:tcPr>
-            <w:tcW w:type="dxa" w:w="4824"/>
-            <w:vAlign w:val="center"/>
-            <w:shd w:fill="E8EEF5"/>
-            <w:tcBorders>
-              <w:top w:val="single" w:sz="4" w:space="0" w:color="B8C4D1"/>
-              <w:left w:val="single" w:sz="4" w:space="0" w:color="B8C4D1"/>
-              <w:bottom w:val="single" w:sz="4" w:space="0" w:color="B8C4D1"/>
-              <w:right w:val="single" w:sz="4" w:space="0" w:color="B8C4D1"/>
-            </w:tcBorders>
-            <w:tcMar>
-              <w:top w:w="80" w:type="dxa"/>
-              <w:bottom w:w="80" w:type="dxa"/>
-              <w:start w:w="120" w:type="dxa"/>
-              <w:end w:w="120" w:type="dxa"/>
-            </w:tcMar>
-          </w:tcPr>
-          <w:p>
-            <w:pPr>
-              <w:jc w:val="center"/>
-            </w:pPr>
-            <w:r/>
-            <w:r>
-              <w:rPr>
-                <w:rFonts w:ascii="宋体" w:hAnsi="宋体" w:eastAsia="宋体"/>
-                <w:b/>
-                <w:sz w:val="20"/>
-              </w:rPr>
-              <w:t>操作</w:t>
-            </w:r>
-          </w:p>
-        </w:tc>
-        <w:tc>
-          <w:tcPr>
-            <w:tcW w:type="dxa" w:w="4824"/>
-            <w:vAlign w:val="center"/>
-            <w:shd w:fill="E8EEF5"/>
-            <w:tcBorders>
-              <w:top w:val="single" w:sz="4" w:space="0" w:color="B8C4D1"/>
-              <w:left w:val="single" w:sz="4" w:space="0" w:color="B8C4D1"/>
-              <w:bottom w:val="single" w:sz="4" w:space="0" w:color="B8C4D1"/>
-              <w:right w:val="single" w:sz="4" w:space="0" w:color="B8C4D1"/>
-            </w:tcBorders>
-            <w:tcMar>
-              <w:top w:w="80" w:type="dxa"/>
-              <w:bottom w:w="80" w:type="dxa"/>
-              <w:start w:w="120" w:type="dxa"/>
-              <w:end w:w="120" w:type="dxa"/>
-            </w:tcMar>
-          </w:tcPr>
-          <w:p>
-            <w:pPr>
-              <w:jc w:val="center"/>
-            </w:pPr>
-            <w:r/>
-            <w:r>
-              <w:rPr>
-                <w:rFonts w:ascii="宋体" w:hAnsi="宋体" w:eastAsia="宋体"/>
-                <w:b/>
-                <w:sz w:val="20"/>
-              </w:rPr>
-              <w:t>结果</w:t>
-            </w:r>
-          </w:p>
-        </w:tc>
-      </w:tr>
-      <w:tr>
-        <w:tc>
-          <w:tcPr>
-            <w:tcW w:type="dxa" w:w="4824"/>
-            <w:vAlign w:val="center"/>
-            <w:tcBorders>
-              <w:top w:val="single" w:sz="4" w:space="0" w:color="B8C4D1"/>
-              <w:left w:val="single" w:sz="4" w:space="0" w:color="B8C4D1"/>
-              <w:bottom w:val="single" w:sz="4" w:space="0" w:color="B8C4D1"/>
-              <w:right w:val="single" w:sz="4" w:space="0" w:color="B8C4D1"/>
-            </w:tcBorders>
-            <w:tcMar>
-              <w:top w:w="80" w:type="dxa"/>
-              <w:bottom w:w="80" w:type="dxa"/>
-              <w:start w:w="120" w:type="dxa"/>
-              <w:end w:w="120" w:type="dxa"/>
-            </w:tcMar>
-          </w:tcPr>
-          <w:p>
-            <w:pPr>
-              <w:jc w:val="center"/>
-            </w:pPr>
-            <w:r/>
-            <w:r>
-              <w:rPr>
-                <w:rFonts w:ascii="宋体" w:hAnsi="宋体" w:eastAsia="宋体"/>
-                <w:b w:val="0"/>
-                <w:sz w:val="20"/>
-              </w:rPr>
-              <w:t>点击“确认生成”</w:t>
-            </w:r>
-          </w:p>
-        </w:tc>
-        <w:tc>
-          <w:tcPr>
-            <w:tcW w:type="dxa" w:w="4824"/>
-            <w:vAlign w:val="center"/>
-            <w:tcBorders>
-              <w:top w:val="single" w:sz="4" w:space="0" w:color="B8C4D1"/>
-              <w:left w:val="single" w:sz="4" w:space="0" w:color="B8C4D1"/>
-              <w:bottom w:val="single" w:sz="4" w:space="0" w:color="B8C4D1"/>
-              <w:right w:val="single" w:sz="4" w:space="0" w:color="B8C4D1"/>
-            </w:tcBorders>
-            <w:tcMar>
-              <w:top w:w="80" w:type="dxa"/>
-              <w:bottom w:w="80" w:type="dxa"/>
-              <w:start w:w="120" w:type="dxa"/>
-              <w:end w:w="120" w:type="dxa"/>
-            </w:tcMar>
-          </w:tcPr>
-          <w:p>
-            <w:pPr>
-              <w:jc w:val="center"/>
-            </w:pPr>
-            <w:r/>
-            <w:r>
-              <w:rPr>
-                <w:rFonts w:ascii="宋体" w:hAnsi="宋体" w:eastAsia="宋体"/>
-                <w:b w:val="0"/>
-                <w:sz w:val="20"/>
-              </w:rPr>
-              <w:t>进入自动生成进度页</w:t>
-            </w:r>
-          </w:p>
-        </w:tc>
-      </w:tr>
-      <w:tr>
-        <w:tc>
-          <w:tcPr>
-            <w:tcW w:type="dxa" w:w="4824"/>
-            <w:vAlign w:val="center"/>
-            <w:tcBorders>
-              <w:top w:val="single" w:sz="4" w:space="0" w:color="B8C4D1"/>
-              <w:left w:val="single" w:sz="4" w:space="0" w:color="B8C4D1"/>
-              <w:bottom w:val="single" w:sz="4" w:space="0" w:color="B8C4D1"/>
-              <w:right w:val="single" w:sz="4" w:space="0" w:color="B8C4D1"/>
-            </w:tcBorders>
-            <w:tcMar>
-              <w:top w:w="80" w:type="dxa"/>
-              <w:bottom w:w="80" w:type="dxa"/>
-              <w:start w:w="120" w:type="dxa"/>
-              <w:end w:w="120" w:type="dxa"/>
-            </w:tcMar>
-          </w:tcPr>
-          <w:p>
-            <w:pPr>
-              <w:jc w:val="center"/>
-            </w:pPr>
-            <w:r/>
-            <w:r>
-              <w:rPr>
-                <w:rFonts w:ascii="宋体" w:hAnsi="宋体" w:eastAsia="宋体"/>
-                <w:b w:val="0"/>
-                <w:sz w:val="20"/>
-              </w:rPr>
-              <w:t>返回上传</w:t>
-            </w:r>
-          </w:p>
-        </w:tc>
-        <w:tc>
-          <w:tcPr>
-            <w:tcW w:type="dxa" w:w="4824"/>
-            <w:vAlign w:val="center"/>
-            <w:tcBorders>
-              <w:top w:val="single" w:sz="4" w:space="0" w:color="B8C4D1"/>
-              <w:left w:val="single" w:sz="4" w:space="0" w:color="B8C4D1"/>
-              <w:bottom w:val="single" w:sz="4" w:space="0" w:color="B8C4D1"/>
-              <w:right w:val="single" w:sz="4" w:space="0" w:color="B8C4D1"/>
-            </w:tcBorders>
-            <w:tcMar>
-              <w:top w:w="80" w:type="dxa"/>
-              <w:bottom w:w="80" w:type="dxa"/>
-              <w:start w:w="120" w:type="dxa"/>
-              <w:end w:w="120" w:type="dxa"/>
-            </w:tcMar>
-          </w:tcPr>
-          <w:p>
-            <w:pPr>
-              <w:jc w:val="left"/>
-            </w:pPr>
-            <w:r/>
-            <w:r>
-              <w:rPr>
-                <w:rFonts w:ascii="宋体" w:hAnsi="宋体" w:eastAsia="宋体"/>
-                <w:b w:val="0"/>
-                <w:sz w:val="20"/>
-              </w:rPr>
-              <w:t>回到上传页补充资料或新的金额计算方法</w:t>
-            </w:r>
-          </w:p>
-        </w:tc>
-      </w:tr>
-      <w:tr>
-        <w:tc>
-          <w:tcPr>
-            <w:tcW w:type="dxa" w:w="4824"/>
-            <w:vAlign w:val="center"/>
-            <w:tcBorders>
-              <w:top w:val="single" w:sz="4" w:space="0" w:color="B8C4D1"/>
-              <w:left w:val="single" w:sz="4" w:space="0" w:color="B8C4D1"/>
-              <w:bottom w:val="single" w:sz="4" w:space="0" w:color="B8C4D1"/>
-              <w:right w:val="single" w:sz="4" w:space="0" w:color="B8C4D1"/>
-            </w:tcBorders>
-            <w:tcMar>
-              <w:top w:w="80" w:type="dxa"/>
-              <w:bottom w:w="80" w:type="dxa"/>
-              <w:start w:w="120" w:type="dxa"/>
-              <w:end w:w="120" w:type="dxa"/>
-            </w:tcMar>
-          </w:tcPr>
-          <w:p>
-            <w:pPr>
-              <w:jc w:val="center"/>
-            </w:pPr>
-            <w:r/>
-            <w:r>
-              <w:rPr>
-                <w:rFonts w:ascii="宋体" w:hAnsi="宋体" w:eastAsia="宋体"/>
-                <w:b w:val="0"/>
-                <w:sz w:val="20"/>
-              </w:rPr>
-              <w:t>勾选“同时生成汇总报告”</w:t>
-            </w:r>
-          </w:p>
-        </w:tc>
-        <w:tc>
-          <w:tcPr>
-            <w:tcW w:type="dxa" w:w="4824"/>
-            <w:vAlign w:val="center"/>
-            <w:tcBorders>
-              <w:top w:val="single" w:sz="4" w:space="0" w:color="B8C4D1"/>
-              <w:left w:val="single" w:sz="4" w:space="0" w:color="B8C4D1"/>
-              <w:bottom w:val="single" w:sz="4" w:space="0" w:color="B8C4D1"/>
-              <w:right w:val="single" w:sz="4" w:space="0" w:color="B8C4D1"/>
-            </w:tcBorders>
-            <w:tcMar>
-              <w:top w:w="80" w:type="dxa"/>
-              <w:bottom w:w="80" w:type="dxa"/>
-              <w:start w:w="120" w:type="dxa"/>
-              <w:end w:w="120" w:type="dxa"/>
-            </w:tcMar>
-          </w:tcPr>
-          <w:p>
-            <w:pPr>
-              <w:jc w:val="center"/>
-            </w:pPr>
-            <w:r/>
-            <w:r>
-              <w:rPr>
-                <w:rFonts w:ascii="宋体" w:hAnsi="宋体" w:eastAsia="宋体"/>
-                <w:b w:val="0"/>
-                <w:sz w:val="20"/>
-              </w:rPr>
-              <w:t>输出列表增加全市汇总报告</w:t>
-            </w:r>
-          </w:p>
-        </w:tc>
-      </w:tr>
-    </w:tbl>
-    <w:p>
-      <w:pPr>
-        <w:spacing w:after="40"/>
-      </w:pPr>
-    </w:p>
-    <w:p>
-      <w:pPr>
-        <w:pStyle w:val="Heading1"/>
-      </w:pPr>
-      <w:r>
-        <w:rPr>
-          <w:rFonts w:ascii="宋体" w:hAnsi="宋体" w:eastAsia="宋体"/>
-          <w:b/>
-          <w:color w:val="1F4E79"/>
-          <w:sz w:val="32"/>
-        </w:rPr>
-        <w:t>8. 页面四：自动生成进度</w:t>
-      </w:r>
-    </w:p>
-    <w:p>
-      <w:pPr>
-        <w:pStyle w:val="Heading2"/>
-      </w:pPr>
-      <w:r>
-        <w:rPr>
-          <w:rFonts w:ascii="宋体" w:hAnsi="宋体" w:eastAsia="宋体"/>
-          <w:b/>
-          <w:color w:val="1F4E79"/>
-          <w:sz w:val="28"/>
-        </w:rPr>
-        <w:t>8.1 页面用途</w:t>
+        <w:t>用途：展示系统自动处理过程，让用户知道当前进展。</w:t>
       </w:r>
     </w:p>
     <w:p>
@@ -2482,217 +987,7 @@
           <w:rFonts w:ascii="宋体" w:hAnsi="宋体" w:eastAsia="宋体"/>
           <w:sz w:val="22"/>
         </w:rPr>
-        <w:t>展示系统自动处理过程，不要求用户逐页查看识别、抽取和核算。</w:t>
-      </w:r>
-    </w:p>
-    <w:p>
-      <w:pPr>
-        <w:pStyle w:val="Heading2"/>
-      </w:pPr>
-      <w:r>
-        <w:rPr>
-          <w:rFonts w:ascii="宋体" w:hAnsi="宋体" w:eastAsia="宋体"/>
-          <w:b/>
-          <w:color w:val="1F4E79"/>
-          <w:sz w:val="28"/>
-        </w:rPr>
-        <w:t>8.2 页面原型</w:t>
-      </w:r>
-    </w:p>
-    <w:p>
-      <w:pPr>
-        <w:spacing w:after="80"/>
-        <w:shd w:fill="F2F4F7"/>
-      </w:pPr>
-      <w:r>
-        <w:rPr>
-          <w:rFonts w:ascii="Consolas" w:hAnsi="Consolas" w:eastAsia="Consolas"/>
-          <w:sz w:val="18"/>
-        </w:rPr>
-        <w:t>┌────────────────────────────────────────────────────────────┐</w:t>
-      </w:r>
-    </w:p>
-    <w:p>
-      <w:pPr>
-        <w:spacing w:after="80"/>
-        <w:shd w:fill="F2F4F7"/>
-      </w:pPr>
-      <w:r>
-        <w:rPr>
-          <w:rFonts w:ascii="Consolas" w:hAnsi="Consolas" w:eastAsia="Consolas"/>
-          <w:sz w:val="18"/>
-        </w:rPr>
-        <w:t>│ 正在生成报告                                      [后台生成]│</w:t>
-      </w:r>
-    </w:p>
-    <w:p>
-      <w:pPr>
-        <w:spacing w:after="80"/>
-        <w:shd w:fill="F2F4F7"/>
-      </w:pPr>
-      <w:r>
-        <w:rPr>
-          <w:rFonts w:ascii="Consolas" w:hAnsi="Consolas" w:eastAsia="Consolas"/>
-          <w:sz w:val="18"/>
-        </w:rPr>
-        <w:t>├──────────────────────────────────────────────┬─────────────┤</w:t>
-      </w:r>
-    </w:p>
-    <w:p>
-      <w:pPr>
-        <w:spacing w:after="80"/>
-        <w:shd w:fill="F2F4F7"/>
-      </w:pPr>
-      <w:r>
-        <w:rPr>
-          <w:rFonts w:ascii="Consolas" w:hAnsi="Consolas" w:eastAsia="Consolas"/>
-          <w:sz w:val="18"/>
-        </w:rPr>
-        <w:t>│ 总进度  ███████████░░░  76%                  │ 处理助手     │</w:t>
-      </w:r>
-    </w:p>
-    <w:p>
-      <w:pPr>
-        <w:spacing w:after="80"/>
-        <w:shd w:fill="F2F4F7"/>
-      </w:pPr>
-      <w:r>
-        <w:rPr>
-          <w:rFonts w:ascii="Consolas" w:hAnsi="Consolas" w:eastAsia="Consolas"/>
-          <w:sz w:val="18"/>
-        </w:rPr>
-        <w:t>│ 当前步骤：正在生成正式报告                    │ 当前Agent    │</w:t>
-      </w:r>
-    </w:p>
-    <w:p>
-      <w:pPr>
-        <w:spacing w:after="80"/>
-        <w:shd w:fill="F2F4F7"/>
-      </w:pPr>
-      <w:r>
-        <w:rPr>
-          <w:rFonts w:ascii="Consolas" w:hAnsi="Consolas" w:eastAsia="Consolas"/>
-          <w:sz w:val="18"/>
-        </w:rPr>
-        <w:t>│                                              │ 报告Agent    │</w:t>
-      </w:r>
-    </w:p>
-    <w:p>
-      <w:pPr>
-        <w:spacing w:after="80"/>
-        <w:shd w:fill="F2F4F7"/>
-      </w:pPr>
-      <w:r>
-        <w:rPr>
-          <w:rFonts w:ascii="Consolas" w:hAnsi="Consolas" w:eastAsia="Consolas"/>
-          <w:sz w:val="18"/>
-        </w:rPr>
-        <w:t>│ ✓ 读取资料包                                  │             │</w:t>
-      </w:r>
-    </w:p>
-    <w:p>
-      <w:pPr>
-        <w:spacing w:after="80"/>
-        <w:shd w:fill="F2F4F7"/>
-      </w:pPr>
-      <w:r>
-        <w:rPr>
-          <w:rFonts w:ascii="Consolas" w:hAnsi="Consolas" w:eastAsia="Consolas"/>
-          <w:sz w:val="18"/>
-        </w:rPr>
-        <w:t>│ ✓ 识别镇街和附件                              │ 系统提示     │</w:t>
-      </w:r>
-    </w:p>
-    <w:p>
-      <w:pPr>
-        <w:spacing w:after="80"/>
-        <w:shd w:fill="F2F4F7"/>
-      </w:pPr>
-      <w:r>
-        <w:rPr>
-          <w:rFonts w:ascii="Consolas" w:hAnsi="Consolas" w:eastAsia="Consolas"/>
-          <w:sz w:val="18"/>
-        </w:rPr>
-        <w:t>│ ✓ 抽取考核数据                                │ 未提供新金额 │</w:t>
-      </w:r>
-    </w:p>
-    <w:p>
-      <w:pPr>
-        <w:spacing w:after="80"/>
-        <w:shd w:fill="F2F4F7"/>
-      </w:pPr>
-      <w:r>
-        <w:rPr>
-          <w:rFonts w:ascii="Consolas" w:hAnsi="Consolas" w:eastAsia="Consolas"/>
-          <w:sz w:val="18"/>
-        </w:rPr>
-        <w:t>│ ✓ 核算金额                                    │ 方法，已使用 │</w:t>
-      </w:r>
-    </w:p>
-    <w:p>
-      <w:pPr>
-        <w:spacing w:after="80"/>
-        <w:shd w:fill="F2F4F7"/>
-      </w:pPr>
-      <w:r>
-        <w:rPr>
-          <w:rFonts w:ascii="Consolas" w:hAnsi="Consolas" w:eastAsia="Consolas"/>
-          <w:sz w:val="18"/>
-        </w:rPr>
-        <w:t>│ → 生成正文                                    │ 默认方法。   │</w:t>
-      </w:r>
-    </w:p>
-    <w:p>
-      <w:pPr>
-        <w:spacing w:after="80"/>
-        <w:shd w:fill="F2F4F7"/>
-      </w:pPr>
-      <w:r>
-        <w:rPr>
-          <w:rFonts w:ascii="Consolas" w:hAnsi="Consolas" w:eastAsia="Consolas"/>
-          <w:sz w:val="18"/>
-        </w:rPr>
-        <w:t>│ · 检查报告                                    │             │</w:t>
-      </w:r>
-    </w:p>
-    <w:p>
-      <w:pPr>
-        <w:spacing w:after="80"/>
-        <w:shd w:fill="F2F4F7"/>
-      </w:pPr>
-      <w:r>
-        <w:rPr>
-          <w:rFonts w:ascii="Consolas" w:hAnsi="Consolas" w:eastAsia="Consolas"/>
-          <w:sz w:val="18"/>
-        </w:rPr>
-        <w:t>│ · 输出成品报告                                │ [查看详情]   │</w:t>
-      </w:r>
-    </w:p>
-    <w:p>
-      <w:pPr>
-        <w:spacing w:after="80"/>
-        <w:shd w:fill="F2F4F7"/>
-      </w:pPr>
-      <w:r>
-        <w:rPr>
-          <w:rFonts w:ascii="Consolas" w:hAnsi="Consolas" w:eastAsia="Consolas"/>
-          <w:sz w:val="18"/>
-        </w:rPr>
-        <w:t>└──────────────────────────────────────────────┴─────────────┘</w:t>
-      </w:r>
-    </w:p>
-    <w:p>
-      <w:pPr>
-        <w:pStyle w:val="Heading2"/>
-      </w:pPr>
-      <w:r>
-        <w:rPr>
-          <w:rFonts w:ascii="宋体" w:hAnsi="宋体" w:eastAsia="宋体"/>
-          <w:b/>
-          <w:color w:val="1F4E79"/>
-          <w:sz w:val="28"/>
-        </w:rPr>
-        <w:t>8.3 进度节点</w:t>
+        <w:t>进度节点：</w:t>
       </w:r>
     </w:p>
     <w:p>
@@ -2788,528 +1083,156 @@
     </w:p>
     <w:p>
       <w:pPr>
-        <w:pStyle w:val="Heading2"/>
+        <w:spacing w:after="100"/>
       </w:pPr>
       <w:r>
         <w:rPr>
           <w:rFonts w:ascii="宋体" w:hAnsi="宋体" w:eastAsia="宋体"/>
-          <w:b/>
-          <w:color w:val="1F4E79"/>
-          <w:sz w:val="28"/>
+          <w:sz w:val="22"/>
         </w:rPr>
-        <w:t>8.4 异常规则</w:t>
+        <w:t>右侧处理助手：</w:t>
       </w:r>
     </w:p>
-    <w:tbl>
-      <w:tblPr>
-        <w:tblStyle w:val="TableGrid"/>
-        <w:tblW w:type="auto" w:w="0"/>
-        <w:jc w:val="center"/>
-        <w:tblLook w:firstColumn="1" w:firstRow="1" w:lastColumn="0" w:lastRow="0" w:noHBand="0" w:noVBand="1" w:val="04A0"/>
-      </w:tblPr>
-      <w:tblGrid>
-        <w:gridCol w:w="3216"/>
-        <w:gridCol w:w="3216"/>
-        <w:gridCol w:w="3216"/>
-      </w:tblGrid>
-      <w:tr>
-        <w:tc>
-          <w:tcPr>
-            <w:tcW w:type="dxa" w:w="3216"/>
-            <w:vAlign w:val="center"/>
-            <w:shd w:fill="E8EEF5"/>
-            <w:tcBorders>
-              <w:top w:val="single" w:sz="4" w:space="0" w:color="B8C4D1"/>
-              <w:left w:val="single" w:sz="4" w:space="0" w:color="B8C4D1"/>
-              <w:bottom w:val="single" w:sz="4" w:space="0" w:color="B8C4D1"/>
-              <w:right w:val="single" w:sz="4" w:space="0" w:color="B8C4D1"/>
-            </w:tcBorders>
-            <w:tcMar>
-              <w:top w:w="80" w:type="dxa"/>
-              <w:bottom w:w="80" w:type="dxa"/>
-              <w:start w:w="120" w:type="dxa"/>
-              <w:end w:w="120" w:type="dxa"/>
-            </w:tcMar>
-          </w:tcPr>
-          <w:p>
-            <w:pPr>
-              <w:jc w:val="center"/>
-            </w:pPr>
-            <w:r/>
-            <w:r>
-              <w:rPr>
-                <w:rFonts w:ascii="宋体" w:hAnsi="宋体" w:eastAsia="宋体"/>
-                <w:b/>
-                <w:sz w:val="20"/>
-              </w:rPr>
-              <w:t>类型</w:t>
-            </w:r>
-          </w:p>
-        </w:tc>
-        <w:tc>
-          <w:tcPr>
-            <w:tcW w:type="dxa" w:w="3216"/>
-            <w:vAlign w:val="center"/>
-            <w:shd w:fill="E8EEF5"/>
-            <w:tcBorders>
-              <w:top w:val="single" w:sz="4" w:space="0" w:color="B8C4D1"/>
-              <w:left w:val="single" w:sz="4" w:space="0" w:color="B8C4D1"/>
-              <w:bottom w:val="single" w:sz="4" w:space="0" w:color="B8C4D1"/>
-              <w:right w:val="single" w:sz="4" w:space="0" w:color="B8C4D1"/>
-            </w:tcBorders>
-            <w:tcMar>
-              <w:top w:w="80" w:type="dxa"/>
-              <w:bottom w:w="80" w:type="dxa"/>
-              <w:start w:w="120" w:type="dxa"/>
-              <w:end w:w="120" w:type="dxa"/>
-            </w:tcMar>
-          </w:tcPr>
-          <w:p>
-            <w:pPr>
-              <w:jc w:val="center"/>
-            </w:pPr>
-            <w:r/>
-            <w:r>
-              <w:rPr>
-                <w:rFonts w:ascii="宋体" w:hAnsi="宋体" w:eastAsia="宋体"/>
-                <w:b/>
-                <w:sz w:val="20"/>
-              </w:rPr>
-              <w:t>展示</w:t>
-            </w:r>
-          </w:p>
-        </w:tc>
-        <w:tc>
-          <w:tcPr>
-            <w:tcW w:type="dxa" w:w="3216"/>
-            <w:vAlign w:val="center"/>
-            <w:shd w:fill="E8EEF5"/>
-            <w:tcBorders>
-              <w:top w:val="single" w:sz="4" w:space="0" w:color="B8C4D1"/>
-              <w:left w:val="single" w:sz="4" w:space="0" w:color="B8C4D1"/>
-              <w:bottom w:val="single" w:sz="4" w:space="0" w:color="B8C4D1"/>
-              <w:right w:val="single" w:sz="4" w:space="0" w:color="B8C4D1"/>
-            </w:tcBorders>
-            <w:tcMar>
-              <w:top w:w="80" w:type="dxa"/>
-              <w:bottom w:w="80" w:type="dxa"/>
-              <w:start w:w="120" w:type="dxa"/>
-              <w:end w:w="120" w:type="dxa"/>
-            </w:tcMar>
-          </w:tcPr>
-          <w:p>
-            <w:pPr>
-              <w:jc w:val="center"/>
-            </w:pPr>
-            <w:r/>
-            <w:r>
-              <w:rPr>
-                <w:rFonts w:ascii="宋体" w:hAnsi="宋体" w:eastAsia="宋体"/>
-                <w:b/>
-                <w:sz w:val="20"/>
-              </w:rPr>
-              <w:t>是否阻断</w:t>
-            </w:r>
-          </w:p>
-        </w:tc>
-      </w:tr>
-      <w:tr>
-        <w:tc>
-          <w:tcPr>
-            <w:tcW w:type="dxa" w:w="3216"/>
-            <w:vAlign w:val="center"/>
-            <w:tcBorders>
-              <w:top w:val="single" w:sz="4" w:space="0" w:color="B8C4D1"/>
-              <w:left w:val="single" w:sz="4" w:space="0" w:color="B8C4D1"/>
-              <w:bottom w:val="single" w:sz="4" w:space="0" w:color="B8C4D1"/>
-              <w:right w:val="single" w:sz="4" w:space="0" w:color="B8C4D1"/>
-            </w:tcBorders>
-            <w:tcMar>
-              <w:top w:w="80" w:type="dxa"/>
-              <w:bottom w:w="80" w:type="dxa"/>
-              <w:start w:w="120" w:type="dxa"/>
-              <w:end w:w="120" w:type="dxa"/>
-            </w:tcMar>
-          </w:tcPr>
-          <w:p>
-            <w:pPr>
-              <w:jc w:val="center"/>
-            </w:pPr>
-            <w:r/>
-            <w:r>
-              <w:rPr>
-                <w:rFonts w:ascii="宋体" w:hAnsi="宋体" w:eastAsia="宋体"/>
-                <w:b w:val="0"/>
-                <w:sz w:val="20"/>
-              </w:rPr>
-              <w:t>未提供新的金额计算方法</w:t>
-            </w:r>
-          </w:p>
-        </w:tc>
-        <w:tc>
-          <w:tcPr>
-            <w:tcW w:type="dxa" w:w="3216"/>
-            <w:vAlign w:val="center"/>
-            <w:tcBorders>
-              <w:top w:val="single" w:sz="4" w:space="0" w:color="B8C4D1"/>
-              <w:left w:val="single" w:sz="4" w:space="0" w:color="B8C4D1"/>
-              <w:bottom w:val="single" w:sz="4" w:space="0" w:color="B8C4D1"/>
-              <w:right w:val="single" w:sz="4" w:space="0" w:color="B8C4D1"/>
-            </w:tcBorders>
-            <w:tcMar>
-              <w:top w:w="80" w:type="dxa"/>
-              <w:bottom w:w="80" w:type="dxa"/>
-              <w:start w:w="120" w:type="dxa"/>
-              <w:end w:w="120" w:type="dxa"/>
-            </w:tcMar>
-          </w:tcPr>
-          <w:p>
-            <w:pPr>
-              <w:jc w:val="left"/>
-            </w:pPr>
-            <w:r/>
-            <w:r>
-              <w:rPr>
-                <w:rFonts w:ascii="宋体" w:hAnsi="宋体" w:eastAsia="宋体"/>
-                <w:b w:val="0"/>
-                <w:sz w:val="20"/>
-              </w:rPr>
-              <w:t>黄色提示，说明已使用默认方法</w:t>
-            </w:r>
-          </w:p>
-        </w:tc>
-        <w:tc>
-          <w:tcPr>
-            <w:tcW w:type="dxa" w:w="3216"/>
-            <w:vAlign w:val="center"/>
-            <w:tcBorders>
-              <w:top w:val="single" w:sz="4" w:space="0" w:color="B8C4D1"/>
-              <w:left w:val="single" w:sz="4" w:space="0" w:color="B8C4D1"/>
-              <w:bottom w:val="single" w:sz="4" w:space="0" w:color="B8C4D1"/>
-              <w:right w:val="single" w:sz="4" w:space="0" w:color="B8C4D1"/>
-            </w:tcBorders>
-            <w:tcMar>
-              <w:top w:w="80" w:type="dxa"/>
-              <w:bottom w:w="80" w:type="dxa"/>
-              <w:start w:w="120" w:type="dxa"/>
-              <w:end w:w="120" w:type="dxa"/>
-            </w:tcMar>
-          </w:tcPr>
-          <w:p>
-            <w:pPr>
-              <w:jc w:val="center"/>
-            </w:pPr>
-            <w:r/>
-            <w:r>
-              <w:rPr>
-                <w:rFonts w:ascii="宋体" w:hAnsi="宋体" w:eastAsia="宋体"/>
-                <w:b w:val="0"/>
-                <w:sz w:val="20"/>
-              </w:rPr>
-              <w:t>否</w:t>
-            </w:r>
-          </w:p>
-        </w:tc>
-      </w:tr>
-      <w:tr>
-        <w:tc>
-          <w:tcPr>
-            <w:tcW w:type="dxa" w:w="3216"/>
-            <w:vAlign w:val="center"/>
-            <w:tcBorders>
-              <w:top w:val="single" w:sz="4" w:space="0" w:color="B8C4D1"/>
-              <w:left w:val="single" w:sz="4" w:space="0" w:color="B8C4D1"/>
-              <w:bottom w:val="single" w:sz="4" w:space="0" w:color="B8C4D1"/>
-              <w:right w:val="single" w:sz="4" w:space="0" w:color="B8C4D1"/>
-            </w:tcBorders>
-            <w:tcMar>
-              <w:top w:w="80" w:type="dxa"/>
-              <w:bottom w:w="80" w:type="dxa"/>
-              <w:start w:w="120" w:type="dxa"/>
-              <w:end w:w="120" w:type="dxa"/>
-            </w:tcMar>
-          </w:tcPr>
-          <w:p>
-            <w:pPr>
-              <w:jc w:val="center"/>
-            </w:pPr>
-            <w:r/>
-            <w:r>
-              <w:rPr>
-                <w:rFonts w:ascii="宋体" w:hAnsi="宋体" w:eastAsia="宋体"/>
-                <w:b w:val="0"/>
-                <w:sz w:val="20"/>
-              </w:rPr>
-              <w:t>资料包无法读取</w:t>
-            </w:r>
-          </w:p>
-        </w:tc>
-        <w:tc>
-          <w:tcPr>
-            <w:tcW w:type="dxa" w:w="3216"/>
-            <w:vAlign w:val="center"/>
-            <w:tcBorders>
-              <w:top w:val="single" w:sz="4" w:space="0" w:color="B8C4D1"/>
-              <w:left w:val="single" w:sz="4" w:space="0" w:color="B8C4D1"/>
-              <w:bottom w:val="single" w:sz="4" w:space="0" w:color="B8C4D1"/>
-              <w:right w:val="single" w:sz="4" w:space="0" w:color="B8C4D1"/>
-            </w:tcBorders>
-            <w:tcMar>
-              <w:top w:w="80" w:type="dxa"/>
-              <w:bottom w:w="80" w:type="dxa"/>
-              <w:start w:w="120" w:type="dxa"/>
-              <w:end w:w="120" w:type="dxa"/>
-            </w:tcMar>
-          </w:tcPr>
-          <w:p>
-            <w:pPr>
-              <w:jc w:val="center"/>
-            </w:pPr>
-            <w:r/>
-            <w:r>
-              <w:rPr>
-                <w:rFonts w:ascii="宋体" w:hAnsi="宋体" w:eastAsia="宋体"/>
-                <w:b w:val="0"/>
-                <w:sz w:val="20"/>
-              </w:rPr>
-              <w:t>红色提示</w:t>
-            </w:r>
-          </w:p>
-        </w:tc>
-        <w:tc>
-          <w:tcPr>
-            <w:tcW w:type="dxa" w:w="3216"/>
-            <w:vAlign w:val="center"/>
-            <w:tcBorders>
-              <w:top w:val="single" w:sz="4" w:space="0" w:color="B8C4D1"/>
-              <w:left w:val="single" w:sz="4" w:space="0" w:color="B8C4D1"/>
-              <w:bottom w:val="single" w:sz="4" w:space="0" w:color="B8C4D1"/>
-              <w:right w:val="single" w:sz="4" w:space="0" w:color="B8C4D1"/>
-            </w:tcBorders>
-            <w:tcMar>
-              <w:top w:w="80" w:type="dxa"/>
-              <w:bottom w:w="80" w:type="dxa"/>
-              <w:start w:w="120" w:type="dxa"/>
-              <w:end w:w="120" w:type="dxa"/>
-            </w:tcMar>
-          </w:tcPr>
-          <w:p>
-            <w:pPr>
-              <w:jc w:val="center"/>
-            </w:pPr>
-            <w:r/>
-            <w:r>
-              <w:rPr>
-                <w:rFonts w:ascii="宋体" w:hAnsi="宋体" w:eastAsia="宋体"/>
-                <w:b w:val="0"/>
-                <w:sz w:val="20"/>
-              </w:rPr>
-              <w:t>是</w:t>
-            </w:r>
-          </w:p>
-        </w:tc>
-      </w:tr>
-      <w:tr>
-        <w:tc>
-          <w:tcPr>
-            <w:tcW w:type="dxa" w:w="3216"/>
-            <w:vAlign w:val="center"/>
-            <w:tcBorders>
-              <w:top w:val="single" w:sz="4" w:space="0" w:color="B8C4D1"/>
-              <w:left w:val="single" w:sz="4" w:space="0" w:color="B8C4D1"/>
-              <w:bottom w:val="single" w:sz="4" w:space="0" w:color="B8C4D1"/>
-              <w:right w:val="single" w:sz="4" w:space="0" w:color="B8C4D1"/>
-            </w:tcBorders>
-            <w:tcMar>
-              <w:top w:w="80" w:type="dxa"/>
-              <w:bottom w:w="80" w:type="dxa"/>
-              <w:start w:w="120" w:type="dxa"/>
-              <w:end w:w="120" w:type="dxa"/>
-            </w:tcMar>
-          </w:tcPr>
-          <w:p>
-            <w:pPr>
-              <w:jc w:val="center"/>
-            </w:pPr>
-            <w:r/>
-            <w:r>
-              <w:rPr>
-                <w:rFonts w:ascii="宋体" w:hAnsi="宋体" w:eastAsia="宋体"/>
-                <w:b w:val="0"/>
-                <w:sz w:val="20"/>
-              </w:rPr>
-              <w:t>镇街名称无法识别</w:t>
-            </w:r>
-          </w:p>
-        </w:tc>
-        <w:tc>
-          <w:tcPr>
-            <w:tcW w:type="dxa" w:w="3216"/>
-            <w:vAlign w:val="center"/>
-            <w:tcBorders>
-              <w:top w:val="single" w:sz="4" w:space="0" w:color="B8C4D1"/>
-              <w:left w:val="single" w:sz="4" w:space="0" w:color="B8C4D1"/>
-              <w:bottom w:val="single" w:sz="4" w:space="0" w:color="B8C4D1"/>
-              <w:right w:val="single" w:sz="4" w:space="0" w:color="B8C4D1"/>
-            </w:tcBorders>
-            <w:tcMar>
-              <w:top w:w="80" w:type="dxa"/>
-              <w:bottom w:w="80" w:type="dxa"/>
-              <w:start w:w="120" w:type="dxa"/>
-              <w:end w:w="120" w:type="dxa"/>
-            </w:tcMar>
-          </w:tcPr>
-          <w:p>
-            <w:pPr>
-              <w:jc w:val="center"/>
-            </w:pPr>
-            <w:r/>
-            <w:r>
-              <w:rPr>
-                <w:rFonts w:ascii="宋体" w:hAnsi="宋体" w:eastAsia="宋体"/>
-                <w:b w:val="0"/>
-                <w:sz w:val="20"/>
-              </w:rPr>
-              <w:t>黄色或红色，视影响程度</w:t>
-            </w:r>
-          </w:p>
-        </w:tc>
-        <w:tc>
-          <w:tcPr>
-            <w:tcW w:type="dxa" w:w="3216"/>
-            <w:vAlign w:val="center"/>
-            <w:tcBorders>
-              <w:top w:val="single" w:sz="4" w:space="0" w:color="B8C4D1"/>
-              <w:left w:val="single" w:sz="4" w:space="0" w:color="B8C4D1"/>
-              <w:bottom w:val="single" w:sz="4" w:space="0" w:color="B8C4D1"/>
-              <w:right w:val="single" w:sz="4" w:space="0" w:color="B8C4D1"/>
-            </w:tcBorders>
-            <w:tcMar>
-              <w:top w:w="80" w:type="dxa"/>
-              <w:bottom w:w="80" w:type="dxa"/>
-              <w:start w:w="120" w:type="dxa"/>
-              <w:end w:w="120" w:type="dxa"/>
-            </w:tcMar>
-          </w:tcPr>
-          <w:p>
-            <w:pPr>
-              <w:jc w:val="center"/>
-            </w:pPr>
-            <w:r/>
-            <w:r>
-              <w:rPr>
-                <w:rFonts w:ascii="宋体" w:hAnsi="宋体" w:eastAsia="宋体"/>
-                <w:b w:val="0"/>
-                <w:sz w:val="20"/>
-              </w:rPr>
-              <w:t>可配置</w:t>
-            </w:r>
-          </w:p>
-        </w:tc>
-      </w:tr>
-      <w:tr>
-        <w:tc>
-          <w:tcPr>
-            <w:tcW w:type="dxa" w:w="3216"/>
-            <w:vAlign w:val="center"/>
-            <w:tcBorders>
-              <w:top w:val="single" w:sz="4" w:space="0" w:color="B8C4D1"/>
-              <w:left w:val="single" w:sz="4" w:space="0" w:color="B8C4D1"/>
-              <w:bottom w:val="single" w:sz="4" w:space="0" w:color="B8C4D1"/>
-              <w:right w:val="single" w:sz="4" w:space="0" w:color="B8C4D1"/>
-            </w:tcBorders>
-            <w:tcMar>
-              <w:top w:w="80" w:type="dxa"/>
-              <w:bottom w:w="80" w:type="dxa"/>
-              <w:start w:w="120" w:type="dxa"/>
-              <w:end w:w="120" w:type="dxa"/>
-            </w:tcMar>
-          </w:tcPr>
-          <w:p>
-            <w:pPr>
-              <w:jc w:val="center"/>
-            </w:pPr>
-            <w:r/>
-            <w:r>
-              <w:rPr>
-                <w:rFonts w:ascii="宋体" w:hAnsi="宋体" w:eastAsia="宋体"/>
-                <w:b w:val="0"/>
-                <w:sz w:val="20"/>
-              </w:rPr>
-              <w:t>金额异常</w:t>
-            </w:r>
-          </w:p>
-        </w:tc>
-        <w:tc>
-          <w:tcPr>
-            <w:tcW w:type="dxa" w:w="3216"/>
-            <w:vAlign w:val="center"/>
-            <w:tcBorders>
-              <w:top w:val="single" w:sz="4" w:space="0" w:color="B8C4D1"/>
-              <w:left w:val="single" w:sz="4" w:space="0" w:color="B8C4D1"/>
-              <w:bottom w:val="single" w:sz="4" w:space="0" w:color="B8C4D1"/>
-              <w:right w:val="single" w:sz="4" w:space="0" w:color="B8C4D1"/>
-            </w:tcBorders>
-            <w:tcMar>
-              <w:top w:w="80" w:type="dxa"/>
-              <w:bottom w:w="80" w:type="dxa"/>
-              <w:start w:w="120" w:type="dxa"/>
-              <w:end w:w="120" w:type="dxa"/>
-            </w:tcMar>
-          </w:tcPr>
-          <w:p>
-            <w:pPr>
-              <w:jc w:val="left"/>
-            </w:pPr>
-            <w:r/>
-            <w:r>
-              <w:rPr>
-                <w:rFonts w:ascii="宋体" w:hAnsi="宋体" w:eastAsia="宋体"/>
-                <w:b w:val="0"/>
-                <w:sz w:val="20"/>
-              </w:rPr>
-              <w:t>在详情中提示，必要时阻断导出</w:t>
-            </w:r>
-          </w:p>
-        </w:tc>
-        <w:tc>
-          <w:tcPr>
-            <w:tcW w:type="dxa" w:w="3216"/>
-            <w:vAlign w:val="center"/>
-            <w:tcBorders>
-              <w:top w:val="single" w:sz="4" w:space="0" w:color="B8C4D1"/>
-              <w:left w:val="single" w:sz="4" w:space="0" w:color="B8C4D1"/>
-              <w:bottom w:val="single" w:sz="4" w:space="0" w:color="B8C4D1"/>
-              <w:right w:val="single" w:sz="4" w:space="0" w:color="B8C4D1"/>
-            </w:tcBorders>
-            <w:tcMar>
-              <w:top w:w="80" w:type="dxa"/>
-              <w:bottom w:w="80" w:type="dxa"/>
-              <w:start w:w="120" w:type="dxa"/>
-              <w:end w:w="120" w:type="dxa"/>
-            </w:tcMar>
-          </w:tcPr>
-          <w:p>
-            <w:pPr>
-              <w:jc w:val="center"/>
-            </w:pPr>
-            <w:r/>
-            <w:r>
-              <w:rPr>
-                <w:rFonts w:ascii="宋体" w:hAnsi="宋体" w:eastAsia="宋体"/>
-                <w:b w:val="0"/>
-                <w:sz w:val="20"/>
-              </w:rPr>
-              <w:t>视情况</w:t>
-            </w:r>
-          </w:p>
-        </w:tc>
-      </w:tr>
-    </w:tbl>
     <w:p>
       <w:pPr>
-        <w:spacing w:after="40"/>
-      </w:pPr>
+        <w:pStyle w:val="ListBullet"/>
+        <w:spacing w:after="100"/>
+      </w:pPr>
+      <w:r>
+        <w:rPr>
+          <w:rFonts w:ascii="宋体" w:hAnsi="宋体" w:eastAsia="宋体"/>
+          <w:sz w:val="22"/>
+        </w:rPr>
+        <w:t>当前 Agent：资料解析 / 金额 / 规范 / 报告 / 校验</w:t>
+      </w:r>
+    </w:p>
+    <w:p>
+      <w:pPr>
+        <w:pStyle w:val="ListBullet"/>
+        <w:spacing w:after="100"/>
+      </w:pPr>
+      <w:r>
+        <w:rPr>
+          <w:rFonts w:ascii="宋体" w:hAnsi="宋体" w:eastAsia="宋体"/>
+          <w:sz w:val="22"/>
+        </w:rPr>
+        <w:t>当前动作</w:t>
+      </w:r>
+    </w:p>
+    <w:p>
+      <w:pPr>
+        <w:pStyle w:val="ListBullet"/>
+        <w:spacing w:after="100"/>
+      </w:pPr>
+      <w:r>
+        <w:rPr>
+          <w:rFonts w:ascii="宋体" w:hAnsi="宋体" w:eastAsia="宋体"/>
+          <w:sz w:val="22"/>
+        </w:rPr>
+        <w:t>系统提示</w:t>
+      </w:r>
+    </w:p>
+    <w:p>
+      <w:pPr>
+        <w:pStyle w:val="ListBullet"/>
+        <w:spacing w:after="100"/>
+      </w:pPr>
+      <w:r>
+        <w:rPr>
+          <w:rFonts w:ascii="宋体" w:hAnsi="宋体" w:eastAsia="宋体"/>
+          <w:sz w:val="22"/>
+        </w:rPr>
+        <w:t>异常状态</w:t>
+      </w:r>
+    </w:p>
+    <w:p>
+      <w:pPr>
+        <w:spacing w:after="100"/>
+      </w:pPr>
+      <w:r>
+        <w:rPr>
+          <w:rFonts w:ascii="宋体" w:hAnsi="宋体" w:eastAsia="宋体"/>
+          <w:sz w:val="22"/>
+        </w:rPr>
+        <w:t>异常提示：</w:t>
+      </w:r>
+    </w:p>
+    <w:p>
+      <w:pPr>
+        <w:pStyle w:val="ListBullet"/>
+        <w:spacing w:after="100"/>
+      </w:pPr>
+      <w:r>
+        <w:rPr>
+          <w:rFonts w:ascii="宋体" w:hAnsi="宋体" w:eastAsia="宋体"/>
+          <w:sz w:val="22"/>
+        </w:rPr>
+        <w:t>黄色提示：未提供新的金额计算方法，已使用默认金额计算方法。</w:t>
+      </w:r>
+    </w:p>
+    <w:p>
+      <w:pPr>
+        <w:pStyle w:val="ListBullet"/>
+        <w:spacing w:after="100"/>
+      </w:pPr>
+      <w:r>
+        <w:rPr>
+          <w:rFonts w:ascii="宋体" w:hAnsi="宋体" w:eastAsia="宋体"/>
+          <w:sz w:val="22"/>
+        </w:rPr>
+        <w:t>红色提示：资料包无法读取，请重新上传。</w:t>
+      </w:r>
+    </w:p>
+    <w:p>
+      <w:pPr>
+        <w:spacing w:after="100"/>
+      </w:pPr>
+      <w:r>
+        <w:rPr>
+          <w:rFonts w:ascii="宋体" w:hAnsi="宋体" w:eastAsia="宋体"/>
+          <w:sz w:val="22"/>
+        </w:rPr>
+        <w:t>按钮：</w:t>
+      </w:r>
+    </w:p>
+    <w:p>
+      <w:pPr>
+        <w:pStyle w:val="ListBullet"/>
+        <w:spacing w:after="100"/>
+      </w:pPr>
+      <w:r>
+        <w:rPr>
+          <w:rFonts w:ascii="宋体" w:hAnsi="宋体" w:eastAsia="宋体"/>
+          <w:sz w:val="22"/>
+        </w:rPr>
+        <w:t>后台生成</w:t>
+      </w:r>
+    </w:p>
+    <w:p>
+      <w:pPr>
+        <w:pStyle w:val="ListBullet"/>
+        <w:spacing w:after="100"/>
+      </w:pPr>
+      <w:r>
+        <w:rPr>
+          <w:rFonts w:ascii="宋体" w:hAnsi="宋体" w:eastAsia="宋体"/>
+          <w:sz w:val="22"/>
+        </w:rPr>
+        <w:t>查看详情</w:t>
+      </w:r>
+    </w:p>
+    <w:p>
+      <w:pPr>
+        <w:pStyle w:val="ListBullet"/>
+        <w:spacing w:after="100"/>
+      </w:pPr>
+      <w:r>
+        <w:rPr>
+          <w:rFonts w:ascii="宋体" w:hAnsi="宋体" w:eastAsia="宋体"/>
+          <w:sz w:val="22"/>
+        </w:rPr>
+        <w:t>停止任务</w:t>
+      </w:r>
     </w:p>
     <w:p>
       <w:pPr>
@@ -3322,21 +1245,7 @@
           <w:color w:val="1F4E79"/>
           <w:sz w:val="32"/>
         </w:rPr>
-        <w:t>9. 页面五：成品报告结果</w:t>
-      </w:r>
-    </w:p>
-    <w:p>
-      <w:pPr>
-        <w:pStyle w:val="Heading2"/>
-      </w:pPr>
-      <w:r>
-        <w:rPr>
-          <w:rFonts w:ascii="宋体" w:hAnsi="宋体" w:eastAsia="宋体"/>
-          <w:b/>
-          <w:color w:val="1F4E79"/>
-          <w:sz w:val="28"/>
-        </w:rPr>
-        <w:t>9.1 页面用途</w:t>
+        <w:t>8. 页面五：成品报告结果</w:t>
       </w:r>
     </w:p>
     <w:p>
@@ -3348,554 +1257,7 @@
           <w:rFonts w:ascii="宋体" w:hAnsi="宋体" w:eastAsia="宋体"/>
           <w:sz w:val="22"/>
         </w:rPr>
-        <w:t>突出最终成品报告下载，弱化中间过程。</w:t>
-      </w:r>
-    </w:p>
-    <w:p>
-      <w:pPr>
-        <w:pStyle w:val="Heading2"/>
-      </w:pPr>
-      <w:r>
-        <w:rPr>
-          <w:rFonts w:ascii="宋体" w:hAnsi="宋体" w:eastAsia="宋体"/>
-          <w:b/>
-          <w:color w:val="1F4E79"/>
-          <w:sz w:val="28"/>
-        </w:rPr>
-        <w:t>9.2 页面原型</w:t>
-      </w:r>
-    </w:p>
-    <w:p>
-      <w:pPr>
-        <w:spacing w:after="80"/>
-        <w:shd w:fill="F2F4F7"/>
-      </w:pPr>
-      <w:r>
-        <w:rPr>
-          <w:rFonts w:ascii="Consolas" w:hAnsi="Consolas" w:eastAsia="Consolas"/>
-          <w:sz w:val="18"/>
-        </w:rPr>
-        <w:t>┌────────────────────────────────────────────────────────────┐</w:t>
-      </w:r>
-    </w:p>
-    <w:p>
-      <w:pPr>
-        <w:spacing w:after="80"/>
-        <w:shd w:fill="F2F4F7"/>
-      </w:pPr>
-      <w:r>
-        <w:rPr>
-          <w:rFonts w:ascii="Consolas" w:hAnsi="Consolas" w:eastAsia="Consolas"/>
-          <w:sz w:val="18"/>
-        </w:rPr>
-        <w:t>│ 报告已生成                                      [下载全部]  │</w:t>
-      </w:r>
-    </w:p>
-    <w:p>
-      <w:pPr>
-        <w:spacing w:after="80"/>
-        <w:shd w:fill="F2F4F7"/>
-      </w:pPr>
-      <w:r>
-        <w:rPr>
-          <w:rFonts w:ascii="Consolas" w:hAnsi="Consolas" w:eastAsia="Consolas"/>
-          <w:sz w:val="18"/>
-        </w:rPr>
-        <w:t>├──────────────────────────────────────────────┬─────────────┤</w:t>
-      </w:r>
-    </w:p>
-    <w:p>
-      <w:pPr>
-        <w:spacing w:after="80"/>
-        <w:shd w:fill="F2F4F7"/>
-      </w:pPr>
-      <w:r>
-        <w:rPr>
-          <w:rFonts w:ascii="Consolas" w:hAnsi="Consolas" w:eastAsia="Consolas"/>
-          <w:sz w:val="18"/>
-        </w:rPr>
-        <w:t>│ 成品报告                                      │ 生成摘要     │</w:t>
-      </w:r>
-    </w:p>
-    <w:p>
-      <w:pPr>
-        <w:spacing w:after="80"/>
-        <w:shd w:fill="F2F4F7"/>
-      </w:pPr>
-      <w:r>
-        <w:rPr>
-          <w:rFonts w:ascii="Consolas" w:hAnsi="Consolas" w:eastAsia="Consolas"/>
-          <w:sz w:val="18"/>
-        </w:rPr>
-        <w:t>│ ┌────┬──────────────┬──────────┬────────┐    │ 资料包已处理 │</w:t>
-      </w:r>
-    </w:p>
-    <w:p>
-      <w:pPr>
-        <w:spacing w:after="80"/>
-        <w:shd w:fill="F2F4F7"/>
-      </w:pPr>
-      <w:r>
-        <w:rPr>
-          <w:rFonts w:ascii="Consolas" w:hAnsi="Consolas" w:eastAsia="Consolas"/>
-          <w:sz w:val="18"/>
-        </w:rPr>
-        <w:t>│ │序号│报告名称       │状态      │操作    │    │ 金额核算完成 │</w:t>
-      </w:r>
-    </w:p>
-    <w:p>
-      <w:pPr>
-        <w:spacing w:after="80"/>
-        <w:shd w:fill="F2F4F7"/>
-      </w:pPr>
-      <w:r>
-        <w:rPr>
-          <w:rFonts w:ascii="Consolas" w:hAnsi="Consolas" w:eastAsia="Consolas"/>
-          <w:sz w:val="18"/>
-        </w:rPr>
-        <w:t>│ ├────┼──────────────┼──────────┼────────┤    │ 报告校验通过 │</w:t>
-      </w:r>
-    </w:p>
-    <w:p>
-      <w:pPr>
-        <w:spacing w:after="80"/>
-        <w:shd w:fill="F2F4F7"/>
-      </w:pPr>
-      <w:r>
-        <w:rPr>
-          <w:rFonts w:ascii="Consolas" w:hAnsi="Consolas" w:eastAsia="Consolas"/>
-          <w:sz w:val="18"/>
-        </w:rPr>
-        <w:t>│ │1   │北陡镇...docx  │已完成    │下载    │    │ 使用默认金额 │</w:t>
-      </w:r>
-    </w:p>
-    <w:p>
-      <w:pPr>
-        <w:spacing w:after="80"/>
-        <w:shd w:fill="F2F4F7"/>
-      </w:pPr>
-      <w:r>
-        <w:rPr>
-          <w:rFonts w:ascii="Consolas" w:hAnsi="Consolas" w:eastAsia="Consolas"/>
-          <w:sz w:val="18"/>
-        </w:rPr>
-        <w:t>│ │2   │白沙镇...docx  │已完成    │下载    │    │ 计算方法     │</w:t>
-      </w:r>
-    </w:p>
-    <w:p>
-      <w:pPr>
-        <w:spacing w:after="80"/>
-        <w:shd w:fill="F2F4F7"/>
-      </w:pPr>
-      <w:r>
-        <w:rPr>
-          <w:rFonts w:ascii="Consolas" w:hAnsi="Consolas" w:eastAsia="Consolas"/>
-          <w:sz w:val="18"/>
-        </w:rPr>
-        <w:t>│ │3   │台山市...docx  │已完成    │下载    │    │             │</w:t>
-      </w:r>
-    </w:p>
-    <w:p>
-      <w:pPr>
-        <w:spacing w:after="80"/>
-        <w:shd w:fill="F2F4F7"/>
-      </w:pPr>
-      <w:r>
-        <w:rPr>
-          <w:rFonts w:ascii="Consolas" w:hAnsi="Consolas" w:eastAsia="Consolas"/>
-          <w:sz w:val="18"/>
-        </w:rPr>
-        <w:t>│ └────┴──────────────┴──────────┴────────┘    │ [查看详情]   │</w:t>
-      </w:r>
-    </w:p>
-    <w:p>
-      <w:pPr>
-        <w:spacing w:after="80"/>
-        <w:shd w:fill="F2F4F7"/>
-      </w:pPr>
-      <w:r>
-        <w:rPr>
-          <w:rFonts w:ascii="Consolas" w:hAnsi="Consolas" w:eastAsia="Consolas"/>
-          <w:sz w:val="18"/>
-        </w:rPr>
-        <w:t>└──────────────────────────────────────────────┴─────────────┘</w:t>
-      </w:r>
-    </w:p>
-    <w:p>
-      <w:pPr>
-        <w:pStyle w:val="Heading2"/>
-      </w:pPr>
-      <w:r>
-        <w:rPr>
-          <w:rFonts w:ascii="宋体" w:hAnsi="宋体" w:eastAsia="宋体"/>
-          <w:b/>
-          <w:color w:val="1F4E79"/>
-          <w:sz w:val="28"/>
-        </w:rPr>
-        <w:t>9.3 关键交互</w:t>
-      </w:r>
-    </w:p>
-    <w:tbl>
-      <w:tblPr>
-        <w:tblStyle w:val="TableGrid"/>
-        <w:tblW w:type="auto" w:w="0"/>
-        <w:jc w:val="center"/>
-        <w:tblLook w:firstColumn="1" w:firstRow="1" w:lastColumn="0" w:lastRow="0" w:noHBand="0" w:noVBand="1" w:val="04A0"/>
-      </w:tblPr>
-      <w:tblGrid>
-        <w:gridCol w:w="4824"/>
-        <w:gridCol w:w="4824"/>
-      </w:tblGrid>
-      <w:tr>
-        <w:tc>
-          <w:tcPr>
-            <w:tcW w:type="dxa" w:w="4824"/>
-            <w:vAlign w:val="center"/>
-            <w:shd w:fill="E8EEF5"/>
-            <w:tcBorders>
-              <w:top w:val="single" w:sz="4" w:space="0" w:color="B8C4D1"/>
-              <w:left w:val="single" w:sz="4" w:space="0" w:color="B8C4D1"/>
-              <w:bottom w:val="single" w:sz="4" w:space="0" w:color="B8C4D1"/>
-              <w:right w:val="single" w:sz="4" w:space="0" w:color="B8C4D1"/>
-            </w:tcBorders>
-            <w:tcMar>
-              <w:top w:w="80" w:type="dxa"/>
-              <w:bottom w:w="80" w:type="dxa"/>
-              <w:start w:w="120" w:type="dxa"/>
-              <w:end w:w="120" w:type="dxa"/>
-            </w:tcMar>
-          </w:tcPr>
-          <w:p>
-            <w:pPr>
-              <w:jc w:val="center"/>
-            </w:pPr>
-            <w:r/>
-            <w:r>
-              <w:rPr>
-                <w:rFonts w:ascii="宋体" w:hAnsi="宋体" w:eastAsia="宋体"/>
-                <w:b/>
-                <w:sz w:val="20"/>
-              </w:rPr>
-              <w:t>操作</w:t>
-            </w:r>
-          </w:p>
-        </w:tc>
-        <w:tc>
-          <w:tcPr>
-            <w:tcW w:type="dxa" w:w="4824"/>
-            <w:vAlign w:val="center"/>
-            <w:shd w:fill="E8EEF5"/>
-            <w:tcBorders>
-              <w:top w:val="single" w:sz="4" w:space="0" w:color="B8C4D1"/>
-              <w:left w:val="single" w:sz="4" w:space="0" w:color="B8C4D1"/>
-              <w:bottom w:val="single" w:sz="4" w:space="0" w:color="B8C4D1"/>
-              <w:right w:val="single" w:sz="4" w:space="0" w:color="B8C4D1"/>
-            </w:tcBorders>
-            <w:tcMar>
-              <w:top w:w="80" w:type="dxa"/>
-              <w:bottom w:w="80" w:type="dxa"/>
-              <w:start w:w="120" w:type="dxa"/>
-              <w:end w:w="120" w:type="dxa"/>
-            </w:tcMar>
-          </w:tcPr>
-          <w:p>
-            <w:pPr>
-              <w:jc w:val="center"/>
-            </w:pPr>
-            <w:r/>
-            <w:r>
-              <w:rPr>
-                <w:rFonts w:ascii="宋体" w:hAnsi="宋体" w:eastAsia="宋体"/>
-                <w:b/>
-                <w:sz w:val="20"/>
-              </w:rPr>
-              <w:t>结果</w:t>
-            </w:r>
-          </w:p>
-        </w:tc>
-      </w:tr>
-      <w:tr>
-        <w:tc>
-          <w:tcPr>
-            <w:tcW w:type="dxa" w:w="4824"/>
-            <w:vAlign w:val="center"/>
-            <w:tcBorders>
-              <w:top w:val="single" w:sz="4" w:space="0" w:color="B8C4D1"/>
-              <w:left w:val="single" w:sz="4" w:space="0" w:color="B8C4D1"/>
-              <w:bottom w:val="single" w:sz="4" w:space="0" w:color="B8C4D1"/>
-              <w:right w:val="single" w:sz="4" w:space="0" w:color="B8C4D1"/>
-            </w:tcBorders>
-            <w:tcMar>
-              <w:top w:w="80" w:type="dxa"/>
-              <w:bottom w:w="80" w:type="dxa"/>
-              <w:start w:w="120" w:type="dxa"/>
-              <w:end w:w="120" w:type="dxa"/>
-            </w:tcMar>
-          </w:tcPr>
-          <w:p>
-            <w:pPr>
-              <w:jc w:val="center"/>
-            </w:pPr>
-            <w:r/>
-            <w:r>
-              <w:rPr>
-                <w:rFonts w:ascii="宋体" w:hAnsi="宋体" w:eastAsia="宋体"/>
-                <w:b w:val="0"/>
-                <w:sz w:val="20"/>
-              </w:rPr>
-              <w:t>下载成品报告</w:t>
-            </w:r>
-          </w:p>
-        </w:tc>
-        <w:tc>
-          <w:tcPr>
-            <w:tcW w:type="dxa" w:w="4824"/>
-            <w:vAlign w:val="center"/>
-            <w:tcBorders>
-              <w:top w:val="single" w:sz="4" w:space="0" w:color="B8C4D1"/>
-              <w:left w:val="single" w:sz="4" w:space="0" w:color="B8C4D1"/>
-              <w:bottom w:val="single" w:sz="4" w:space="0" w:color="B8C4D1"/>
-              <w:right w:val="single" w:sz="4" w:space="0" w:color="B8C4D1"/>
-            </w:tcBorders>
-            <w:tcMar>
-              <w:top w:w="80" w:type="dxa"/>
-              <w:bottom w:w="80" w:type="dxa"/>
-              <w:start w:w="120" w:type="dxa"/>
-              <w:end w:w="120" w:type="dxa"/>
-            </w:tcMar>
-          </w:tcPr>
-          <w:p>
-            <w:pPr>
-              <w:jc w:val="center"/>
-            </w:pPr>
-            <w:r/>
-            <w:r>
-              <w:rPr>
-                <w:rFonts w:ascii="宋体" w:hAnsi="宋体" w:eastAsia="宋体"/>
-                <w:b w:val="0"/>
-                <w:sz w:val="20"/>
-              </w:rPr>
-              <w:t>下载单个 DOCX</w:t>
-            </w:r>
-          </w:p>
-        </w:tc>
-      </w:tr>
-      <w:tr>
-        <w:tc>
-          <w:tcPr>
-            <w:tcW w:type="dxa" w:w="4824"/>
-            <w:vAlign w:val="center"/>
-            <w:tcBorders>
-              <w:top w:val="single" w:sz="4" w:space="0" w:color="B8C4D1"/>
-              <w:left w:val="single" w:sz="4" w:space="0" w:color="B8C4D1"/>
-              <w:bottom w:val="single" w:sz="4" w:space="0" w:color="B8C4D1"/>
-              <w:right w:val="single" w:sz="4" w:space="0" w:color="B8C4D1"/>
-            </w:tcBorders>
-            <w:tcMar>
-              <w:top w:w="80" w:type="dxa"/>
-              <w:bottom w:w="80" w:type="dxa"/>
-              <w:start w:w="120" w:type="dxa"/>
-              <w:end w:w="120" w:type="dxa"/>
-            </w:tcMar>
-          </w:tcPr>
-          <w:p>
-            <w:pPr>
-              <w:jc w:val="center"/>
-            </w:pPr>
-            <w:r/>
-            <w:r>
-              <w:rPr>
-                <w:rFonts w:ascii="宋体" w:hAnsi="宋体" w:eastAsia="宋体"/>
-                <w:b w:val="0"/>
-                <w:sz w:val="20"/>
-              </w:rPr>
-              <w:t>下载全部</w:t>
-            </w:r>
-          </w:p>
-        </w:tc>
-        <w:tc>
-          <w:tcPr>
-            <w:tcW w:type="dxa" w:w="4824"/>
-            <w:vAlign w:val="center"/>
-            <w:tcBorders>
-              <w:top w:val="single" w:sz="4" w:space="0" w:color="B8C4D1"/>
-              <w:left w:val="single" w:sz="4" w:space="0" w:color="B8C4D1"/>
-              <w:bottom w:val="single" w:sz="4" w:space="0" w:color="B8C4D1"/>
-              <w:right w:val="single" w:sz="4" w:space="0" w:color="B8C4D1"/>
-            </w:tcBorders>
-            <w:tcMar>
-              <w:top w:w="80" w:type="dxa"/>
-              <w:bottom w:w="80" w:type="dxa"/>
-              <w:start w:w="120" w:type="dxa"/>
-              <w:end w:w="120" w:type="dxa"/>
-            </w:tcMar>
-          </w:tcPr>
-          <w:p>
-            <w:pPr>
-              <w:jc w:val="center"/>
-            </w:pPr>
-            <w:r/>
-            <w:r>
-              <w:rPr>
-                <w:rFonts w:ascii="宋体" w:hAnsi="宋体" w:eastAsia="宋体"/>
-                <w:b w:val="0"/>
-                <w:sz w:val="20"/>
-              </w:rPr>
-              <w:t>下载全部报告</w:t>
-            </w:r>
-          </w:p>
-        </w:tc>
-      </w:tr>
-      <w:tr>
-        <w:tc>
-          <w:tcPr>
-            <w:tcW w:type="dxa" w:w="4824"/>
-            <w:vAlign w:val="center"/>
-            <w:tcBorders>
-              <w:top w:val="single" w:sz="4" w:space="0" w:color="B8C4D1"/>
-              <w:left w:val="single" w:sz="4" w:space="0" w:color="B8C4D1"/>
-              <w:bottom w:val="single" w:sz="4" w:space="0" w:color="B8C4D1"/>
-              <w:right w:val="single" w:sz="4" w:space="0" w:color="B8C4D1"/>
-            </w:tcBorders>
-            <w:tcMar>
-              <w:top w:w="80" w:type="dxa"/>
-              <w:bottom w:w="80" w:type="dxa"/>
-              <w:start w:w="120" w:type="dxa"/>
-              <w:end w:w="120" w:type="dxa"/>
-            </w:tcMar>
-          </w:tcPr>
-          <w:p>
-            <w:pPr>
-              <w:jc w:val="center"/>
-            </w:pPr>
-            <w:r/>
-            <w:r>
-              <w:rPr>
-                <w:rFonts w:ascii="宋体" w:hAnsi="宋体" w:eastAsia="宋体"/>
-                <w:b w:val="0"/>
-                <w:sz w:val="20"/>
-              </w:rPr>
-              <w:t>查看详情</w:t>
-            </w:r>
-          </w:p>
-        </w:tc>
-        <w:tc>
-          <w:tcPr>
-            <w:tcW w:type="dxa" w:w="4824"/>
-            <w:vAlign w:val="center"/>
-            <w:tcBorders>
-              <w:top w:val="single" w:sz="4" w:space="0" w:color="B8C4D1"/>
-              <w:left w:val="single" w:sz="4" w:space="0" w:color="B8C4D1"/>
-              <w:bottom w:val="single" w:sz="4" w:space="0" w:color="B8C4D1"/>
-              <w:right w:val="single" w:sz="4" w:space="0" w:color="B8C4D1"/>
-            </w:tcBorders>
-            <w:tcMar>
-              <w:top w:w="80" w:type="dxa"/>
-              <w:bottom w:w="80" w:type="dxa"/>
-              <w:start w:w="120" w:type="dxa"/>
-              <w:end w:w="120" w:type="dxa"/>
-            </w:tcMar>
-          </w:tcPr>
-          <w:p>
-            <w:pPr>
-              <w:jc w:val="center"/>
-            </w:pPr>
-            <w:r/>
-            <w:r>
-              <w:rPr>
-                <w:rFonts w:ascii="宋体" w:hAnsi="宋体" w:eastAsia="宋体"/>
-                <w:b w:val="0"/>
-                <w:sz w:val="20"/>
-              </w:rPr>
-              <w:t>打开详情抽屉</w:t>
-            </w:r>
-          </w:p>
-        </w:tc>
-      </w:tr>
-      <w:tr>
-        <w:tc>
-          <w:tcPr>
-            <w:tcW w:type="dxa" w:w="4824"/>
-            <w:vAlign w:val="center"/>
-            <w:tcBorders>
-              <w:top w:val="single" w:sz="4" w:space="0" w:color="B8C4D1"/>
-              <w:left w:val="single" w:sz="4" w:space="0" w:color="B8C4D1"/>
-              <w:bottom w:val="single" w:sz="4" w:space="0" w:color="B8C4D1"/>
-              <w:right w:val="single" w:sz="4" w:space="0" w:color="B8C4D1"/>
-            </w:tcBorders>
-            <w:tcMar>
-              <w:top w:w="80" w:type="dxa"/>
-              <w:bottom w:w="80" w:type="dxa"/>
-              <w:start w:w="120" w:type="dxa"/>
-              <w:end w:w="120" w:type="dxa"/>
-            </w:tcMar>
-          </w:tcPr>
-          <w:p>
-            <w:pPr>
-              <w:jc w:val="center"/>
-            </w:pPr>
-            <w:r/>
-            <w:r>
-              <w:rPr>
-                <w:rFonts w:ascii="宋体" w:hAnsi="宋体" w:eastAsia="宋体"/>
-                <w:b w:val="0"/>
-                <w:sz w:val="20"/>
-              </w:rPr>
-              <w:t>重新生成</w:t>
-            </w:r>
-          </w:p>
-        </w:tc>
-        <w:tc>
-          <w:tcPr>
-            <w:tcW w:type="dxa" w:w="4824"/>
-            <w:vAlign w:val="center"/>
-            <w:tcBorders>
-              <w:top w:val="single" w:sz="4" w:space="0" w:color="B8C4D1"/>
-              <w:left w:val="single" w:sz="4" w:space="0" w:color="B8C4D1"/>
-              <w:bottom w:val="single" w:sz="4" w:space="0" w:color="B8C4D1"/>
-              <w:right w:val="single" w:sz="4" w:space="0" w:color="B8C4D1"/>
-            </w:tcBorders>
-            <w:tcMar>
-              <w:top w:w="80" w:type="dxa"/>
-              <w:bottom w:w="80" w:type="dxa"/>
-              <w:start w:w="120" w:type="dxa"/>
-              <w:end w:w="120" w:type="dxa"/>
-            </w:tcMar>
-          </w:tcPr>
-          <w:p>
-            <w:pPr>
-              <w:jc w:val="center"/>
-            </w:pPr>
-            <w:r/>
-            <w:r>
-              <w:rPr>
-                <w:rFonts w:ascii="宋体" w:hAnsi="宋体" w:eastAsia="宋体"/>
-                <w:b w:val="0"/>
-                <w:sz w:val="20"/>
-              </w:rPr>
-              <w:t>回到配置确认页</w:t>
-            </w:r>
-          </w:p>
-        </w:tc>
-      </w:tr>
-    </w:tbl>
-    <w:p>
-      <w:pPr>
-        <w:spacing w:after="40"/>
-      </w:pPr>
-    </w:p>
-    <w:p>
-      <w:pPr>
-        <w:pStyle w:val="Heading2"/>
-      </w:pPr>
-      <w:r>
-        <w:rPr>
-          <w:rFonts w:ascii="宋体" w:hAnsi="宋体" w:eastAsia="宋体"/>
-          <w:b/>
-          <w:color w:val="1F4E79"/>
-          <w:sz w:val="28"/>
-        </w:rPr>
-        <w:t>9.4 详情抽屉</w:t>
+        <w:t>用途：突出下载成品报告。</w:t>
       </w:r>
     </w:p>
     <w:p>
@@ -3907,357 +1269,289 @@
           <w:rFonts w:ascii="宋体" w:hAnsi="宋体" w:eastAsia="宋体"/>
           <w:sz w:val="22"/>
         </w:rPr>
-        <w:t>详情抽屉包含：</w:t>
+        <w:t>首屏标题：</w:t>
       </w:r>
     </w:p>
-    <w:tbl>
-      <w:tblPr>
-        <w:tblStyle w:val="TableGrid"/>
-        <w:tblW w:type="auto" w:w="0"/>
-        <w:jc w:val="center"/>
-        <w:tblLook w:firstColumn="1" w:firstRow="1" w:lastColumn="0" w:lastRow="0" w:noHBand="0" w:noVBand="1" w:val="04A0"/>
-      </w:tblPr>
-      <w:tblGrid>
-        <w:gridCol w:w="4824"/>
-        <w:gridCol w:w="4824"/>
-      </w:tblGrid>
-      <w:tr>
-        <w:tc>
-          <w:tcPr>
-            <w:tcW w:type="dxa" w:w="4824"/>
-            <w:vAlign w:val="center"/>
-            <w:shd w:fill="E8EEF5"/>
-            <w:tcBorders>
-              <w:top w:val="single" w:sz="4" w:space="0" w:color="B8C4D1"/>
-              <w:left w:val="single" w:sz="4" w:space="0" w:color="B8C4D1"/>
-              <w:bottom w:val="single" w:sz="4" w:space="0" w:color="B8C4D1"/>
-              <w:right w:val="single" w:sz="4" w:space="0" w:color="B8C4D1"/>
-            </w:tcBorders>
-            <w:tcMar>
-              <w:top w:w="80" w:type="dxa"/>
-              <w:bottom w:w="80" w:type="dxa"/>
-              <w:start w:w="120" w:type="dxa"/>
-              <w:end w:w="120" w:type="dxa"/>
-            </w:tcMar>
-          </w:tcPr>
-          <w:p>
-            <w:pPr>
-              <w:jc w:val="center"/>
-            </w:pPr>
-            <w:r/>
-            <w:r>
-              <w:rPr>
-                <w:rFonts w:ascii="宋体" w:hAnsi="宋体" w:eastAsia="宋体"/>
-                <w:b/>
-                <w:sz w:val="20"/>
-              </w:rPr>
-              <w:t>标签页</w:t>
-            </w:r>
-          </w:p>
-        </w:tc>
-        <w:tc>
-          <w:tcPr>
-            <w:tcW w:type="dxa" w:w="4824"/>
-            <w:vAlign w:val="center"/>
-            <w:shd w:fill="E8EEF5"/>
-            <w:tcBorders>
-              <w:top w:val="single" w:sz="4" w:space="0" w:color="B8C4D1"/>
-              <w:left w:val="single" w:sz="4" w:space="0" w:color="B8C4D1"/>
-              <w:bottom w:val="single" w:sz="4" w:space="0" w:color="B8C4D1"/>
-              <w:right w:val="single" w:sz="4" w:space="0" w:color="B8C4D1"/>
-            </w:tcBorders>
-            <w:tcMar>
-              <w:top w:w="80" w:type="dxa"/>
-              <w:bottom w:w="80" w:type="dxa"/>
-              <w:start w:w="120" w:type="dxa"/>
-              <w:end w:w="120" w:type="dxa"/>
-            </w:tcMar>
-          </w:tcPr>
-          <w:p>
-            <w:pPr>
-              <w:jc w:val="center"/>
-            </w:pPr>
-            <w:r/>
-            <w:r>
-              <w:rPr>
-                <w:rFonts w:ascii="宋体" w:hAnsi="宋体" w:eastAsia="宋体"/>
-                <w:b/>
-                <w:sz w:val="20"/>
-              </w:rPr>
-              <w:t>内容</w:t>
-            </w:r>
-          </w:p>
-        </w:tc>
-      </w:tr>
-      <w:tr>
-        <w:tc>
-          <w:tcPr>
-            <w:tcW w:type="dxa" w:w="4824"/>
-            <w:vAlign w:val="center"/>
-            <w:tcBorders>
-              <w:top w:val="single" w:sz="4" w:space="0" w:color="B8C4D1"/>
-              <w:left w:val="single" w:sz="4" w:space="0" w:color="B8C4D1"/>
-              <w:bottom w:val="single" w:sz="4" w:space="0" w:color="B8C4D1"/>
-              <w:right w:val="single" w:sz="4" w:space="0" w:color="B8C4D1"/>
-            </w:tcBorders>
-            <w:tcMar>
-              <w:top w:w="80" w:type="dxa"/>
-              <w:bottom w:w="80" w:type="dxa"/>
-              <w:start w:w="120" w:type="dxa"/>
-              <w:end w:w="120" w:type="dxa"/>
-            </w:tcMar>
-          </w:tcPr>
-          <w:p>
-            <w:pPr>
-              <w:jc w:val="center"/>
-            </w:pPr>
-            <w:r/>
-            <w:r>
-              <w:rPr>
-                <w:rFonts w:ascii="宋体" w:hAnsi="宋体" w:eastAsia="宋体"/>
-                <w:b w:val="0"/>
-                <w:sz w:val="20"/>
-              </w:rPr>
-              <w:t>资料识别</w:t>
-            </w:r>
-          </w:p>
-        </w:tc>
-        <w:tc>
-          <w:tcPr>
-            <w:tcW w:type="dxa" w:w="4824"/>
-            <w:vAlign w:val="center"/>
-            <w:tcBorders>
-              <w:top w:val="single" w:sz="4" w:space="0" w:color="B8C4D1"/>
-              <w:left w:val="single" w:sz="4" w:space="0" w:color="B8C4D1"/>
-              <w:bottom w:val="single" w:sz="4" w:space="0" w:color="B8C4D1"/>
-              <w:right w:val="single" w:sz="4" w:space="0" w:color="B8C4D1"/>
-            </w:tcBorders>
-            <w:tcMar>
-              <w:top w:w="80" w:type="dxa"/>
-              <w:bottom w:w="80" w:type="dxa"/>
-              <w:start w:w="120" w:type="dxa"/>
-              <w:end w:w="120" w:type="dxa"/>
-            </w:tcMar>
-          </w:tcPr>
-          <w:p>
-            <w:pPr>
-              <w:jc w:val="left"/>
-            </w:pPr>
-            <w:r/>
-            <w:r>
-              <w:rPr>
-                <w:rFonts w:ascii="宋体" w:hAnsi="宋体" w:eastAsia="宋体"/>
-                <w:b w:val="0"/>
-                <w:sz w:val="20"/>
-              </w:rPr>
-              <w:t>识别到的镇街、附件、公共资料</w:t>
-            </w:r>
-          </w:p>
-        </w:tc>
-      </w:tr>
-      <w:tr>
-        <w:tc>
-          <w:tcPr>
-            <w:tcW w:type="dxa" w:w="4824"/>
-            <w:vAlign w:val="center"/>
-            <w:tcBorders>
-              <w:top w:val="single" w:sz="4" w:space="0" w:color="B8C4D1"/>
-              <w:left w:val="single" w:sz="4" w:space="0" w:color="B8C4D1"/>
-              <w:bottom w:val="single" w:sz="4" w:space="0" w:color="B8C4D1"/>
-              <w:right w:val="single" w:sz="4" w:space="0" w:color="B8C4D1"/>
-            </w:tcBorders>
-            <w:tcMar>
-              <w:top w:w="80" w:type="dxa"/>
-              <w:bottom w:w="80" w:type="dxa"/>
-              <w:start w:w="120" w:type="dxa"/>
-              <w:end w:w="120" w:type="dxa"/>
-            </w:tcMar>
-          </w:tcPr>
-          <w:p>
-            <w:pPr>
-              <w:jc w:val="center"/>
-            </w:pPr>
-            <w:r/>
-            <w:r>
-              <w:rPr>
-                <w:rFonts w:ascii="宋体" w:hAnsi="宋体" w:eastAsia="宋体"/>
-                <w:b w:val="0"/>
-                <w:sz w:val="20"/>
-              </w:rPr>
-              <w:t>金额过程</w:t>
-            </w:r>
-          </w:p>
-        </w:tc>
-        <w:tc>
-          <w:tcPr>
-            <w:tcW w:type="dxa" w:w="4824"/>
-            <w:vAlign w:val="center"/>
-            <w:tcBorders>
-              <w:top w:val="single" w:sz="4" w:space="0" w:color="B8C4D1"/>
-              <w:left w:val="single" w:sz="4" w:space="0" w:color="B8C4D1"/>
-              <w:bottom w:val="single" w:sz="4" w:space="0" w:color="B8C4D1"/>
-              <w:right w:val="single" w:sz="4" w:space="0" w:color="B8C4D1"/>
-            </w:tcBorders>
-            <w:tcMar>
-              <w:top w:w="80" w:type="dxa"/>
-              <w:bottom w:w="80" w:type="dxa"/>
-              <w:start w:w="120" w:type="dxa"/>
-              <w:end w:w="120" w:type="dxa"/>
-            </w:tcMar>
-          </w:tcPr>
-          <w:p>
-            <w:pPr>
-              <w:jc w:val="left"/>
-            </w:pPr>
-            <w:r/>
-            <w:r>
-              <w:rPr>
-                <w:rFonts w:ascii="宋体" w:hAnsi="宋体" w:eastAsia="宋体"/>
-                <w:b w:val="0"/>
-                <w:sz w:val="20"/>
-              </w:rPr>
-              <w:t>Ec1/Ec2、服务费、扣减金额、默认或新方法说明</w:t>
-            </w:r>
-          </w:p>
-        </w:tc>
-      </w:tr>
-      <w:tr>
-        <w:tc>
-          <w:tcPr>
-            <w:tcW w:type="dxa" w:w="4824"/>
-            <w:vAlign w:val="center"/>
-            <w:tcBorders>
-              <w:top w:val="single" w:sz="4" w:space="0" w:color="B8C4D1"/>
-              <w:left w:val="single" w:sz="4" w:space="0" w:color="B8C4D1"/>
-              <w:bottom w:val="single" w:sz="4" w:space="0" w:color="B8C4D1"/>
-              <w:right w:val="single" w:sz="4" w:space="0" w:color="B8C4D1"/>
-            </w:tcBorders>
-            <w:tcMar>
-              <w:top w:w="80" w:type="dxa"/>
-              <w:bottom w:w="80" w:type="dxa"/>
-              <w:start w:w="120" w:type="dxa"/>
-              <w:end w:w="120" w:type="dxa"/>
-            </w:tcMar>
-          </w:tcPr>
-          <w:p>
-            <w:pPr>
-              <w:jc w:val="center"/>
-            </w:pPr>
-            <w:r/>
-            <w:r>
-              <w:rPr>
-                <w:rFonts w:ascii="宋体" w:hAnsi="宋体" w:eastAsia="宋体"/>
-                <w:b w:val="0"/>
-                <w:sz w:val="20"/>
-              </w:rPr>
-              <w:t>校验清单</w:t>
-            </w:r>
-          </w:p>
-        </w:tc>
-        <w:tc>
-          <w:tcPr>
-            <w:tcW w:type="dxa" w:w="4824"/>
-            <w:vAlign w:val="center"/>
-            <w:tcBorders>
-              <w:top w:val="single" w:sz="4" w:space="0" w:color="B8C4D1"/>
-              <w:left w:val="single" w:sz="4" w:space="0" w:color="B8C4D1"/>
-              <w:bottom w:val="single" w:sz="4" w:space="0" w:color="B8C4D1"/>
-              <w:right w:val="single" w:sz="4" w:space="0" w:color="B8C4D1"/>
-            </w:tcBorders>
-            <w:tcMar>
-              <w:top w:w="80" w:type="dxa"/>
-              <w:bottom w:w="80" w:type="dxa"/>
-              <w:start w:w="120" w:type="dxa"/>
-              <w:end w:w="120" w:type="dxa"/>
-            </w:tcMar>
-          </w:tcPr>
-          <w:p>
-            <w:pPr>
-              <w:jc w:val="left"/>
-            </w:pPr>
-            <w:r/>
-            <w:r>
-              <w:rPr>
-                <w:rFonts w:ascii="宋体" w:hAnsi="宋体" w:eastAsia="宋体"/>
-                <w:b w:val="0"/>
-                <w:sz w:val="20"/>
-              </w:rPr>
-              <w:t>文件命名、章节结构、表格序号、金额一致性</w:t>
-            </w:r>
-          </w:p>
-        </w:tc>
-      </w:tr>
-      <w:tr>
-        <w:tc>
-          <w:tcPr>
-            <w:tcW w:type="dxa" w:w="4824"/>
-            <w:vAlign w:val="center"/>
-            <w:tcBorders>
-              <w:top w:val="single" w:sz="4" w:space="0" w:color="B8C4D1"/>
-              <w:left w:val="single" w:sz="4" w:space="0" w:color="B8C4D1"/>
-              <w:bottom w:val="single" w:sz="4" w:space="0" w:color="B8C4D1"/>
-              <w:right w:val="single" w:sz="4" w:space="0" w:color="B8C4D1"/>
-            </w:tcBorders>
-            <w:tcMar>
-              <w:top w:w="80" w:type="dxa"/>
-              <w:bottom w:w="80" w:type="dxa"/>
-              <w:start w:w="120" w:type="dxa"/>
-              <w:end w:w="120" w:type="dxa"/>
-            </w:tcMar>
-          </w:tcPr>
-          <w:p>
-            <w:pPr>
-              <w:jc w:val="center"/>
-            </w:pPr>
-            <w:r/>
-            <w:r>
-              <w:rPr>
-                <w:rFonts w:ascii="宋体" w:hAnsi="宋体" w:eastAsia="宋体"/>
-                <w:b w:val="0"/>
-                <w:sz w:val="20"/>
-              </w:rPr>
-              <w:t>Agent 日志</w:t>
-            </w:r>
-          </w:p>
-        </w:tc>
-        <w:tc>
-          <w:tcPr>
-            <w:tcW w:type="dxa" w:w="4824"/>
-            <w:vAlign w:val="center"/>
-            <w:tcBorders>
-              <w:top w:val="single" w:sz="4" w:space="0" w:color="B8C4D1"/>
-              <w:left w:val="single" w:sz="4" w:space="0" w:color="B8C4D1"/>
-              <w:bottom w:val="single" w:sz="4" w:space="0" w:color="B8C4D1"/>
-              <w:right w:val="single" w:sz="4" w:space="0" w:color="B8C4D1"/>
-            </w:tcBorders>
-            <w:tcMar>
-              <w:top w:w="80" w:type="dxa"/>
-              <w:bottom w:w="80" w:type="dxa"/>
-              <w:start w:w="120" w:type="dxa"/>
-              <w:end w:w="120" w:type="dxa"/>
-            </w:tcMar>
-          </w:tcPr>
-          <w:p>
-            <w:pPr>
-              <w:jc w:val="center"/>
-            </w:pPr>
-            <w:r/>
-            <w:r>
-              <w:rPr>
-                <w:rFonts w:ascii="宋体" w:hAnsi="宋体" w:eastAsia="宋体"/>
-                <w:b w:val="0"/>
-                <w:sz w:val="20"/>
-              </w:rPr>
-              <w:t>自动处理过程和异常记录</w:t>
-            </w:r>
-          </w:p>
-        </w:tc>
-      </w:tr>
-    </w:tbl>
     <w:p>
       <w:pPr>
-        <w:spacing w:after="40"/>
-      </w:pPr>
+        <w:spacing w:after="100"/>
+      </w:pPr>
+      <w:r>
+        <w:rPr>
+          <w:rFonts w:ascii="宋体" w:hAnsi="宋体" w:eastAsia="宋体"/>
+          <w:sz w:val="22"/>
+        </w:rPr>
+        <w:t>“报告已生成”</w:t>
+      </w:r>
+    </w:p>
+    <w:p>
+      <w:pPr>
+        <w:spacing w:after="100"/>
+      </w:pPr>
+      <w:r>
+        <w:rPr>
+          <w:rFonts w:ascii="宋体" w:hAnsi="宋体" w:eastAsia="宋体"/>
+          <w:sz w:val="22"/>
+        </w:rPr>
+        <w:t>主要内容：</w:t>
+      </w:r>
+    </w:p>
+    <w:p>
+      <w:pPr>
+        <w:pStyle w:val="ListBullet"/>
+        <w:spacing w:after="100"/>
+      </w:pPr>
+      <w:r>
+        <w:rPr>
+          <w:rFonts w:ascii="宋体" w:hAnsi="宋体" w:eastAsia="宋体"/>
+          <w:sz w:val="22"/>
+        </w:rPr>
+        <w:t>成品报告下载卡片</w:t>
+      </w:r>
+    </w:p>
+    <w:p>
+      <w:pPr>
+        <w:pStyle w:val="ListBullet"/>
+        <w:spacing w:after="100"/>
+      </w:pPr>
+      <w:r>
+        <w:rPr>
+          <w:rFonts w:ascii="宋体" w:hAnsi="宋体" w:eastAsia="宋体"/>
+          <w:sz w:val="22"/>
+        </w:rPr>
+        <w:t>报告列表</w:t>
+      </w:r>
+    </w:p>
+    <w:p>
+      <w:pPr>
+        <w:pStyle w:val="ListBullet"/>
+        <w:spacing w:after="100"/>
+      </w:pPr>
+      <w:r>
+        <w:rPr>
+          <w:rFonts w:ascii="宋体" w:hAnsi="宋体" w:eastAsia="宋体"/>
+          <w:sz w:val="22"/>
+        </w:rPr>
+        <w:t>生成时间</w:t>
+      </w:r>
+    </w:p>
+    <w:p>
+      <w:pPr>
+        <w:pStyle w:val="ListBullet"/>
+        <w:spacing w:after="100"/>
+      </w:pPr>
+      <w:r>
+        <w:rPr>
+          <w:rFonts w:ascii="宋体" w:hAnsi="宋体" w:eastAsia="宋体"/>
+          <w:sz w:val="22"/>
+        </w:rPr>
+        <w:t>校验状态</w:t>
+      </w:r>
+    </w:p>
+    <w:p>
+      <w:pPr>
+        <w:pStyle w:val="ListBullet"/>
+        <w:spacing w:after="100"/>
+      </w:pPr>
+      <w:r>
+        <w:rPr>
+          <w:rFonts w:ascii="宋体" w:hAnsi="宋体" w:eastAsia="宋体"/>
+          <w:sz w:val="22"/>
+        </w:rPr>
+        <w:t>主按钮：下载成品报告</w:t>
+      </w:r>
+    </w:p>
+    <w:p>
+      <w:pPr>
+        <w:pStyle w:val="ListBullet"/>
+        <w:spacing w:after="100"/>
+      </w:pPr>
+      <w:r>
+        <w:rPr>
+          <w:rFonts w:ascii="宋体" w:hAnsi="宋体" w:eastAsia="宋体"/>
+          <w:sz w:val="22"/>
+        </w:rPr>
+        <w:t>多文件时显示：下载全部</w:t>
+      </w:r>
+    </w:p>
+    <w:p>
+      <w:pPr>
+        <w:spacing w:after="100"/>
+      </w:pPr>
+      <w:r>
+        <w:rPr>
+          <w:rFonts w:ascii="宋体" w:hAnsi="宋体" w:eastAsia="宋体"/>
+          <w:sz w:val="22"/>
+        </w:rPr>
+        <w:t>报告列表字段：</w:t>
+      </w:r>
+    </w:p>
+    <w:p>
+      <w:pPr>
+        <w:pStyle w:val="ListBullet"/>
+        <w:spacing w:after="100"/>
+      </w:pPr>
+      <w:r>
+        <w:rPr>
+          <w:rFonts w:ascii="宋体" w:hAnsi="宋体" w:eastAsia="宋体"/>
+          <w:sz w:val="22"/>
+        </w:rPr>
+        <w:t>序号</w:t>
+      </w:r>
+    </w:p>
+    <w:p>
+      <w:pPr>
+        <w:pStyle w:val="ListBullet"/>
+        <w:spacing w:after="100"/>
+      </w:pPr>
+      <w:r>
+        <w:rPr>
+          <w:rFonts w:ascii="宋体" w:hAnsi="宋体" w:eastAsia="宋体"/>
+          <w:sz w:val="22"/>
+        </w:rPr>
+        <w:t>报告名称</w:t>
+      </w:r>
+    </w:p>
+    <w:p>
+      <w:pPr>
+        <w:pStyle w:val="ListBullet"/>
+        <w:spacing w:after="100"/>
+      </w:pPr>
+      <w:r>
+        <w:rPr>
+          <w:rFonts w:ascii="宋体" w:hAnsi="宋体" w:eastAsia="宋体"/>
+          <w:sz w:val="22"/>
+        </w:rPr>
+        <w:t>镇街</w:t>
+      </w:r>
+    </w:p>
+    <w:p>
+      <w:pPr>
+        <w:pStyle w:val="ListBullet"/>
+        <w:spacing w:after="100"/>
+      </w:pPr>
+      <w:r>
+        <w:rPr>
+          <w:rFonts w:ascii="宋体" w:hAnsi="宋体" w:eastAsia="宋体"/>
+          <w:sz w:val="22"/>
+        </w:rPr>
+        <w:t>状态</w:t>
+      </w:r>
+    </w:p>
+    <w:p>
+      <w:pPr>
+        <w:pStyle w:val="ListBullet"/>
+        <w:spacing w:after="100"/>
+      </w:pPr>
+      <w:r>
+        <w:rPr>
+          <w:rFonts w:ascii="宋体" w:hAnsi="宋体" w:eastAsia="宋体"/>
+          <w:sz w:val="22"/>
+        </w:rPr>
+        <w:t>操作</w:t>
+      </w:r>
+    </w:p>
+    <w:p>
+      <w:pPr>
+        <w:spacing w:after="100"/>
+      </w:pPr>
+      <w:r>
+        <w:rPr>
+          <w:rFonts w:ascii="宋体" w:hAnsi="宋体" w:eastAsia="宋体"/>
+          <w:sz w:val="22"/>
+        </w:rPr>
+        <w:t>右侧摘要：</w:t>
+      </w:r>
+    </w:p>
+    <w:p>
+      <w:pPr>
+        <w:pStyle w:val="ListBullet"/>
+        <w:spacing w:after="100"/>
+      </w:pPr>
+      <w:r>
+        <w:rPr>
+          <w:rFonts w:ascii="宋体" w:hAnsi="宋体" w:eastAsia="宋体"/>
+          <w:sz w:val="22"/>
+        </w:rPr>
+        <w:t>资料包已处理</w:t>
+      </w:r>
+    </w:p>
+    <w:p>
+      <w:pPr>
+        <w:pStyle w:val="ListBullet"/>
+        <w:spacing w:after="100"/>
+      </w:pPr>
+      <w:r>
+        <w:rPr>
+          <w:rFonts w:ascii="宋体" w:hAnsi="宋体" w:eastAsia="宋体"/>
+          <w:sz w:val="22"/>
+        </w:rPr>
+        <w:t>金额核算完成</w:t>
+      </w:r>
+    </w:p>
+    <w:p>
+      <w:pPr>
+        <w:pStyle w:val="ListBullet"/>
+        <w:spacing w:after="100"/>
+      </w:pPr>
+      <w:r>
+        <w:rPr>
+          <w:rFonts w:ascii="宋体" w:hAnsi="宋体" w:eastAsia="宋体"/>
+          <w:sz w:val="22"/>
+        </w:rPr>
+        <w:t>报告校验通过</w:t>
+      </w:r>
+    </w:p>
+    <w:p>
+      <w:pPr>
+        <w:pStyle w:val="ListBullet"/>
+        <w:spacing w:after="100"/>
+      </w:pPr>
+      <w:r>
+        <w:rPr>
+          <w:rFonts w:ascii="宋体" w:hAnsi="宋体" w:eastAsia="宋体"/>
+          <w:sz w:val="22"/>
+        </w:rPr>
+        <w:t>使用默认金额计算方法 / 使用新金额计算方法</w:t>
+      </w:r>
+    </w:p>
+    <w:p>
+      <w:pPr>
+        <w:spacing w:after="100"/>
+      </w:pPr>
+      <w:r>
+        <w:rPr>
+          <w:rFonts w:ascii="宋体" w:hAnsi="宋体" w:eastAsia="宋体"/>
+          <w:sz w:val="22"/>
+        </w:rPr>
+        <w:t>次级操作：</w:t>
+      </w:r>
+    </w:p>
+    <w:p>
+      <w:pPr>
+        <w:pStyle w:val="ListBullet"/>
+        <w:spacing w:after="100"/>
+      </w:pPr>
+      <w:r>
+        <w:rPr>
+          <w:rFonts w:ascii="宋体" w:hAnsi="宋体" w:eastAsia="宋体"/>
+          <w:sz w:val="22"/>
+        </w:rPr>
+        <w:t>查看详情</w:t>
+      </w:r>
+    </w:p>
+    <w:p>
+      <w:pPr>
+        <w:pStyle w:val="ListBullet"/>
+        <w:spacing w:after="100"/>
+      </w:pPr>
+      <w:r>
+        <w:rPr>
+          <w:rFonts w:ascii="宋体" w:hAnsi="宋体" w:eastAsia="宋体"/>
+          <w:sz w:val="22"/>
+        </w:rPr>
+        <w:t>重新生成</w:t>
+      </w:r>
     </w:p>
     <w:p>
       <w:pPr>
@@ -4270,21 +1564,7 @@
           <w:color w:val="1F4E79"/>
           <w:sz w:val="32"/>
         </w:rPr>
-        <w:t>10. 页面六：历史报告</w:t>
-      </w:r>
-    </w:p>
-    <w:p>
-      <w:pPr>
-        <w:pStyle w:val="Heading2"/>
-      </w:pPr>
-      <w:r>
-        <w:rPr>
-          <w:rFonts w:ascii="宋体" w:hAnsi="宋体" w:eastAsia="宋体"/>
-          <w:b/>
-          <w:color w:val="1F4E79"/>
-          <w:sz w:val="28"/>
-        </w:rPr>
-        <w:t>10.1 页面用途</w:t>
+        <w:t>9. 详情抽屉</w:t>
       </w:r>
     </w:p>
     <w:p>
@@ -4296,164 +1576,71 @@
           <w:rFonts w:ascii="宋体" w:hAnsi="宋体" w:eastAsia="宋体"/>
           <w:sz w:val="22"/>
         </w:rPr>
-        <w:t>让用户快速找回已生成的报告。</w:t>
+        <w:t>详情抽屉不作为主流程页面，只在用户点击“查看详情”后出现。</w:t>
       </w:r>
     </w:p>
     <w:p>
       <w:pPr>
-        <w:pStyle w:val="Heading2"/>
+        <w:spacing w:after="100"/>
       </w:pPr>
       <w:r>
         <w:rPr>
           <w:rFonts w:ascii="宋体" w:hAnsi="宋体" w:eastAsia="宋体"/>
-          <w:b/>
-          <w:color w:val="1F4E79"/>
-          <w:sz w:val="28"/>
+          <w:sz w:val="22"/>
         </w:rPr>
-        <w:t>10.2 页面原型</w:t>
+        <w:t>包含四个标签页：</w:t>
       </w:r>
     </w:p>
     <w:p>
       <w:pPr>
-        <w:spacing w:after="80"/>
-        <w:shd w:fill="F2F4F7"/>
+        <w:pStyle w:val="ListNumber"/>
+        <w:spacing w:after="100"/>
       </w:pPr>
       <w:r>
         <w:rPr>
-          <w:rFonts w:ascii="Consolas" w:hAnsi="Consolas" w:eastAsia="Consolas"/>
-          <w:sz w:val="18"/>
+          <w:rFonts w:ascii="宋体" w:hAnsi="宋体" w:eastAsia="宋体"/>
+          <w:sz w:val="22"/>
         </w:rPr>
-        <w:t>┌────────────────────────────────────────────────────────────┐</w:t>
+        <w:t>资料识别：镇街、附件、公共资料、识别状态。</w:t>
       </w:r>
     </w:p>
     <w:p>
       <w:pPr>
-        <w:spacing w:after="80"/>
-        <w:shd w:fill="F2F4F7"/>
+        <w:pStyle w:val="ListNumber"/>
+        <w:spacing w:after="100"/>
       </w:pPr>
       <w:r>
         <w:rPr>
-          <w:rFonts w:ascii="Consolas" w:hAnsi="Consolas" w:eastAsia="Consolas"/>
-          <w:sz w:val="18"/>
+          <w:rFonts w:ascii="宋体" w:hAnsi="宋体" w:eastAsia="宋体"/>
+          <w:sz w:val="22"/>
         </w:rPr>
-        <w:t>│ 历史报告                                                    │</w:t>
+        <w:t>金额过程：Ec1、Ec2、可用性付费、运维服务费、扣减金额、金额方法来源。</w:t>
       </w:r>
     </w:p>
     <w:p>
       <w:pPr>
-        <w:spacing w:after="80"/>
-        <w:shd w:fill="F2F4F7"/>
+        <w:pStyle w:val="ListNumber"/>
+        <w:spacing w:after="100"/>
       </w:pPr>
       <w:r>
         <w:rPr>
-          <w:rFonts w:ascii="Consolas" w:hAnsi="Consolas" w:eastAsia="Consolas"/>
-          <w:sz w:val="18"/>
+          <w:rFonts w:ascii="宋体" w:hAnsi="宋体" w:eastAsia="宋体"/>
+          <w:sz w:val="22"/>
         </w:rPr>
-        <w:t>├────────────────────────────────────────────────────────────┤</w:t>
+        <w:t>校验清单：命名、串镇、表格序号、字体、金额一致性。</w:t>
       </w:r>
     </w:p>
     <w:p>
       <w:pPr>
-        <w:spacing w:after="80"/>
-        <w:shd w:fill="F2F4F7"/>
+        <w:pStyle w:val="ListNumber"/>
+        <w:spacing w:after="100"/>
       </w:pPr>
       <w:r>
         <w:rPr>
-          <w:rFonts w:ascii="Consolas" w:hAnsi="Consolas" w:eastAsia="Consolas"/>
-          <w:sz w:val="18"/>
+          <w:rFonts w:ascii="宋体" w:hAnsi="宋体" w:eastAsia="宋体"/>
+          <w:sz w:val="22"/>
         </w:rPr>
-        <w:t>│ 筛选：生成时间 [全部]  镇街 [全部]  状态 [全部]              │</w:t>
-      </w:r>
-    </w:p>
-    <w:p>
-      <w:pPr>
-        <w:spacing w:after="80"/>
-        <w:shd w:fill="F2F4F7"/>
-      </w:pPr>
-      <w:r>
-        <w:rPr>
-          <w:rFonts w:ascii="Consolas" w:hAnsi="Consolas" w:eastAsia="Consolas"/>
-          <w:sz w:val="18"/>
-        </w:rPr>
-        <w:t>│ ┌────┬──────────────┬──────┬──────────┬────────┐          │</w:t>
-      </w:r>
-    </w:p>
-    <w:p>
-      <w:pPr>
-        <w:spacing w:after="80"/>
-        <w:shd w:fill="F2F4F7"/>
-      </w:pPr>
-      <w:r>
-        <w:rPr>
-          <w:rFonts w:ascii="Consolas" w:hAnsi="Consolas" w:eastAsia="Consolas"/>
-          <w:sz w:val="18"/>
-        </w:rPr>
-        <w:t>│ │序号│报告名称       │镇街数│状态      │操作    │          │</w:t>
-      </w:r>
-    </w:p>
-    <w:p>
-      <w:pPr>
-        <w:spacing w:after="80"/>
-        <w:shd w:fill="F2F4F7"/>
-      </w:pPr>
-      <w:r>
-        <w:rPr>
-          <w:rFonts w:ascii="Consolas" w:hAnsi="Consolas" w:eastAsia="Consolas"/>
-          <w:sz w:val="18"/>
-        </w:rPr>
-        <w:t>│ ├────┼──────────────┼──────┼──────────┼────────┤          │</w:t>
-      </w:r>
-    </w:p>
-    <w:p>
-      <w:pPr>
-        <w:spacing w:after="80"/>
-        <w:shd w:fill="F2F4F7"/>
-      </w:pPr>
-      <w:r>
-        <w:rPr>
-          <w:rFonts w:ascii="Consolas" w:hAnsi="Consolas" w:eastAsia="Consolas"/>
-          <w:sz w:val="18"/>
-        </w:rPr>
-        <w:t>│ │1   │台山市...docx  │17    │已完成    │下载    │          │</w:t>
-      </w:r>
-    </w:p>
-    <w:p>
-      <w:pPr>
-        <w:spacing w:after="80"/>
-        <w:shd w:fill="F2F4F7"/>
-      </w:pPr>
-      <w:r>
-        <w:rPr>
-          <w:rFonts w:ascii="Consolas" w:hAnsi="Consolas" w:eastAsia="Consolas"/>
-          <w:sz w:val="18"/>
-        </w:rPr>
-        <w:t>│ │2   │北陡镇...docx  │1     │已完成    │下载    │          │</w:t>
-      </w:r>
-    </w:p>
-    <w:p>
-      <w:pPr>
-        <w:spacing w:after="80"/>
-        <w:shd w:fill="F2F4F7"/>
-      </w:pPr>
-      <w:r>
-        <w:rPr>
-          <w:rFonts w:ascii="Consolas" w:hAnsi="Consolas" w:eastAsia="Consolas"/>
-          <w:sz w:val="18"/>
-        </w:rPr>
-        <w:t>│ └────┴──────────────┴──────┴──────────┴────────┘          │</w:t>
-      </w:r>
-    </w:p>
-    <w:p>
-      <w:pPr>
-        <w:spacing w:after="80"/>
-        <w:shd w:fill="F2F4F7"/>
-      </w:pPr>
-      <w:r>
-        <w:rPr>
-          <w:rFonts w:ascii="Consolas" w:hAnsi="Consolas" w:eastAsia="Consolas"/>
-          <w:sz w:val="18"/>
-        </w:rPr>
-        <w:t>└────────────────────────────────────────────────────────────┘</w:t>
+        <w:t>Agent 日志：自动处理步骤和异常记录。</w:t>
       </w:r>
     </w:p>
     <w:p>
@@ -4467,7 +1654,7 @@
           <w:color w:val="1F4E79"/>
           <w:sz w:val="32"/>
         </w:rPr>
-        <w:t>11. 组件规范</w:t>
+        <w:t>10. 历史报告</w:t>
       </w:r>
     </w:p>
     <w:p>
@@ -4479,12 +1666,167 @@
           <w:rFonts w:ascii="宋体" w:hAnsi="宋体" w:eastAsia="宋体"/>
           <w:sz w:val="22"/>
         </w:rPr>
-        <w:t>请设计以下可复用组件：</w:t>
+        <w:t>用途：找回已生成报告。</w:t>
       </w:r>
     </w:p>
     <w:p>
       <w:pPr>
-        <w:pStyle w:val="ListNumber"/>
+        <w:spacing w:after="100"/>
+      </w:pPr>
+      <w:r>
+        <w:rPr>
+          <w:rFonts w:ascii="宋体" w:hAnsi="宋体" w:eastAsia="宋体"/>
+          <w:sz w:val="22"/>
+        </w:rPr>
+        <w:t>字段：</w:t>
+      </w:r>
+    </w:p>
+    <w:p>
+      <w:pPr>
+        <w:pStyle w:val="ListBullet"/>
+        <w:spacing w:after="100"/>
+      </w:pPr>
+      <w:r>
+        <w:rPr>
+          <w:rFonts w:ascii="宋体" w:hAnsi="宋体" w:eastAsia="宋体"/>
+          <w:sz w:val="22"/>
+        </w:rPr>
+        <w:t>报告名称</w:t>
+      </w:r>
+    </w:p>
+    <w:p>
+      <w:pPr>
+        <w:pStyle w:val="ListBullet"/>
+        <w:spacing w:after="100"/>
+      </w:pPr>
+      <w:r>
+        <w:rPr>
+          <w:rFonts w:ascii="宋体" w:hAnsi="宋体" w:eastAsia="宋体"/>
+          <w:sz w:val="22"/>
+        </w:rPr>
+        <w:t>资料包名称</w:t>
+      </w:r>
+    </w:p>
+    <w:p>
+      <w:pPr>
+        <w:pStyle w:val="ListBullet"/>
+        <w:spacing w:after="100"/>
+      </w:pPr>
+      <w:r>
+        <w:rPr>
+          <w:rFonts w:ascii="宋体" w:hAnsi="宋体" w:eastAsia="宋体"/>
+          <w:sz w:val="22"/>
+        </w:rPr>
+        <w:t>镇街数量</w:t>
+      </w:r>
+    </w:p>
+    <w:p>
+      <w:pPr>
+        <w:pStyle w:val="ListBullet"/>
+        <w:spacing w:after="100"/>
+      </w:pPr>
+      <w:r>
+        <w:rPr>
+          <w:rFonts w:ascii="宋体" w:hAnsi="宋体" w:eastAsia="宋体"/>
+          <w:sz w:val="22"/>
+        </w:rPr>
+        <w:t>生成时间</w:t>
+      </w:r>
+    </w:p>
+    <w:p>
+      <w:pPr>
+        <w:pStyle w:val="ListBullet"/>
+        <w:spacing w:after="100"/>
+      </w:pPr>
+      <w:r>
+        <w:rPr>
+          <w:rFonts w:ascii="宋体" w:hAnsi="宋体" w:eastAsia="宋体"/>
+          <w:sz w:val="22"/>
+        </w:rPr>
+        <w:t>状态</w:t>
+      </w:r>
+    </w:p>
+    <w:p>
+      <w:pPr>
+        <w:pStyle w:val="ListBullet"/>
+        <w:spacing w:after="100"/>
+      </w:pPr>
+      <w:r>
+        <w:rPr>
+          <w:rFonts w:ascii="宋体" w:hAnsi="宋体" w:eastAsia="宋体"/>
+          <w:sz w:val="22"/>
+        </w:rPr>
+        <w:t>操作</w:t>
+      </w:r>
+    </w:p>
+    <w:p>
+      <w:pPr>
+        <w:spacing w:after="100"/>
+      </w:pPr>
+      <w:r>
+        <w:rPr>
+          <w:rFonts w:ascii="宋体" w:hAnsi="宋体" w:eastAsia="宋体"/>
+          <w:sz w:val="22"/>
+        </w:rPr>
+        <w:t>操作：</w:t>
+      </w:r>
+    </w:p>
+    <w:p>
+      <w:pPr>
+        <w:pStyle w:val="ListBullet"/>
+        <w:spacing w:after="100"/>
+      </w:pPr>
+      <w:r>
+        <w:rPr>
+          <w:rFonts w:ascii="宋体" w:hAnsi="宋体" w:eastAsia="宋体"/>
+          <w:sz w:val="22"/>
+        </w:rPr>
+        <w:t>下载</w:t>
+      </w:r>
+    </w:p>
+    <w:p>
+      <w:pPr>
+        <w:pStyle w:val="ListBullet"/>
+        <w:spacing w:after="100"/>
+      </w:pPr>
+      <w:r>
+        <w:rPr>
+          <w:rFonts w:ascii="宋体" w:hAnsi="宋体" w:eastAsia="宋体"/>
+          <w:sz w:val="22"/>
+        </w:rPr>
+        <w:t>查看详情</w:t>
+      </w:r>
+    </w:p>
+    <w:p>
+      <w:pPr>
+        <w:pStyle w:val="ListBullet"/>
+        <w:spacing w:after="100"/>
+      </w:pPr>
+      <w:r>
+        <w:rPr>
+          <w:rFonts w:ascii="宋体" w:hAnsi="宋体" w:eastAsia="宋体"/>
+          <w:sz w:val="22"/>
+        </w:rPr>
+        <w:t>重新生成</w:t>
+      </w:r>
+    </w:p>
+    <w:p>
+      <w:pPr>
+        <w:pStyle w:val="Heading1"/>
+      </w:pPr>
+      <w:r>
+        <w:rPr>
+          <w:rFonts w:ascii="宋体" w:hAnsi="宋体" w:eastAsia="宋体"/>
+          <w:b/>
+          <w:color w:val="1F4E79"/>
+          <w:sz w:val="32"/>
+        </w:rPr>
+        <w:t>11. 组件清单</w:t>
+      </w:r>
+    </w:p>
+    <w:p>
+      <w:pPr>
+        <w:pStyle w:val="ListBullet"/>
         <w:spacing w:after="100"/>
       </w:pPr>
       <w:r>
@@ -4497,7 +1839,7 @@
     </w:p>
     <w:p>
       <w:pPr>
-        <w:pStyle w:val="ListNumber"/>
+        <w:pStyle w:val="ListBullet"/>
         <w:spacing w:after="100"/>
       </w:pPr>
       <w:r>
@@ -4510,7 +1852,7 @@
     </w:p>
     <w:p>
       <w:pPr>
-        <w:pStyle w:val="ListNumber"/>
+        <w:pStyle w:val="ListBullet"/>
         <w:spacing w:after="100"/>
       </w:pPr>
       <w:r>
@@ -4518,12 +1860,12 @@
           <w:rFonts w:ascii="宋体" w:hAnsi="宋体" w:eastAsia="宋体"/>
           <w:sz w:val="22"/>
         </w:rPr>
-        <w:t>选填金额方法上传区</w:t>
+        <w:t>选填金额方法区</w:t>
       </w:r>
     </w:p>
     <w:p>
       <w:pPr>
-        <w:pStyle w:val="ListNumber"/>
+        <w:pStyle w:val="ListBullet"/>
         <w:spacing w:after="100"/>
       </w:pPr>
       <w:r>
@@ -4531,12 +1873,12 @@
           <w:rFonts w:ascii="宋体" w:hAnsi="宋体" w:eastAsia="宋体"/>
           <w:sz w:val="22"/>
         </w:rPr>
-        <w:t>生成配置确认卡片</w:t>
+        <w:t>生成确认卡片</w:t>
       </w:r>
     </w:p>
     <w:p>
       <w:pPr>
-        <w:pStyle w:val="ListNumber"/>
+        <w:pStyle w:val="ListBullet"/>
         <w:spacing w:after="100"/>
       </w:pPr>
       <w:r>
@@ -4549,7 +1891,7 @@
     </w:p>
     <w:p>
       <w:pPr>
-        <w:pStyle w:val="ListNumber"/>
+        <w:pStyle w:val="ListBullet"/>
         <w:spacing w:after="100"/>
       </w:pPr>
       <w:r>
@@ -4557,12 +1899,12 @@
           <w:rFonts w:ascii="宋体" w:hAnsi="宋体" w:eastAsia="宋体"/>
           <w:sz w:val="22"/>
         </w:rPr>
-        <w:t>Agent 状态卡片</w:t>
+        <w:t>Agent 状态卡</w:t>
       </w:r>
     </w:p>
     <w:p>
       <w:pPr>
-        <w:pStyle w:val="ListNumber"/>
+        <w:pStyle w:val="ListBullet"/>
         <w:spacing w:after="100"/>
       </w:pPr>
       <w:r>
@@ -4570,12 +1912,12 @@
           <w:rFonts w:ascii="宋体" w:hAnsi="宋体" w:eastAsia="宋体"/>
           <w:sz w:val="22"/>
         </w:rPr>
-        <w:t>异常提示卡片</w:t>
+        <w:t>异常提示卡</w:t>
       </w:r>
     </w:p>
     <w:p>
       <w:pPr>
-        <w:pStyle w:val="ListNumber"/>
+        <w:pStyle w:val="ListBullet"/>
         <w:spacing w:after="100"/>
       </w:pPr>
       <w:r>
@@ -4583,12 +1925,12 @@
           <w:rFonts w:ascii="宋体" w:hAnsi="宋体" w:eastAsia="宋体"/>
           <w:sz w:val="22"/>
         </w:rPr>
-        <w:t>成品报告下载卡片</w:t>
+        <w:t>成品报告下载卡</w:t>
       </w:r>
     </w:p>
     <w:p>
       <w:pPr>
-        <w:pStyle w:val="ListNumber"/>
+        <w:pStyle w:val="ListBullet"/>
         <w:spacing w:after="100"/>
       </w:pPr>
       <w:r>
@@ -4601,7 +1943,7 @@
     </w:p>
     <w:p>
       <w:pPr>
-        <w:pStyle w:val="ListNumber"/>
+        <w:pStyle w:val="ListBullet"/>
         <w:spacing w:after="100"/>
       </w:pPr>
       <w:r>
@@ -4614,122 +1956,6 @@
     </w:p>
     <w:p>
       <w:pPr>
-        <w:spacing w:after="100"/>
-      </w:pPr>
-      <w:r>
-        <w:rPr>
-          <w:rFonts w:ascii="宋体" w:hAnsi="宋体" w:eastAsia="宋体"/>
-          <w:sz w:val="22"/>
-        </w:rPr>
-        <w:t>状态标签：</w:t>
-      </w:r>
-    </w:p>
-    <w:p>
-      <w:pPr>
-        <w:pStyle w:val="ListBullet"/>
-        <w:spacing w:after="100"/>
-      </w:pPr>
-      <w:r>
-        <w:rPr>
-          <w:rFonts w:ascii="宋体" w:hAnsi="宋体" w:eastAsia="宋体"/>
-          <w:sz w:val="22"/>
-        </w:rPr>
-        <w:t>待上传</w:t>
-      </w:r>
-    </w:p>
-    <w:p>
-      <w:pPr>
-        <w:pStyle w:val="ListBullet"/>
-        <w:spacing w:after="100"/>
-      </w:pPr>
-      <w:r>
-        <w:rPr>
-          <w:rFonts w:ascii="宋体" w:hAnsi="宋体" w:eastAsia="宋体"/>
-          <w:sz w:val="22"/>
-        </w:rPr>
-        <w:t>已上传</w:t>
-      </w:r>
-    </w:p>
-    <w:p>
-      <w:pPr>
-        <w:pStyle w:val="ListBullet"/>
-        <w:spacing w:after="100"/>
-      </w:pPr>
-      <w:r>
-        <w:rPr>
-          <w:rFonts w:ascii="宋体" w:hAnsi="宋体" w:eastAsia="宋体"/>
-          <w:sz w:val="22"/>
-        </w:rPr>
-        <w:t>自动识别中</w:t>
-      </w:r>
-    </w:p>
-    <w:p>
-      <w:pPr>
-        <w:pStyle w:val="ListBullet"/>
-        <w:spacing w:after="100"/>
-      </w:pPr>
-      <w:r>
-        <w:rPr>
-          <w:rFonts w:ascii="宋体" w:hAnsi="宋体" w:eastAsia="宋体"/>
-          <w:sz w:val="22"/>
-        </w:rPr>
-        <w:t>正在生成</w:t>
-      </w:r>
-    </w:p>
-    <w:p>
-      <w:pPr>
-        <w:pStyle w:val="ListBullet"/>
-        <w:spacing w:after="100"/>
-      </w:pPr>
-      <w:r>
-        <w:rPr>
-          <w:rFonts w:ascii="宋体" w:hAnsi="宋体" w:eastAsia="宋体"/>
-          <w:sz w:val="22"/>
-        </w:rPr>
-        <w:t>需确认</w:t>
-      </w:r>
-    </w:p>
-    <w:p>
-      <w:pPr>
-        <w:pStyle w:val="ListBullet"/>
-        <w:spacing w:after="100"/>
-      </w:pPr>
-      <w:r>
-        <w:rPr>
-          <w:rFonts w:ascii="宋体" w:hAnsi="宋体" w:eastAsia="宋体"/>
-          <w:sz w:val="22"/>
-        </w:rPr>
-        <w:t>已完成</w:t>
-      </w:r>
-    </w:p>
-    <w:p>
-      <w:pPr>
-        <w:pStyle w:val="ListBullet"/>
-        <w:spacing w:after="100"/>
-      </w:pPr>
-      <w:r>
-        <w:rPr>
-          <w:rFonts w:ascii="宋体" w:hAnsi="宋体" w:eastAsia="宋体"/>
-          <w:sz w:val="22"/>
-        </w:rPr>
-        <w:t>有警告</w:t>
-      </w:r>
-    </w:p>
-    <w:p>
-      <w:pPr>
-        <w:pStyle w:val="ListBullet"/>
-        <w:spacing w:after="100"/>
-      </w:pPr>
-      <w:r>
-        <w:rPr>
-          <w:rFonts w:ascii="宋体" w:hAnsi="宋体" w:eastAsia="宋体"/>
-          <w:sz w:val="22"/>
-        </w:rPr>
-        <w:t>已阻断</w:t>
-      </w:r>
-    </w:p>
-    <w:p>
-      <w:pPr>
         <w:pStyle w:val="Heading1"/>
       </w:pPr>
       <w:r>
@@ -4739,7 +1965,7 @@
           <w:color w:val="1F4E79"/>
           <w:sz w:val="32"/>
         </w:rPr>
-        <w:t>12. 视觉与文案规范</w:t>
+        <w:t>12. 视觉规范</w:t>
       </w:r>
     </w:p>
     <w:p>
@@ -4751,7 +1977,7 @@
           <w:rFonts w:ascii="宋体" w:hAnsi="宋体" w:eastAsia="宋体"/>
           <w:sz w:val="22"/>
         </w:rPr>
-        <w:t>整体风格：正式、理性、稳重、清晰，适合政务和工程项目资料处理。</w:t>
+        <w:t>风格：正式、稳重、清晰、政务工具感。</w:t>
       </w:r>
     </w:p>
     <w:p>
@@ -4763,12 +1989,12 @@
           <w:rFonts w:ascii="宋体" w:hAnsi="宋体" w:eastAsia="宋体"/>
           <w:sz w:val="22"/>
         </w:rPr>
-        <w:t>设计要求：</w:t>
+        <w:t>建议：</w:t>
       </w:r>
     </w:p>
     <w:p>
       <w:pPr>
-        <w:pStyle w:val="ListNumber"/>
+        <w:pStyle w:val="ListBullet"/>
         <w:spacing w:after="100"/>
       </w:pPr>
       <w:r>
@@ -4776,12 +2002,12 @@
           <w:rFonts w:ascii="宋体" w:hAnsi="宋体" w:eastAsia="宋体"/>
           <w:sz w:val="22"/>
         </w:rPr>
-        <w:t>不做营销官网。</w:t>
+        <w:t>主色使用深蓝灰或深绿色。</w:t>
       </w:r>
     </w:p>
     <w:p>
       <w:pPr>
-        <w:pStyle w:val="ListNumber"/>
+        <w:pStyle w:val="ListBullet"/>
         <w:spacing w:after="100"/>
       </w:pPr>
       <w:r>
@@ -4789,12 +2015,12 @@
           <w:rFonts w:ascii="宋体" w:hAnsi="宋体" w:eastAsia="宋体"/>
           <w:sz w:val="22"/>
         </w:rPr>
-        <w:t>不使用夸张渐变或装饰背景。</w:t>
+        <w:t>背景使用浅灰白。</w:t>
       </w:r>
     </w:p>
     <w:p>
       <w:pPr>
-        <w:pStyle w:val="ListNumber"/>
+        <w:pStyle w:val="ListBullet"/>
         <w:spacing w:after="100"/>
       </w:pPr>
       <w:r>
@@ -4802,12 +2028,12 @@
           <w:rFonts w:ascii="宋体" w:hAnsi="宋体" w:eastAsia="宋体"/>
           <w:sz w:val="22"/>
         </w:rPr>
-        <w:t>不让用户在多个管理入口中寻找功能。</w:t>
+        <w:t>成功为绿色，警告为黄色，阻断为红色。</w:t>
       </w:r>
     </w:p>
     <w:p>
       <w:pPr>
-        <w:pStyle w:val="ListNumber"/>
+        <w:pStyle w:val="ListBullet"/>
         <w:spacing w:after="100"/>
       </w:pPr>
       <w:r>
@@ -4815,12 +2041,12 @@
           <w:rFonts w:ascii="宋体" w:hAnsi="宋体" w:eastAsia="宋体"/>
           <w:sz w:val="22"/>
         </w:rPr>
-        <w:t>主操作始终围绕“上传资料包”和“下载成品报告”。</w:t>
+        <w:t>不做营销首页。</w:t>
       </w:r>
     </w:p>
     <w:p>
       <w:pPr>
-        <w:pStyle w:val="ListNumber"/>
+        <w:pStyle w:val="ListBullet"/>
         <w:spacing w:after="100"/>
       </w:pPr>
       <w:r>
@@ -4828,11 +2054,12 @@
           <w:rFonts w:ascii="宋体" w:hAnsi="宋体" w:eastAsia="宋体"/>
           <w:sz w:val="22"/>
         </w:rPr>
-        <w:t>金额过程、校验清单、Agent 日志作为详情展示。</w:t>
+        <w:t>不使用大面积插画和夸张渐变。</w:t>
       </w:r>
     </w:p>
     <w:p>
       <w:pPr>
+        <w:pStyle w:val="ListBullet"/>
         <w:spacing w:after="100"/>
       </w:pPr>
       <w:r>
@@ -4840,423 +2067,21 @@
           <w:rFonts w:ascii="宋体" w:hAnsi="宋体" w:eastAsia="宋体"/>
           <w:sz w:val="22"/>
         </w:rPr>
-        <w:t>推荐文案：</w:t>
+        <w:t>卡片用于任务、上传、结果和异常，不要层层嵌套。</w:t>
       </w:r>
     </w:p>
-    <w:tbl>
-      <w:tblPr>
-        <w:tblStyle w:val="TableGrid"/>
-        <w:tblW w:type="auto" w:w="0"/>
-        <w:jc w:val="center"/>
-        <w:tblLook w:firstColumn="1" w:firstRow="1" w:lastColumn="0" w:lastRow="0" w:noHBand="0" w:noVBand="1" w:val="04A0"/>
-      </w:tblPr>
-      <w:tblGrid>
-        <w:gridCol w:w="4824"/>
-        <w:gridCol w:w="4824"/>
-      </w:tblGrid>
-      <w:tr>
-        <w:tc>
-          <w:tcPr>
-            <w:tcW w:type="dxa" w:w="4824"/>
-            <w:vAlign w:val="center"/>
-            <w:shd w:fill="E8EEF5"/>
-            <w:tcBorders>
-              <w:top w:val="single" w:sz="4" w:space="0" w:color="B8C4D1"/>
-              <w:left w:val="single" w:sz="4" w:space="0" w:color="B8C4D1"/>
-              <w:bottom w:val="single" w:sz="4" w:space="0" w:color="B8C4D1"/>
-              <w:right w:val="single" w:sz="4" w:space="0" w:color="B8C4D1"/>
-            </w:tcBorders>
-            <w:tcMar>
-              <w:top w:w="80" w:type="dxa"/>
-              <w:bottom w:w="80" w:type="dxa"/>
-              <w:start w:w="120" w:type="dxa"/>
-              <w:end w:w="120" w:type="dxa"/>
-            </w:tcMar>
-          </w:tcPr>
-          <w:p>
-            <w:pPr>
-              <w:jc w:val="center"/>
-            </w:pPr>
-            <w:r/>
-            <w:r>
-              <w:rPr>
-                <w:rFonts w:ascii="宋体" w:hAnsi="宋体" w:eastAsia="宋体"/>
-                <w:b/>
-                <w:sz w:val="20"/>
-              </w:rPr>
-              <w:t>场景</w:t>
-            </w:r>
-          </w:p>
-        </w:tc>
-        <w:tc>
-          <w:tcPr>
-            <w:tcW w:type="dxa" w:w="4824"/>
-            <w:vAlign w:val="center"/>
-            <w:shd w:fill="E8EEF5"/>
-            <w:tcBorders>
-              <w:top w:val="single" w:sz="4" w:space="0" w:color="B8C4D1"/>
-              <w:left w:val="single" w:sz="4" w:space="0" w:color="B8C4D1"/>
-              <w:bottom w:val="single" w:sz="4" w:space="0" w:color="B8C4D1"/>
-              <w:right w:val="single" w:sz="4" w:space="0" w:color="B8C4D1"/>
-            </w:tcBorders>
-            <w:tcMar>
-              <w:top w:w="80" w:type="dxa"/>
-              <w:bottom w:w="80" w:type="dxa"/>
-              <w:start w:w="120" w:type="dxa"/>
-              <w:end w:w="120" w:type="dxa"/>
-            </w:tcMar>
-          </w:tcPr>
-          <w:p>
-            <w:pPr>
-              <w:jc w:val="center"/>
-            </w:pPr>
-            <w:r/>
-            <w:r>
-              <w:rPr>
-                <w:rFonts w:ascii="宋体" w:hAnsi="宋体" w:eastAsia="宋体"/>
-                <w:b/>
-                <w:sz w:val="20"/>
-              </w:rPr>
-              <w:t>文案</w:t>
-            </w:r>
-          </w:p>
-        </w:tc>
-      </w:tr>
-      <w:tr>
-        <w:tc>
-          <w:tcPr>
-            <w:tcW w:type="dxa" w:w="4824"/>
-            <w:vAlign w:val="center"/>
-            <w:tcBorders>
-              <w:top w:val="single" w:sz="4" w:space="0" w:color="B8C4D1"/>
-              <w:left w:val="single" w:sz="4" w:space="0" w:color="B8C4D1"/>
-              <w:bottom w:val="single" w:sz="4" w:space="0" w:color="B8C4D1"/>
-              <w:right w:val="single" w:sz="4" w:space="0" w:color="B8C4D1"/>
-            </w:tcBorders>
-            <w:tcMar>
-              <w:top w:w="80" w:type="dxa"/>
-              <w:bottom w:w="80" w:type="dxa"/>
-              <w:start w:w="120" w:type="dxa"/>
-              <w:end w:w="120" w:type="dxa"/>
-            </w:tcMar>
-          </w:tcPr>
-          <w:p>
-            <w:pPr>
-              <w:jc w:val="center"/>
-            </w:pPr>
-            <w:r/>
-            <w:r>
-              <w:rPr>
-                <w:rFonts w:ascii="宋体" w:hAnsi="宋体" w:eastAsia="宋体"/>
-                <w:b w:val="0"/>
-                <w:sz w:val="20"/>
-              </w:rPr>
-              <w:t>上传提示</w:t>
-            </w:r>
-          </w:p>
-        </w:tc>
-        <w:tc>
-          <w:tcPr>
-            <w:tcW w:type="dxa" w:w="4824"/>
-            <w:vAlign w:val="center"/>
-            <w:tcBorders>
-              <w:top w:val="single" w:sz="4" w:space="0" w:color="B8C4D1"/>
-              <w:left w:val="single" w:sz="4" w:space="0" w:color="B8C4D1"/>
-              <w:bottom w:val="single" w:sz="4" w:space="0" w:color="B8C4D1"/>
-              <w:right w:val="single" w:sz="4" w:space="0" w:color="B8C4D1"/>
-            </w:tcBorders>
-            <w:tcMar>
-              <w:top w:w="80" w:type="dxa"/>
-              <w:bottom w:w="80" w:type="dxa"/>
-              <w:start w:w="120" w:type="dxa"/>
-              <w:end w:w="120" w:type="dxa"/>
-            </w:tcMar>
-          </w:tcPr>
-          <w:p>
-            <w:pPr>
-              <w:jc w:val="left"/>
-            </w:pPr>
-            <w:r/>
-            <w:r>
-              <w:rPr>
-                <w:rFonts w:ascii="宋体" w:hAnsi="宋体" w:eastAsia="宋体"/>
-                <w:b w:val="0"/>
-                <w:sz w:val="20"/>
-              </w:rPr>
-              <w:t>上传资料包，系统将自动识别资料并生成报告</w:t>
-            </w:r>
-          </w:p>
-        </w:tc>
-      </w:tr>
-      <w:tr>
-        <w:tc>
-          <w:tcPr>
-            <w:tcW w:type="dxa" w:w="4824"/>
-            <w:vAlign w:val="center"/>
-            <w:tcBorders>
-              <w:top w:val="single" w:sz="4" w:space="0" w:color="B8C4D1"/>
-              <w:left w:val="single" w:sz="4" w:space="0" w:color="B8C4D1"/>
-              <w:bottom w:val="single" w:sz="4" w:space="0" w:color="B8C4D1"/>
-              <w:right w:val="single" w:sz="4" w:space="0" w:color="B8C4D1"/>
-            </w:tcBorders>
-            <w:tcMar>
-              <w:top w:w="80" w:type="dxa"/>
-              <w:bottom w:w="80" w:type="dxa"/>
-              <w:start w:w="120" w:type="dxa"/>
-              <w:end w:w="120" w:type="dxa"/>
-            </w:tcMar>
-          </w:tcPr>
-          <w:p>
-            <w:pPr>
-              <w:jc w:val="center"/>
-            </w:pPr>
-            <w:r/>
-            <w:r>
-              <w:rPr>
-                <w:rFonts w:ascii="宋体" w:hAnsi="宋体" w:eastAsia="宋体"/>
-                <w:b w:val="0"/>
-                <w:sz w:val="20"/>
-              </w:rPr>
-              <w:t>金额方法缺失</w:t>
-            </w:r>
-          </w:p>
-        </w:tc>
-        <w:tc>
-          <w:tcPr>
-            <w:tcW w:type="dxa" w:w="4824"/>
-            <w:vAlign w:val="center"/>
-            <w:tcBorders>
-              <w:top w:val="single" w:sz="4" w:space="0" w:color="B8C4D1"/>
-              <w:left w:val="single" w:sz="4" w:space="0" w:color="B8C4D1"/>
-              <w:bottom w:val="single" w:sz="4" w:space="0" w:color="B8C4D1"/>
-              <w:right w:val="single" w:sz="4" w:space="0" w:color="B8C4D1"/>
-            </w:tcBorders>
-            <w:tcMar>
-              <w:top w:w="80" w:type="dxa"/>
-              <w:bottom w:w="80" w:type="dxa"/>
-              <w:start w:w="120" w:type="dxa"/>
-              <w:end w:w="120" w:type="dxa"/>
-            </w:tcMar>
-          </w:tcPr>
-          <w:p>
-            <w:pPr>
-              <w:jc w:val="left"/>
-            </w:pPr>
-            <w:r/>
-            <w:r>
-              <w:rPr>
-                <w:rFonts w:ascii="宋体" w:hAnsi="宋体" w:eastAsia="宋体"/>
-                <w:b w:val="0"/>
-                <w:sz w:val="20"/>
-              </w:rPr>
-              <w:t>未提供新的金额计算方法，将使用默认金额计算方法</w:t>
-            </w:r>
-          </w:p>
-        </w:tc>
-      </w:tr>
-      <w:tr>
-        <w:tc>
-          <w:tcPr>
-            <w:tcW w:type="dxa" w:w="4824"/>
-            <w:vAlign w:val="center"/>
-            <w:tcBorders>
-              <w:top w:val="single" w:sz="4" w:space="0" w:color="B8C4D1"/>
-              <w:left w:val="single" w:sz="4" w:space="0" w:color="B8C4D1"/>
-              <w:bottom w:val="single" w:sz="4" w:space="0" w:color="B8C4D1"/>
-              <w:right w:val="single" w:sz="4" w:space="0" w:color="B8C4D1"/>
-            </w:tcBorders>
-            <w:tcMar>
-              <w:top w:w="80" w:type="dxa"/>
-              <w:bottom w:w="80" w:type="dxa"/>
-              <w:start w:w="120" w:type="dxa"/>
-              <w:end w:w="120" w:type="dxa"/>
-            </w:tcMar>
-          </w:tcPr>
-          <w:p>
-            <w:pPr>
-              <w:jc w:val="center"/>
-            </w:pPr>
-            <w:r/>
-            <w:r>
-              <w:rPr>
-                <w:rFonts w:ascii="宋体" w:hAnsi="宋体" w:eastAsia="宋体"/>
-                <w:b w:val="0"/>
-                <w:sz w:val="20"/>
-              </w:rPr>
-              <w:t>生成中</w:t>
-            </w:r>
-          </w:p>
-        </w:tc>
-        <w:tc>
-          <w:tcPr>
-            <w:tcW w:type="dxa" w:w="4824"/>
-            <w:vAlign w:val="center"/>
-            <w:tcBorders>
-              <w:top w:val="single" w:sz="4" w:space="0" w:color="B8C4D1"/>
-              <w:left w:val="single" w:sz="4" w:space="0" w:color="B8C4D1"/>
-              <w:bottom w:val="single" w:sz="4" w:space="0" w:color="B8C4D1"/>
-              <w:right w:val="single" w:sz="4" w:space="0" w:color="B8C4D1"/>
-            </w:tcBorders>
-            <w:tcMar>
-              <w:top w:w="80" w:type="dxa"/>
-              <w:bottom w:w="80" w:type="dxa"/>
-              <w:start w:w="120" w:type="dxa"/>
-              <w:end w:w="120" w:type="dxa"/>
-            </w:tcMar>
-          </w:tcPr>
-          <w:p>
-            <w:pPr>
-              <w:jc w:val="center"/>
-            </w:pPr>
-            <w:r/>
-            <w:r>
-              <w:rPr>
-                <w:rFonts w:ascii="宋体" w:hAnsi="宋体" w:eastAsia="宋体"/>
-                <w:b w:val="0"/>
-                <w:sz w:val="20"/>
-              </w:rPr>
-              <w:t>正在生成正式报告，请稍候</w:t>
-            </w:r>
-          </w:p>
-        </w:tc>
-      </w:tr>
-      <w:tr>
-        <w:tc>
-          <w:tcPr>
-            <w:tcW w:type="dxa" w:w="4824"/>
-            <w:vAlign w:val="center"/>
-            <w:tcBorders>
-              <w:top w:val="single" w:sz="4" w:space="0" w:color="B8C4D1"/>
-              <w:left w:val="single" w:sz="4" w:space="0" w:color="B8C4D1"/>
-              <w:bottom w:val="single" w:sz="4" w:space="0" w:color="B8C4D1"/>
-              <w:right w:val="single" w:sz="4" w:space="0" w:color="B8C4D1"/>
-            </w:tcBorders>
-            <w:tcMar>
-              <w:top w:w="80" w:type="dxa"/>
-              <w:bottom w:w="80" w:type="dxa"/>
-              <w:start w:w="120" w:type="dxa"/>
-              <w:end w:w="120" w:type="dxa"/>
-            </w:tcMar>
-          </w:tcPr>
-          <w:p>
-            <w:pPr>
-              <w:jc w:val="center"/>
-            </w:pPr>
-            <w:r/>
-            <w:r>
-              <w:rPr>
-                <w:rFonts w:ascii="宋体" w:hAnsi="宋体" w:eastAsia="宋体"/>
-                <w:b w:val="0"/>
-                <w:sz w:val="20"/>
-              </w:rPr>
-              <w:t>生成完成</w:t>
-            </w:r>
-          </w:p>
-        </w:tc>
-        <w:tc>
-          <w:tcPr>
-            <w:tcW w:type="dxa" w:w="4824"/>
-            <w:vAlign w:val="center"/>
-            <w:tcBorders>
-              <w:top w:val="single" w:sz="4" w:space="0" w:color="B8C4D1"/>
-              <w:left w:val="single" w:sz="4" w:space="0" w:color="B8C4D1"/>
-              <w:bottom w:val="single" w:sz="4" w:space="0" w:color="B8C4D1"/>
-              <w:right w:val="single" w:sz="4" w:space="0" w:color="B8C4D1"/>
-            </w:tcBorders>
-            <w:tcMar>
-              <w:top w:w="80" w:type="dxa"/>
-              <w:bottom w:w="80" w:type="dxa"/>
-              <w:start w:w="120" w:type="dxa"/>
-              <w:end w:w="120" w:type="dxa"/>
-            </w:tcMar>
-          </w:tcPr>
-          <w:p>
-            <w:pPr>
-              <w:jc w:val="left"/>
-            </w:pPr>
-            <w:r/>
-            <w:r>
-              <w:rPr>
-                <w:rFonts w:ascii="宋体" w:hAnsi="宋体" w:eastAsia="宋体"/>
-                <w:b w:val="0"/>
-                <w:sz w:val="20"/>
-              </w:rPr>
-              <w:t>报告已生成，可下载成品报告</w:t>
-            </w:r>
-          </w:p>
-        </w:tc>
-      </w:tr>
-      <w:tr>
-        <w:tc>
-          <w:tcPr>
-            <w:tcW w:type="dxa" w:w="4824"/>
-            <w:vAlign w:val="center"/>
-            <w:tcBorders>
-              <w:top w:val="single" w:sz="4" w:space="0" w:color="B8C4D1"/>
-              <w:left w:val="single" w:sz="4" w:space="0" w:color="B8C4D1"/>
-              <w:bottom w:val="single" w:sz="4" w:space="0" w:color="B8C4D1"/>
-              <w:right w:val="single" w:sz="4" w:space="0" w:color="B8C4D1"/>
-            </w:tcBorders>
-            <w:tcMar>
-              <w:top w:w="80" w:type="dxa"/>
-              <w:bottom w:w="80" w:type="dxa"/>
-              <w:start w:w="120" w:type="dxa"/>
-              <w:end w:w="120" w:type="dxa"/>
-            </w:tcMar>
-          </w:tcPr>
-          <w:p>
-            <w:pPr>
-              <w:jc w:val="center"/>
-            </w:pPr>
-            <w:r/>
-            <w:r>
-              <w:rPr>
-                <w:rFonts w:ascii="宋体" w:hAnsi="宋体" w:eastAsia="宋体"/>
-                <w:b w:val="0"/>
-                <w:sz w:val="20"/>
-              </w:rPr>
-              <w:t>阻断异常</w:t>
-            </w:r>
-          </w:p>
-        </w:tc>
-        <w:tc>
-          <w:tcPr>
-            <w:tcW w:type="dxa" w:w="4824"/>
-            <w:vAlign w:val="center"/>
-            <w:tcBorders>
-              <w:top w:val="single" w:sz="4" w:space="0" w:color="B8C4D1"/>
-              <w:left w:val="single" w:sz="4" w:space="0" w:color="B8C4D1"/>
-              <w:bottom w:val="single" w:sz="4" w:space="0" w:color="B8C4D1"/>
-              <w:right w:val="single" w:sz="4" w:space="0" w:color="B8C4D1"/>
-            </w:tcBorders>
-            <w:tcMar>
-              <w:top w:w="80" w:type="dxa"/>
-              <w:bottom w:w="80" w:type="dxa"/>
-              <w:start w:w="120" w:type="dxa"/>
-              <w:end w:w="120" w:type="dxa"/>
-            </w:tcMar>
-          </w:tcPr>
-          <w:p>
-            <w:pPr>
-              <w:jc w:val="left"/>
-            </w:pPr>
-            <w:r/>
-            <w:r>
-              <w:rPr>
-                <w:rFonts w:ascii="宋体" w:hAnsi="宋体" w:eastAsia="宋体"/>
-                <w:b w:val="0"/>
-                <w:sz w:val="20"/>
-              </w:rPr>
-              <w:t>当前资料无法继续生成，请按提示补充或重新上传</w:t>
-            </w:r>
-          </w:p>
-        </w:tc>
-      </w:tr>
-    </w:tbl>
     <w:p>
       <w:pPr>
-        <w:spacing w:after="40"/>
-      </w:pPr>
+        <w:pStyle w:val="ListBullet"/>
+        <w:spacing w:after="100"/>
+      </w:pPr>
+      <w:r>
+        <w:rPr>
+          <w:rFonts w:ascii="宋体" w:hAnsi="宋体" w:eastAsia="宋体"/>
+          <w:sz w:val="22"/>
+        </w:rPr>
+        <w:t>主按钮始终清晰醒目。</w:t>
+      </w:r>
     </w:p>
     <w:p>
       <w:pPr>
@@ -5269,7 +2094,7 @@
           <w:color w:val="1F4E79"/>
           <w:sz w:val="32"/>
         </w:rPr>
-        <w:t>13. 验收检查点</w:t>
+        <w:t>13. 验收点</w:t>
       </w:r>
     </w:p>
     <w:p>
@@ -5282,7 +2107,7 @@
           <w:rFonts w:ascii="宋体" w:hAnsi="宋体" w:eastAsia="宋体"/>
           <w:sz w:val="22"/>
         </w:rPr>
-        <w:t>用户可在首页直接进入上传资料包。</w:t>
+        <w:t>首页能清楚引导用户上传资料包。</w:t>
       </w:r>
     </w:p>
     <w:p>
@@ -5295,7 +2120,7 @@
           <w:rFonts w:ascii="宋体" w:hAnsi="宋体" w:eastAsia="宋体"/>
           <w:sz w:val="22"/>
         </w:rPr>
-        <w:t>用户能明确知道资料包必填、新的金额计算方法选填。</w:t>
+        <w:t>上传页明确区分必填资料包和选填金额方法。</w:t>
       </w:r>
     </w:p>
     <w:p>
@@ -5308,7 +2133,7 @@
           <w:rFonts w:ascii="宋体" w:hAnsi="宋体" w:eastAsia="宋体"/>
           <w:sz w:val="22"/>
         </w:rPr>
-        <w:t>未提供新的金额计算方法时，系统能自动使用默认金额计算方法继续生成。</w:t>
+        <w:t>未提供新的金额计算方法时，系统显示使用默认金额计算方法。</w:t>
       </w:r>
     </w:p>
     <w:p>
@@ -5321,7 +2146,7 @@
           <w:rFonts w:ascii="宋体" w:hAnsi="宋体" w:eastAsia="宋体"/>
           <w:sz w:val="22"/>
         </w:rPr>
-        <w:t>生成过程能展示清晰进度和 Agent 状态。</w:t>
+        <w:t>生成过程不要求用户逐项确认。</w:t>
       </w:r>
     </w:p>
     <w:p>
@@ -5334,7 +2159,7 @@
           <w:rFonts w:ascii="宋体" w:hAnsi="宋体" w:eastAsia="宋体"/>
           <w:sz w:val="22"/>
         </w:rPr>
-        <w:t>结果页第一优先级是下载成品 DOCX 报告。</w:t>
+        <w:t>结果页最突出的是成品 DOCX 报告下载。</w:t>
       </w:r>
     </w:p>
     <w:p>
@@ -5347,7 +2172,7 @@
           <w:rFonts w:ascii="宋体" w:hAnsi="宋体" w:eastAsia="宋体"/>
           <w:sz w:val="22"/>
         </w:rPr>
-        <w:t>详情抽屉可查看金额过程、校验清单和 Agent 日志。</w:t>
+        <w:t>金额过程和校验清单可以查看，但不是主输出。</w:t>
       </w:r>
     </w:p>
     <w:sectPr>
